--- a/student_assignment_03/report/Kresimir_Hartl_Z2.docx
+++ b/student_assignment_03/report/Kresimir_Hartl_Z2.docx
@@ -973,7 +973,20 @@
     <w:p>
       <w:pPr>
         <w:pStyle w:val="TEKST"/>
-      </w:pPr>
+        <w:rPr>
+          <w:sz w:val="20"/>
+          <w:szCs w:val="20"/>
+        </w:rPr>
+      </w:pPr>
+      <w:r>
+        <w:fldChar w:fldCharType="begin"/>
+      </w:r>
+      <w:r>
+        <w:instrText xml:space="preserve"> LINK Excel.Sheet.12 "C:\\truenas-kresimir-share-cp\\FSB\\semestar_09\\interakcija-covjeka-i-robota\\interakcija-covjeka-i-robota\\student_assignment_03\\outputs\\excel\\excel_to_word.xlsx" "Sheet1!R3C11:R8C14" \a \f 5 \h  \* MERGEFORMAT </w:instrText>
+      </w:r>
+      <w:r>
+        <w:fldChar w:fldCharType="separate"/>
+      </w:r>
     </w:p>
     <w:p>
       <w:pPr>
@@ -1023,14 +1036,10 @@
         <w:tblLook w:val="04A0" w:firstRow="1" w:lastRow="0" w:firstColumn="1" w:lastColumn="0" w:noHBand="0" w:noVBand="1"/>
       </w:tblPr>
       <w:tblGrid>
-        <w:gridCol w:w="1413"/>
-        <w:gridCol w:w="1082"/>
-        <w:gridCol w:w="1105"/>
-        <w:gridCol w:w="1129"/>
-        <w:gridCol w:w="1105"/>
-        <w:gridCol w:w="895"/>
-        <w:gridCol w:w="872"/>
-        <w:gridCol w:w="1459"/>
+        <w:gridCol w:w="1411"/>
+        <w:gridCol w:w="2963"/>
+        <w:gridCol w:w="2559"/>
+        <w:gridCol w:w="2127"/>
       </w:tblGrid>
       <w:tr>
         <w:trPr>
@@ -1042,362 +1051,88 @@
             <w:cnfStyle w:val="001000000000" w:firstRow="0" w:lastRow="0" w:firstColumn="1" w:lastColumn="0" w:oddVBand="0" w:evenVBand="0" w:oddHBand="0" w:evenHBand="0" w:firstRowFirstColumn="0" w:firstRowLastColumn="0" w:lastRowFirstColumn="0" w:lastRowLastColumn="0"/>
             <w:tcW w:w="779" w:type="pct"/>
             <w:noWrap/>
+            <w:vAlign w:val="center"/>
             <w:hideMark/>
           </w:tcPr>
           <w:p>
             <w:pPr>
+              <w:pStyle w:val="TEKST"/>
               <w:jc w:val="center"/>
-              <w:rPr>
-                <w:rFonts w:ascii="Aptos Narrow" w:hAnsi="Aptos Narrow"/>
-                <w:color w:val="000000"/>
-                <w:sz w:val="22"/>
-                <w:szCs w:val="22"/>
-              </w:rPr>
             </w:pPr>
             <w:r>
-              <w:rPr>
-                <w:rFonts w:ascii="Aptos Narrow" w:hAnsi="Aptos Narrow"/>
-                <w:color w:val="000000"/>
-                <w:sz w:val="22"/>
-                <w:szCs w:val="22"/>
-              </w:rPr>
               <w:t>ID Slike</w:t>
             </w:r>
           </w:p>
         </w:tc>
         <w:tc>
           <w:tcPr>
-            <w:tcW w:w="597" w:type="pct"/>
+            <w:tcW w:w="1635" w:type="pct"/>
             <w:noWrap/>
+            <w:vAlign w:val="center"/>
             <w:hideMark/>
           </w:tcPr>
           <w:p>
             <w:pPr>
+              <w:pStyle w:val="TEKST"/>
               <w:jc w:val="center"/>
               <w:cnfStyle w:val="100000000000" w:firstRow="1" w:lastRow="0" w:firstColumn="0" w:lastColumn="0" w:oddVBand="0" w:evenVBand="0" w:oddHBand="0" w:evenHBand="0" w:firstRowFirstColumn="0" w:firstRowLastColumn="0" w:lastRowFirstColumn="0" w:lastRowLastColumn="0"/>
-              <w:rPr>
-                <w:rFonts w:ascii="Aptos Narrow" w:hAnsi="Aptos Narrow"/>
-                <w:color w:val="000000"/>
-                <w:sz w:val="22"/>
-                <w:szCs w:val="22"/>
-              </w:rPr>
             </w:pPr>
-            <w:r>
-              <w:rPr>
-                <w:rFonts w:ascii="Aptos Narrow" w:hAnsi="Aptos Narrow"/>
-                <w:color w:val="000000"/>
-                <w:sz w:val="22"/>
-                <w:szCs w:val="22"/>
-              </w:rPr>
-              <w:t>GT X (</w:t>
-            </w:r>
             <w:proofErr w:type="spellStart"/>
             <w:r>
-              <w:rPr>
-                <w:rFonts w:ascii="Aptos Narrow" w:hAnsi="Aptos Narrow"/>
-                <w:color w:val="000000"/>
-                <w:sz w:val="22"/>
-                <w:szCs w:val="22"/>
-              </w:rPr>
-              <w:t>px</w:t>
+              <w:t>Ground</w:t>
             </w:r>
             <w:proofErr w:type="spellEnd"/>
             <w:r>
-              <w:rPr>
-                <w:rFonts w:ascii="Aptos Narrow" w:hAnsi="Aptos Narrow"/>
-                <w:color w:val="000000"/>
-                <w:sz w:val="22"/>
-                <w:szCs w:val="22"/>
-              </w:rPr>
-              <w:t>)</w:t>
+              <w:t xml:space="preserve"> </w:t>
+            </w:r>
+            <w:proofErr w:type="spellStart"/>
+            <w:r>
+              <w:t>truth</w:t>
+            </w:r>
+            <w:proofErr w:type="spellEnd"/>
+            <w:r>
+              <w:t xml:space="preserve"> (x, y)</w:t>
             </w:r>
           </w:p>
         </w:tc>
         <w:tc>
           <w:tcPr>
-            <w:tcW w:w="610" w:type="pct"/>
+            <w:tcW w:w="1412" w:type="pct"/>
             <w:noWrap/>
+            <w:vAlign w:val="center"/>
             <w:hideMark/>
           </w:tcPr>
           <w:p>
             <w:pPr>
+              <w:pStyle w:val="TEKST"/>
               <w:jc w:val="center"/>
               <w:cnfStyle w:val="100000000000" w:firstRow="1" w:lastRow="0" w:firstColumn="0" w:lastColumn="0" w:oddVBand="0" w:evenVBand="0" w:oddHBand="0" w:evenHBand="0" w:firstRowFirstColumn="0" w:firstRowLastColumn="0" w:lastRowFirstColumn="0" w:lastRowLastColumn="0"/>
-              <w:rPr>
-                <w:rFonts w:ascii="Aptos Narrow" w:hAnsi="Aptos Narrow"/>
-                <w:color w:val="000000"/>
-                <w:sz w:val="22"/>
-                <w:szCs w:val="22"/>
-              </w:rPr>
             </w:pPr>
-            <w:r>
-              <w:rPr>
-                <w:rFonts w:ascii="Aptos Narrow" w:hAnsi="Aptos Narrow"/>
-                <w:color w:val="000000"/>
-                <w:sz w:val="22"/>
-                <w:szCs w:val="22"/>
-              </w:rPr>
-              <w:t>GT Y  (</w:t>
-            </w:r>
             <w:proofErr w:type="spellStart"/>
             <w:r>
-              <w:rPr>
-                <w:rFonts w:ascii="Aptos Narrow" w:hAnsi="Aptos Narrow"/>
-                <w:color w:val="000000"/>
-                <w:sz w:val="22"/>
-                <w:szCs w:val="22"/>
-              </w:rPr>
-              <w:t>px</w:t>
+              <w:t>MediaPipe</w:t>
             </w:r>
             <w:proofErr w:type="spellEnd"/>
             <w:r>
-              <w:rPr>
-                <w:rFonts w:ascii="Aptos Narrow" w:hAnsi="Aptos Narrow"/>
-                <w:color w:val="000000"/>
-                <w:sz w:val="22"/>
-                <w:szCs w:val="22"/>
-              </w:rPr>
-              <w:t>)</w:t>
+              <w:t xml:space="preserve"> (x, y)</w:t>
             </w:r>
           </w:p>
         </w:tc>
         <w:tc>
           <w:tcPr>
-            <w:tcW w:w="623" w:type="pct"/>
+            <w:tcW w:w="1174" w:type="pct"/>
             <w:noWrap/>
+            <w:vAlign w:val="center"/>
             <w:hideMark/>
           </w:tcPr>
           <w:p>
             <w:pPr>
+              <w:pStyle w:val="TEKST"/>
               <w:jc w:val="center"/>
               <w:cnfStyle w:val="100000000000" w:firstRow="1" w:lastRow="0" w:firstColumn="0" w:lastColumn="0" w:oddVBand="0" w:evenVBand="0" w:oddHBand="0" w:evenHBand="0" w:firstRowFirstColumn="0" w:firstRowLastColumn="0" w:lastRowFirstColumn="0" w:lastRowLastColumn="0"/>
-              <w:rPr>
-                <w:rFonts w:ascii="Aptos Narrow" w:hAnsi="Aptos Narrow"/>
-                <w:color w:val="000000"/>
-                <w:sz w:val="22"/>
-                <w:szCs w:val="22"/>
-              </w:rPr>
             </w:pPr>
             <w:r>
-              <w:rPr>
-                <w:rFonts w:ascii="Aptos Narrow" w:hAnsi="Aptos Narrow"/>
-                <w:color w:val="000000"/>
-                <w:sz w:val="22"/>
-                <w:szCs w:val="22"/>
-              </w:rPr>
-              <w:t>MP X (</w:t>
-            </w:r>
-            <w:proofErr w:type="spellStart"/>
-            <w:r>
-              <w:rPr>
-                <w:rFonts w:ascii="Aptos Narrow" w:hAnsi="Aptos Narrow"/>
-                <w:color w:val="000000"/>
-                <w:sz w:val="22"/>
-                <w:szCs w:val="22"/>
-              </w:rPr>
-              <w:t>px</w:t>
-            </w:r>
-            <w:proofErr w:type="spellEnd"/>
-            <w:r>
-              <w:rPr>
-                <w:rFonts w:ascii="Aptos Narrow" w:hAnsi="Aptos Narrow"/>
-                <w:color w:val="000000"/>
-                <w:sz w:val="22"/>
-                <w:szCs w:val="22"/>
-              </w:rPr>
-              <w:t>)</w:t>
-            </w:r>
-          </w:p>
-        </w:tc>
-        <w:tc>
-          <w:tcPr>
-            <w:tcW w:w="610" w:type="pct"/>
-            <w:noWrap/>
-            <w:hideMark/>
-          </w:tcPr>
-          <w:p>
-            <w:pPr>
-              <w:jc w:val="center"/>
-              <w:cnfStyle w:val="100000000000" w:firstRow="1" w:lastRow="0" w:firstColumn="0" w:lastColumn="0" w:oddVBand="0" w:evenVBand="0" w:oddHBand="0" w:evenHBand="0" w:firstRowFirstColumn="0" w:firstRowLastColumn="0" w:lastRowFirstColumn="0" w:lastRowLastColumn="0"/>
-              <w:rPr>
-                <w:rFonts w:ascii="Aptos Narrow" w:hAnsi="Aptos Narrow"/>
-                <w:color w:val="000000"/>
-                <w:sz w:val="22"/>
-                <w:szCs w:val="22"/>
-              </w:rPr>
-            </w:pPr>
-            <w:r>
-              <w:rPr>
-                <w:rFonts w:ascii="Aptos Narrow" w:hAnsi="Aptos Narrow"/>
-                <w:color w:val="000000"/>
-                <w:sz w:val="22"/>
-                <w:szCs w:val="22"/>
-              </w:rPr>
-              <w:t>MP Y (</w:t>
-            </w:r>
-            <w:proofErr w:type="spellStart"/>
-            <w:r>
-              <w:rPr>
-                <w:rFonts w:ascii="Aptos Narrow" w:hAnsi="Aptos Narrow"/>
-                <w:color w:val="000000"/>
-                <w:sz w:val="22"/>
-                <w:szCs w:val="22"/>
-              </w:rPr>
-              <w:t>px</w:t>
-            </w:r>
-            <w:proofErr w:type="spellEnd"/>
-            <w:r>
-              <w:rPr>
-                <w:rFonts w:ascii="Aptos Narrow" w:hAnsi="Aptos Narrow"/>
-                <w:color w:val="000000"/>
-                <w:sz w:val="22"/>
-                <w:szCs w:val="22"/>
-              </w:rPr>
-              <w:t>)</w:t>
-            </w:r>
-          </w:p>
-        </w:tc>
-        <w:tc>
-          <w:tcPr>
-            <w:tcW w:w="494" w:type="pct"/>
-            <w:noWrap/>
-            <w:hideMark/>
-          </w:tcPr>
-          <w:p>
-            <w:pPr>
-              <w:jc w:val="center"/>
-              <w:cnfStyle w:val="100000000000" w:firstRow="1" w:lastRow="0" w:firstColumn="0" w:lastColumn="0" w:oddVBand="0" w:evenVBand="0" w:oddHBand="0" w:evenHBand="0" w:firstRowFirstColumn="0" w:firstRowLastColumn="0" w:lastRowFirstColumn="0" w:lastRowLastColumn="0"/>
-              <w:rPr>
-                <w:rFonts w:ascii="Aptos Narrow" w:hAnsi="Aptos Narrow"/>
-                <w:color w:val="000000"/>
-                <w:sz w:val="22"/>
-                <w:szCs w:val="22"/>
-              </w:rPr>
-            </w:pPr>
-            <w:r>
-              <w:rPr>
-                <w:rFonts w:ascii="Aptos Narrow" w:hAnsi="Aptos Narrow"/>
-                <w:color w:val="000000"/>
-                <w:sz w:val="22"/>
-                <w:szCs w:val="22"/>
-              </w:rPr>
-              <w:t>ΔX (</w:t>
-            </w:r>
-            <w:proofErr w:type="spellStart"/>
-            <w:r>
-              <w:rPr>
-                <w:rFonts w:ascii="Aptos Narrow" w:hAnsi="Aptos Narrow"/>
-                <w:color w:val="000000"/>
-                <w:sz w:val="22"/>
-                <w:szCs w:val="22"/>
-              </w:rPr>
-              <w:t>px</w:t>
-            </w:r>
-            <w:proofErr w:type="spellEnd"/>
-            <w:r>
-              <w:rPr>
-                <w:rFonts w:ascii="Aptos Narrow" w:hAnsi="Aptos Narrow"/>
-                <w:color w:val="000000"/>
-                <w:sz w:val="22"/>
-                <w:szCs w:val="22"/>
-              </w:rPr>
-              <w:t>)</w:t>
-            </w:r>
-          </w:p>
-        </w:tc>
-        <w:tc>
-          <w:tcPr>
-            <w:tcW w:w="481" w:type="pct"/>
-            <w:noWrap/>
-            <w:hideMark/>
-          </w:tcPr>
-          <w:p>
-            <w:pPr>
-              <w:jc w:val="center"/>
-              <w:cnfStyle w:val="100000000000" w:firstRow="1" w:lastRow="0" w:firstColumn="0" w:lastColumn="0" w:oddVBand="0" w:evenVBand="0" w:oddHBand="0" w:evenHBand="0" w:firstRowFirstColumn="0" w:firstRowLastColumn="0" w:lastRowFirstColumn="0" w:lastRowLastColumn="0"/>
-              <w:rPr>
-                <w:rFonts w:ascii="Aptos Narrow" w:hAnsi="Aptos Narrow"/>
-                <w:color w:val="000000"/>
-                <w:sz w:val="22"/>
-                <w:szCs w:val="22"/>
-              </w:rPr>
-            </w:pPr>
-            <w:r>
-              <w:rPr>
-                <w:rFonts w:ascii="Aptos Narrow" w:hAnsi="Aptos Narrow"/>
-                <w:color w:val="000000"/>
-                <w:sz w:val="22"/>
-                <w:szCs w:val="22"/>
-              </w:rPr>
-              <w:t>ΔY (</w:t>
-            </w:r>
-            <w:proofErr w:type="spellStart"/>
-            <w:r>
-              <w:rPr>
-                <w:rFonts w:ascii="Aptos Narrow" w:hAnsi="Aptos Narrow"/>
-                <w:color w:val="000000"/>
-                <w:sz w:val="22"/>
-                <w:szCs w:val="22"/>
-              </w:rPr>
-              <w:t>px</w:t>
-            </w:r>
-            <w:proofErr w:type="spellEnd"/>
-            <w:r>
-              <w:rPr>
-                <w:rFonts w:ascii="Aptos Narrow" w:hAnsi="Aptos Narrow"/>
-                <w:color w:val="000000"/>
-                <w:sz w:val="22"/>
-                <w:szCs w:val="22"/>
-              </w:rPr>
-              <w:t>)</w:t>
-            </w:r>
-          </w:p>
-        </w:tc>
-        <w:tc>
-          <w:tcPr>
-            <w:tcW w:w="805" w:type="pct"/>
-            <w:noWrap/>
-            <w:hideMark/>
-          </w:tcPr>
-          <w:p>
-            <w:pPr>
-              <w:jc w:val="center"/>
-              <w:cnfStyle w:val="100000000000" w:firstRow="1" w:lastRow="0" w:firstColumn="0" w:lastColumn="0" w:oddVBand="0" w:evenVBand="0" w:oddHBand="0" w:evenHBand="0" w:firstRowFirstColumn="0" w:firstRowLastColumn="0" w:lastRowFirstColumn="0" w:lastRowLastColumn="0"/>
-              <w:rPr>
-                <w:rFonts w:ascii="Aptos Narrow" w:hAnsi="Aptos Narrow"/>
-                <w:color w:val="000000"/>
-                <w:sz w:val="22"/>
-                <w:szCs w:val="22"/>
-              </w:rPr>
-            </w:pPr>
-            <w:r>
-              <w:rPr>
-                <w:rFonts w:ascii="Aptos Narrow" w:hAnsi="Aptos Narrow"/>
-                <w:color w:val="000000"/>
-                <w:sz w:val="22"/>
-                <w:szCs w:val="22"/>
-              </w:rPr>
-              <w:t>Greška (</w:t>
-            </w:r>
-            <w:proofErr w:type="spellStart"/>
-            <w:r>
-              <w:rPr>
-                <w:rFonts w:ascii="Aptos Narrow" w:hAnsi="Aptos Narrow"/>
-                <w:color w:val="000000"/>
-                <w:sz w:val="22"/>
-                <w:szCs w:val="22"/>
-              </w:rPr>
-              <w:t>px</w:t>
-            </w:r>
-            <w:proofErr w:type="spellEnd"/>
-            <w:r>
-              <w:rPr>
-                <w:rFonts w:ascii="Aptos Narrow" w:hAnsi="Aptos Narrow"/>
-                <w:color w:val="000000"/>
-                <w:sz w:val="22"/>
-                <w:szCs w:val="22"/>
-              </w:rPr>
-              <w:t>)</w:t>
+              <w:t>Razlika</w:t>
             </w:r>
           </w:p>
         </w:tc>
@@ -1412,221 +1147,69 @@
             <w:cnfStyle w:val="001000000000" w:firstRow="0" w:lastRow="0" w:firstColumn="1" w:lastColumn="0" w:oddVBand="0" w:evenVBand="0" w:oddHBand="0" w:evenHBand="0" w:firstRowFirstColumn="0" w:firstRowLastColumn="0" w:lastRowFirstColumn="0" w:lastRowLastColumn="0"/>
             <w:tcW w:w="779" w:type="pct"/>
             <w:noWrap/>
+            <w:vAlign w:val="center"/>
             <w:hideMark/>
           </w:tcPr>
           <w:p>
             <w:pPr>
+              <w:pStyle w:val="TEKST"/>
               <w:jc w:val="center"/>
-              <w:rPr>
-                <w:rFonts w:ascii="Aptos Narrow" w:hAnsi="Aptos Narrow"/>
-                <w:color w:val="000000"/>
-                <w:sz w:val="22"/>
-                <w:szCs w:val="22"/>
-              </w:rPr>
             </w:pPr>
             <w:r>
-              <w:rPr>
-                <w:rFonts w:ascii="Aptos Narrow" w:hAnsi="Aptos Narrow"/>
-                <w:color w:val="000000"/>
-                <w:sz w:val="22"/>
-                <w:szCs w:val="22"/>
-              </w:rPr>
-              <w:t>000001.jpg</w:t>
+              <w:t>000001</w:t>
             </w:r>
           </w:p>
         </w:tc>
         <w:tc>
           <w:tcPr>
-            <w:tcW w:w="597" w:type="pct"/>
+            <w:tcW w:w="1635" w:type="pct"/>
             <w:noWrap/>
+            <w:vAlign w:val="center"/>
             <w:hideMark/>
           </w:tcPr>
           <w:p>
             <w:pPr>
+              <w:pStyle w:val="TEKST"/>
               <w:jc w:val="center"/>
               <w:cnfStyle w:val="000000100000" w:firstRow="0" w:lastRow="0" w:firstColumn="0" w:lastColumn="0" w:oddVBand="0" w:evenVBand="0" w:oddHBand="1" w:evenHBand="0" w:firstRowFirstColumn="0" w:firstRowLastColumn="0" w:lastRowFirstColumn="0" w:lastRowLastColumn="0"/>
-              <w:rPr>
-                <w:rFonts w:ascii="Aptos Narrow" w:hAnsi="Aptos Narrow"/>
-                <w:color w:val="000000"/>
-                <w:sz w:val="22"/>
-                <w:szCs w:val="22"/>
-              </w:rPr>
             </w:pPr>
             <w:r>
-              <w:rPr>
-                <w:rFonts w:ascii="Aptos Narrow" w:hAnsi="Aptos Narrow"/>
-                <w:color w:val="000000"/>
-                <w:sz w:val="22"/>
-                <w:szCs w:val="22"/>
-              </w:rPr>
-              <w:t>243</w:t>
+              <w:t>243, 122</w:t>
             </w:r>
           </w:p>
         </w:tc>
         <w:tc>
           <w:tcPr>
-            <w:tcW w:w="610" w:type="pct"/>
+            <w:tcW w:w="1412" w:type="pct"/>
             <w:noWrap/>
+            <w:vAlign w:val="center"/>
             <w:hideMark/>
           </w:tcPr>
           <w:p>
             <w:pPr>
+              <w:pStyle w:val="TEKST"/>
               <w:jc w:val="center"/>
               <w:cnfStyle w:val="000000100000" w:firstRow="0" w:lastRow="0" w:firstColumn="0" w:lastColumn="0" w:oddVBand="0" w:evenVBand="0" w:oddHBand="1" w:evenHBand="0" w:firstRowFirstColumn="0" w:firstRowLastColumn="0" w:lastRowFirstColumn="0" w:lastRowLastColumn="0"/>
-              <w:rPr>
-                <w:rFonts w:ascii="Aptos Narrow" w:hAnsi="Aptos Narrow"/>
-                <w:color w:val="000000"/>
-                <w:sz w:val="22"/>
-                <w:szCs w:val="22"/>
-              </w:rPr>
             </w:pPr>
             <w:r>
-              <w:rPr>
-                <w:rFonts w:ascii="Aptos Narrow" w:hAnsi="Aptos Narrow"/>
-                <w:color w:val="000000"/>
-                <w:sz w:val="22"/>
-                <w:szCs w:val="22"/>
-              </w:rPr>
-              <w:t>122</w:t>
+              <w:t>216, 76</w:t>
             </w:r>
           </w:p>
         </w:tc>
         <w:tc>
           <w:tcPr>
-            <w:tcW w:w="623" w:type="pct"/>
+            <w:tcW w:w="1174" w:type="pct"/>
             <w:noWrap/>
+            <w:vAlign w:val="center"/>
             <w:hideMark/>
           </w:tcPr>
           <w:p>
             <w:pPr>
+              <w:pStyle w:val="TEKST"/>
               <w:jc w:val="center"/>
               <w:cnfStyle w:val="000000100000" w:firstRow="0" w:lastRow="0" w:firstColumn="0" w:lastColumn="0" w:oddVBand="0" w:evenVBand="0" w:oddHBand="1" w:evenHBand="0" w:firstRowFirstColumn="0" w:firstRowLastColumn="0" w:lastRowFirstColumn="0" w:lastRowLastColumn="0"/>
-              <w:rPr>
-                <w:rFonts w:ascii="Aptos Narrow" w:hAnsi="Aptos Narrow"/>
-                <w:color w:val="000000"/>
-                <w:sz w:val="22"/>
-                <w:szCs w:val="22"/>
-              </w:rPr>
             </w:pPr>
             <w:r>
-              <w:rPr>
-                <w:rFonts w:ascii="Aptos Narrow" w:hAnsi="Aptos Narrow"/>
-                <w:color w:val="000000"/>
-                <w:sz w:val="22"/>
-                <w:szCs w:val="22"/>
-              </w:rPr>
-              <w:t>216</w:t>
-            </w:r>
-          </w:p>
-        </w:tc>
-        <w:tc>
-          <w:tcPr>
-            <w:tcW w:w="610" w:type="pct"/>
-            <w:noWrap/>
-            <w:hideMark/>
-          </w:tcPr>
-          <w:p>
-            <w:pPr>
-              <w:jc w:val="center"/>
-              <w:cnfStyle w:val="000000100000" w:firstRow="0" w:lastRow="0" w:firstColumn="0" w:lastColumn="0" w:oddVBand="0" w:evenVBand="0" w:oddHBand="1" w:evenHBand="0" w:firstRowFirstColumn="0" w:firstRowLastColumn="0" w:lastRowFirstColumn="0" w:lastRowLastColumn="0"/>
-              <w:rPr>
-                <w:rFonts w:ascii="Aptos Narrow" w:hAnsi="Aptos Narrow"/>
-                <w:color w:val="000000"/>
-                <w:sz w:val="22"/>
-                <w:szCs w:val="22"/>
-              </w:rPr>
-            </w:pPr>
-            <w:r>
-              <w:rPr>
-                <w:rFonts w:ascii="Aptos Narrow" w:hAnsi="Aptos Narrow"/>
-                <w:color w:val="000000"/>
-                <w:sz w:val="22"/>
-                <w:szCs w:val="22"/>
-              </w:rPr>
-              <w:t>76</w:t>
-            </w:r>
-          </w:p>
-        </w:tc>
-        <w:tc>
-          <w:tcPr>
-            <w:tcW w:w="494" w:type="pct"/>
-            <w:noWrap/>
-            <w:hideMark/>
-          </w:tcPr>
-          <w:p>
-            <w:pPr>
-              <w:jc w:val="center"/>
-              <w:cnfStyle w:val="000000100000" w:firstRow="0" w:lastRow="0" w:firstColumn="0" w:lastColumn="0" w:oddVBand="0" w:evenVBand="0" w:oddHBand="1" w:evenHBand="0" w:firstRowFirstColumn="0" w:firstRowLastColumn="0" w:lastRowFirstColumn="0" w:lastRowLastColumn="0"/>
-              <w:rPr>
-                <w:rFonts w:ascii="Aptos Narrow" w:hAnsi="Aptos Narrow"/>
-                <w:color w:val="000000"/>
-                <w:sz w:val="22"/>
-                <w:szCs w:val="22"/>
-              </w:rPr>
-            </w:pPr>
-            <w:r>
-              <w:rPr>
-                <w:rFonts w:ascii="Aptos Narrow" w:hAnsi="Aptos Narrow"/>
-                <w:color w:val="000000"/>
-                <w:sz w:val="22"/>
-                <w:szCs w:val="22"/>
-              </w:rPr>
-              <w:t>-27</w:t>
-            </w:r>
-          </w:p>
-        </w:tc>
-        <w:tc>
-          <w:tcPr>
-            <w:tcW w:w="481" w:type="pct"/>
-            <w:noWrap/>
-            <w:hideMark/>
-          </w:tcPr>
-          <w:p>
-            <w:pPr>
-              <w:jc w:val="center"/>
-              <w:cnfStyle w:val="000000100000" w:firstRow="0" w:lastRow="0" w:firstColumn="0" w:lastColumn="0" w:oddVBand="0" w:evenVBand="0" w:oddHBand="1" w:evenHBand="0" w:firstRowFirstColumn="0" w:firstRowLastColumn="0" w:lastRowFirstColumn="0" w:lastRowLastColumn="0"/>
-              <w:rPr>
-                <w:rFonts w:ascii="Aptos Narrow" w:hAnsi="Aptos Narrow"/>
-                <w:color w:val="000000"/>
-                <w:sz w:val="22"/>
-                <w:szCs w:val="22"/>
-              </w:rPr>
-            </w:pPr>
-            <w:r>
-              <w:rPr>
-                <w:rFonts w:ascii="Aptos Narrow" w:hAnsi="Aptos Narrow"/>
-                <w:color w:val="000000"/>
-                <w:sz w:val="22"/>
-                <w:szCs w:val="22"/>
-              </w:rPr>
-              <w:t>-46</w:t>
-            </w:r>
-          </w:p>
-        </w:tc>
-        <w:tc>
-          <w:tcPr>
-            <w:tcW w:w="805" w:type="pct"/>
-            <w:noWrap/>
-            <w:hideMark/>
-          </w:tcPr>
-          <w:p>
-            <w:pPr>
-              <w:jc w:val="center"/>
-              <w:cnfStyle w:val="000000100000" w:firstRow="0" w:lastRow="0" w:firstColumn="0" w:lastColumn="0" w:oddVBand="0" w:evenVBand="0" w:oddHBand="1" w:evenHBand="0" w:firstRowFirstColumn="0" w:firstRowLastColumn="0" w:lastRowFirstColumn="0" w:lastRowLastColumn="0"/>
-              <w:rPr>
-                <w:rFonts w:ascii="Aptos Narrow" w:hAnsi="Aptos Narrow"/>
-                <w:color w:val="000000"/>
-                <w:sz w:val="22"/>
-                <w:szCs w:val="22"/>
-              </w:rPr>
-            </w:pPr>
-            <w:r>
-              <w:rPr>
-                <w:rFonts w:ascii="Aptos Narrow" w:hAnsi="Aptos Narrow"/>
-                <w:color w:val="000000"/>
-                <w:sz w:val="22"/>
-                <w:szCs w:val="22"/>
-              </w:rPr>
               <w:t>53.34</w:t>
             </w:r>
           </w:p>
@@ -1641,221 +1224,69 @@
             <w:cnfStyle w:val="001000000000" w:firstRow="0" w:lastRow="0" w:firstColumn="1" w:lastColumn="0" w:oddVBand="0" w:evenVBand="0" w:oddHBand="0" w:evenHBand="0" w:firstRowFirstColumn="0" w:firstRowLastColumn="0" w:lastRowFirstColumn="0" w:lastRowLastColumn="0"/>
             <w:tcW w:w="779" w:type="pct"/>
             <w:noWrap/>
+            <w:vAlign w:val="center"/>
             <w:hideMark/>
           </w:tcPr>
           <w:p>
             <w:pPr>
+              <w:pStyle w:val="TEKST"/>
               <w:jc w:val="center"/>
-              <w:rPr>
-                <w:rFonts w:ascii="Aptos Narrow" w:hAnsi="Aptos Narrow"/>
-                <w:color w:val="000000"/>
-                <w:sz w:val="22"/>
-                <w:szCs w:val="22"/>
-              </w:rPr>
             </w:pPr>
             <w:r>
-              <w:rPr>
-                <w:rFonts w:ascii="Aptos Narrow" w:hAnsi="Aptos Narrow"/>
-                <w:color w:val="000000"/>
-                <w:sz w:val="22"/>
-                <w:szCs w:val="22"/>
-              </w:rPr>
-              <w:t>000005.jpg</w:t>
+              <w:t>000005</w:t>
             </w:r>
           </w:p>
         </w:tc>
         <w:tc>
           <w:tcPr>
-            <w:tcW w:w="597" w:type="pct"/>
+            <w:tcW w:w="1635" w:type="pct"/>
             <w:noWrap/>
+            <w:vAlign w:val="center"/>
             <w:hideMark/>
           </w:tcPr>
           <w:p>
             <w:pPr>
+              <w:pStyle w:val="TEKST"/>
               <w:jc w:val="center"/>
               <w:cnfStyle w:val="000000000000" w:firstRow="0" w:lastRow="0" w:firstColumn="0" w:lastColumn="0" w:oddVBand="0" w:evenVBand="0" w:oddHBand="0" w:evenHBand="0" w:firstRowFirstColumn="0" w:firstRowLastColumn="0" w:lastRowFirstColumn="0" w:lastRowLastColumn="0"/>
-              <w:rPr>
-                <w:rFonts w:ascii="Aptos Narrow" w:hAnsi="Aptos Narrow"/>
-                <w:color w:val="000000"/>
-                <w:sz w:val="22"/>
-                <w:szCs w:val="22"/>
-              </w:rPr>
             </w:pPr>
             <w:r>
-              <w:rPr>
-                <w:rFonts w:ascii="Aptos Narrow" w:hAnsi="Aptos Narrow"/>
-                <w:color w:val="000000"/>
-                <w:sz w:val="22"/>
-                <w:szCs w:val="22"/>
-              </w:rPr>
-              <w:t>246</w:t>
+              <w:t>246, 119</w:t>
             </w:r>
           </w:p>
         </w:tc>
         <w:tc>
           <w:tcPr>
-            <w:tcW w:w="610" w:type="pct"/>
+            <w:tcW w:w="1412" w:type="pct"/>
             <w:noWrap/>
+            <w:vAlign w:val="center"/>
             <w:hideMark/>
           </w:tcPr>
           <w:p>
             <w:pPr>
+              <w:pStyle w:val="TEKST"/>
               <w:jc w:val="center"/>
               <w:cnfStyle w:val="000000000000" w:firstRow="0" w:lastRow="0" w:firstColumn="0" w:lastColumn="0" w:oddVBand="0" w:evenVBand="0" w:oddHBand="0" w:evenHBand="0" w:firstRowFirstColumn="0" w:firstRowLastColumn="0" w:lastRowFirstColumn="0" w:lastRowLastColumn="0"/>
-              <w:rPr>
-                <w:rFonts w:ascii="Aptos Narrow" w:hAnsi="Aptos Narrow"/>
-                <w:color w:val="000000"/>
-                <w:sz w:val="22"/>
-                <w:szCs w:val="22"/>
-              </w:rPr>
             </w:pPr>
             <w:r>
-              <w:rPr>
-                <w:rFonts w:ascii="Aptos Narrow" w:hAnsi="Aptos Narrow"/>
-                <w:color w:val="000000"/>
-                <w:sz w:val="22"/>
-                <w:szCs w:val="22"/>
-              </w:rPr>
-              <w:t>119</w:t>
+              <w:t>217, 64</w:t>
             </w:r>
           </w:p>
         </w:tc>
         <w:tc>
           <w:tcPr>
-            <w:tcW w:w="623" w:type="pct"/>
+            <w:tcW w:w="1174" w:type="pct"/>
             <w:noWrap/>
+            <w:vAlign w:val="center"/>
             <w:hideMark/>
           </w:tcPr>
           <w:p>
             <w:pPr>
+              <w:pStyle w:val="TEKST"/>
               <w:jc w:val="center"/>
               <w:cnfStyle w:val="000000000000" w:firstRow="0" w:lastRow="0" w:firstColumn="0" w:lastColumn="0" w:oddVBand="0" w:evenVBand="0" w:oddHBand="0" w:evenHBand="0" w:firstRowFirstColumn="0" w:firstRowLastColumn="0" w:lastRowFirstColumn="0" w:lastRowLastColumn="0"/>
-              <w:rPr>
-                <w:rFonts w:ascii="Aptos Narrow" w:hAnsi="Aptos Narrow"/>
-                <w:color w:val="000000"/>
-                <w:sz w:val="22"/>
-                <w:szCs w:val="22"/>
-              </w:rPr>
             </w:pPr>
             <w:r>
-              <w:rPr>
-                <w:rFonts w:ascii="Aptos Narrow" w:hAnsi="Aptos Narrow"/>
-                <w:color w:val="000000"/>
-                <w:sz w:val="22"/>
-                <w:szCs w:val="22"/>
-              </w:rPr>
-              <w:t>217</w:t>
-            </w:r>
-          </w:p>
-        </w:tc>
-        <w:tc>
-          <w:tcPr>
-            <w:tcW w:w="610" w:type="pct"/>
-            <w:noWrap/>
-            <w:hideMark/>
-          </w:tcPr>
-          <w:p>
-            <w:pPr>
-              <w:jc w:val="center"/>
-              <w:cnfStyle w:val="000000000000" w:firstRow="0" w:lastRow="0" w:firstColumn="0" w:lastColumn="0" w:oddVBand="0" w:evenVBand="0" w:oddHBand="0" w:evenHBand="0" w:firstRowFirstColumn="0" w:firstRowLastColumn="0" w:lastRowFirstColumn="0" w:lastRowLastColumn="0"/>
-              <w:rPr>
-                <w:rFonts w:ascii="Aptos Narrow" w:hAnsi="Aptos Narrow"/>
-                <w:color w:val="000000"/>
-                <w:sz w:val="22"/>
-                <w:szCs w:val="22"/>
-              </w:rPr>
-            </w:pPr>
-            <w:r>
-              <w:rPr>
-                <w:rFonts w:ascii="Aptos Narrow" w:hAnsi="Aptos Narrow"/>
-                <w:color w:val="000000"/>
-                <w:sz w:val="22"/>
-                <w:szCs w:val="22"/>
-              </w:rPr>
-              <w:t>64</w:t>
-            </w:r>
-          </w:p>
-        </w:tc>
-        <w:tc>
-          <w:tcPr>
-            <w:tcW w:w="494" w:type="pct"/>
-            <w:noWrap/>
-            <w:hideMark/>
-          </w:tcPr>
-          <w:p>
-            <w:pPr>
-              <w:jc w:val="center"/>
-              <w:cnfStyle w:val="000000000000" w:firstRow="0" w:lastRow="0" w:firstColumn="0" w:lastColumn="0" w:oddVBand="0" w:evenVBand="0" w:oddHBand="0" w:evenHBand="0" w:firstRowFirstColumn="0" w:firstRowLastColumn="0" w:lastRowFirstColumn="0" w:lastRowLastColumn="0"/>
-              <w:rPr>
-                <w:rFonts w:ascii="Aptos Narrow" w:hAnsi="Aptos Narrow"/>
-                <w:color w:val="000000"/>
-                <w:sz w:val="22"/>
-                <w:szCs w:val="22"/>
-              </w:rPr>
-            </w:pPr>
-            <w:r>
-              <w:rPr>
-                <w:rFonts w:ascii="Aptos Narrow" w:hAnsi="Aptos Narrow"/>
-                <w:color w:val="000000"/>
-                <w:sz w:val="22"/>
-                <w:szCs w:val="22"/>
-              </w:rPr>
-              <w:t>-29</w:t>
-            </w:r>
-          </w:p>
-        </w:tc>
-        <w:tc>
-          <w:tcPr>
-            <w:tcW w:w="481" w:type="pct"/>
-            <w:noWrap/>
-            <w:hideMark/>
-          </w:tcPr>
-          <w:p>
-            <w:pPr>
-              <w:jc w:val="center"/>
-              <w:cnfStyle w:val="000000000000" w:firstRow="0" w:lastRow="0" w:firstColumn="0" w:lastColumn="0" w:oddVBand="0" w:evenVBand="0" w:oddHBand="0" w:evenHBand="0" w:firstRowFirstColumn="0" w:firstRowLastColumn="0" w:lastRowFirstColumn="0" w:lastRowLastColumn="0"/>
-              <w:rPr>
-                <w:rFonts w:ascii="Aptos Narrow" w:hAnsi="Aptos Narrow"/>
-                <w:color w:val="000000"/>
-                <w:sz w:val="22"/>
-                <w:szCs w:val="22"/>
-              </w:rPr>
-            </w:pPr>
-            <w:r>
-              <w:rPr>
-                <w:rFonts w:ascii="Aptos Narrow" w:hAnsi="Aptos Narrow"/>
-                <w:color w:val="000000"/>
-                <w:sz w:val="22"/>
-                <w:szCs w:val="22"/>
-              </w:rPr>
-              <w:t>-55</w:t>
-            </w:r>
-          </w:p>
-        </w:tc>
-        <w:tc>
-          <w:tcPr>
-            <w:tcW w:w="805" w:type="pct"/>
-            <w:noWrap/>
-            <w:hideMark/>
-          </w:tcPr>
-          <w:p>
-            <w:pPr>
-              <w:jc w:val="center"/>
-              <w:cnfStyle w:val="000000000000" w:firstRow="0" w:lastRow="0" w:firstColumn="0" w:lastColumn="0" w:oddVBand="0" w:evenVBand="0" w:oddHBand="0" w:evenHBand="0" w:firstRowFirstColumn="0" w:firstRowLastColumn="0" w:lastRowFirstColumn="0" w:lastRowLastColumn="0"/>
-              <w:rPr>
-                <w:rFonts w:ascii="Aptos Narrow" w:hAnsi="Aptos Narrow"/>
-                <w:color w:val="000000"/>
-                <w:sz w:val="22"/>
-                <w:szCs w:val="22"/>
-              </w:rPr>
-            </w:pPr>
-            <w:r>
-              <w:rPr>
-                <w:rFonts w:ascii="Aptos Narrow" w:hAnsi="Aptos Narrow"/>
-                <w:color w:val="000000"/>
-                <w:sz w:val="22"/>
-                <w:szCs w:val="22"/>
-              </w:rPr>
               <w:t>62.18</w:t>
             </w:r>
           </w:p>
@@ -1871,221 +1302,69 @@
             <w:cnfStyle w:val="001000000000" w:firstRow="0" w:lastRow="0" w:firstColumn="1" w:lastColumn="0" w:oddVBand="0" w:evenVBand="0" w:oddHBand="0" w:evenHBand="0" w:firstRowFirstColumn="0" w:firstRowLastColumn="0" w:lastRowFirstColumn="0" w:lastRowLastColumn="0"/>
             <w:tcW w:w="779" w:type="pct"/>
             <w:noWrap/>
+            <w:vAlign w:val="center"/>
             <w:hideMark/>
           </w:tcPr>
           <w:p>
             <w:pPr>
+              <w:pStyle w:val="TEKST"/>
               <w:jc w:val="center"/>
-              <w:rPr>
-                <w:rFonts w:ascii="Aptos Narrow" w:hAnsi="Aptos Narrow"/>
-                <w:color w:val="000000"/>
-                <w:sz w:val="22"/>
-                <w:szCs w:val="22"/>
-              </w:rPr>
             </w:pPr>
             <w:r>
-              <w:rPr>
-                <w:rFonts w:ascii="Aptos Narrow" w:hAnsi="Aptos Narrow"/>
-                <w:color w:val="000000"/>
-                <w:sz w:val="22"/>
-                <w:szCs w:val="22"/>
-              </w:rPr>
-              <w:t>000010.jpg</w:t>
+              <w:t>000010</w:t>
             </w:r>
           </w:p>
         </w:tc>
         <w:tc>
           <w:tcPr>
-            <w:tcW w:w="597" w:type="pct"/>
+            <w:tcW w:w="1635" w:type="pct"/>
             <w:noWrap/>
+            <w:vAlign w:val="center"/>
             <w:hideMark/>
           </w:tcPr>
           <w:p>
             <w:pPr>
+              <w:pStyle w:val="TEKST"/>
               <w:jc w:val="center"/>
               <w:cnfStyle w:val="000000100000" w:firstRow="0" w:lastRow="0" w:firstColumn="0" w:lastColumn="0" w:oddVBand="0" w:evenVBand="0" w:oddHBand="1" w:evenHBand="0" w:firstRowFirstColumn="0" w:firstRowLastColumn="0" w:lastRowFirstColumn="0" w:lastRowLastColumn="0"/>
-              <w:rPr>
-                <w:rFonts w:ascii="Aptos Narrow" w:hAnsi="Aptos Narrow"/>
-                <w:color w:val="000000"/>
-                <w:sz w:val="22"/>
-                <w:szCs w:val="22"/>
-              </w:rPr>
             </w:pPr>
             <w:r>
-              <w:rPr>
-                <w:rFonts w:ascii="Aptos Narrow" w:hAnsi="Aptos Narrow"/>
-                <w:color w:val="000000"/>
-                <w:sz w:val="22"/>
-                <w:szCs w:val="22"/>
-              </w:rPr>
-              <w:t>246</w:t>
+              <w:t>246, 115</w:t>
             </w:r>
           </w:p>
         </w:tc>
         <w:tc>
           <w:tcPr>
-            <w:tcW w:w="610" w:type="pct"/>
+            <w:tcW w:w="1412" w:type="pct"/>
             <w:noWrap/>
+            <w:vAlign w:val="center"/>
             <w:hideMark/>
           </w:tcPr>
           <w:p>
             <w:pPr>
+              <w:pStyle w:val="TEKST"/>
               <w:jc w:val="center"/>
               <w:cnfStyle w:val="000000100000" w:firstRow="0" w:lastRow="0" w:firstColumn="0" w:lastColumn="0" w:oddVBand="0" w:evenVBand="0" w:oddHBand="1" w:evenHBand="0" w:firstRowFirstColumn="0" w:firstRowLastColumn="0" w:lastRowFirstColumn="0" w:lastRowLastColumn="0"/>
-              <w:rPr>
-                <w:rFonts w:ascii="Aptos Narrow" w:hAnsi="Aptos Narrow"/>
-                <w:color w:val="000000"/>
-                <w:sz w:val="22"/>
-                <w:szCs w:val="22"/>
-              </w:rPr>
             </w:pPr>
             <w:r>
-              <w:rPr>
-                <w:rFonts w:ascii="Aptos Narrow" w:hAnsi="Aptos Narrow"/>
-                <w:color w:val="000000"/>
-                <w:sz w:val="22"/>
-                <w:szCs w:val="22"/>
-              </w:rPr>
-              <w:t>115</w:t>
+              <w:t>219, 48</w:t>
             </w:r>
           </w:p>
         </w:tc>
         <w:tc>
           <w:tcPr>
-            <w:tcW w:w="623" w:type="pct"/>
+            <w:tcW w:w="1174" w:type="pct"/>
             <w:noWrap/>
+            <w:vAlign w:val="center"/>
             <w:hideMark/>
           </w:tcPr>
           <w:p>
             <w:pPr>
+              <w:pStyle w:val="TEKST"/>
               <w:jc w:val="center"/>
               <w:cnfStyle w:val="000000100000" w:firstRow="0" w:lastRow="0" w:firstColumn="0" w:lastColumn="0" w:oddVBand="0" w:evenVBand="0" w:oddHBand="1" w:evenHBand="0" w:firstRowFirstColumn="0" w:firstRowLastColumn="0" w:lastRowFirstColumn="0" w:lastRowLastColumn="0"/>
-              <w:rPr>
-                <w:rFonts w:ascii="Aptos Narrow" w:hAnsi="Aptos Narrow"/>
-                <w:color w:val="000000"/>
-                <w:sz w:val="22"/>
-                <w:szCs w:val="22"/>
-              </w:rPr>
             </w:pPr>
             <w:r>
-              <w:rPr>
-                <w:rFonts w:ascii="Aptos Narrow" w:hAnsi="Aptos Narrow"/>
-                <w:color w:val="000000"/>
-                <w:sz w:val="22"/>
-                <w:szCs w:val="22"/>
-              </w:rPr>
-              <w:t>219</w:t>
-            </w:r>
-          </w:p>
-        </w:tc>
-        <w:tc>
-          <w:tcPr>
-            <w:tcW w:w="610" w:type="pct"/>
-            <w:noWrap/>
-            <w:hideMark/>
-          </w:tcPr>
-          <w:p>
-            <w:pPr>
-              <w:jc w:val="center"/>
-              <w:cnfStyle w:val="000000100000" w:firstRow="0" w:lastRow="0" w:firstColumn="0" w:lastColumn="0" w:oddVBand="0" w:evenVBand="0" w:oddHBand="1" w:evenHBand="0" w:firstRowFirstColumn="0" w:firstRowLastColumn="0" w:lastRowFirstColumn="0" w:lastRowLastColumn="0"/>
-              <w:rPr>
-                <w:rFonts w:ascii="Aptos Narrow" w:hAnsi="Aptos Narrow"/>
-                <w:color w:val="000000"/>
-                <w:sz w:val="22"/>
-                <w:szCs w:val="22"/>
-              </w:rPr>
-            </w:pPr>
-            <w:r>
-              <w:rPr>
-                <w:rFonts w:ascii="Aptos Narrow" w:hAnsi="Aptos Narrow"/>
-                <w:color w:val="000000"/>
-                <w:sz w:val="22"/>
-                <w:szCs w:val="22"/>
-              </w:rPr>
-              <w:t>48</w:t>
-            </w:r>
-          </w:p>
-        </w:tc>
-        <w:tc>
-          <w:tcPr>
-            <w:tcW w:w="494" w:type="pct"/>
-            <w:noWrap/>
-            <w:hideMark/>
-          </w:tcPr>
-          <w:p>
-            <w:pPr>
-              <w:jc w:val="center"/>
-              <w:cnfStyle w:val="000000100000" w:firstRow="0" w:lastRow="0" w:firstColumn="0" w:lastColumn="0" w:oddVBand="0" w:evenVBand="0" w:oddHBand="1" w:evenHBand="0" w:firstRowFirstColumn="0" w:firstRowLastColumn="0" w:lastRowFirstColumn="0" w:lastRowLastColumn="0"/>
-              <w:rPr>
-                <w:rFonts w:ascii="Aptos Narrow" w:hAnsi="Aptos Narrow"/>
-                <w:color w:val="000000"/>
-                <w:sz w:val="22"/>
-                <w:szCs w:val="22"/>
-              </w:rPr>
-            </w:pPr>
-            <w:r>
-              <w:rPr>
-                <w:rFonts w:ascii="Aptos Narrow" w:hAnsi="Aptos Narrow"/>
-                <w:color w:val="000000"/>
-                <w:sz w:val="22"/>
-                <w:szCs w:val="22"/>
-              </w:rPr>
-              <w:t>-27</w:t>
-            </w:r>
-          </w:p>
-        </w:tc>
-        <w:tc>
-          <w:tcPr>
-            <w:tcW w:w="481" w:type="pct"/>
-            <w:noWrap/>
-            <w:hideMark/>
-          </w:tcPr>
-          <w:p>
-            <w:pPr>
-              <w:jc w:val="center"/>
-              <w:cnfStyle w:val="000000100000" w:firstRow="0" w:lastRow="0" w:firstColumn="0" w:lastColumn="0" w:oddVBand="0" w:evenVBand="0" w:oddHBand="1" w:evenHBand="0" w:firstRowFirstColumn="0" w:firstRowLastColumn="0" w:lastRowFirstColumn="0" w:lastRowLastColumn="0"/>
-              <w:rPr>
-                <w:rFonts w:ascii="Aptos Narrow" w:hAnsi="Aptos Narrow"/>
-                <w:color w:val="000000"/>
-                <w:sz w:val="22"/>
-                <w:szCs w:val="22"/>
-              </w:rPr>
-            </w:pPr>
-            <w:r>
-              <w:rPr>
-                <w:rFonts w:ascii="Aptos Narrow" w:hAnsi="Aptos Narrow"/>
-                <w:color w:val="000000"/>
-                <w:sz w:val="22"/>
-                <w:szCs w:val="22"/>
-              </w:rPr>
-              <w:t>-67</w:t>
-            </w:r>
-          </w:p>
-        </w:tc>
-        <w:tc>
-          <w:tcPr>
-            <w:tcW w:w="805" w:type="pct"/>
-            <w:noWrap/>
-            <w:hideMark/>
-          </w:tcPr>
-          <w:p>
-            <w:pPr>
-              <w:jc w:val="center"/>
-              <w:cnfStyle w:val="000000100000" w:firstRow="0" w:lastRow="0" w:firstColumn="0" w:lastColumn="0" w:oddVBand="0" w:evenVBand="0" w:oddHBand="1" w:evenHBand="0" w:firstRowFirstColumn="0" w:firstRowLastColumn="0" w:lastRowFirstColumn="0" w:lastRowLastColumn="0"/>
-              <w:rPr>
-                <w:rFonts w:ascii="Aptos Narrow" w:hAnsi="Aptos Narrow"/>
-                <w:color w:val="000000"/>
-                <w:sz w:val="22"/>
-                <w:szCs w:val="22"/>
-              </w:rPr>
-            </w:pPr>
-            <w:r>
-              <w:rPr>
-                <w:rFonts w:ascii="Aptos Narrow" w:hAnsi="Aptos Narrow"/>
-                <w:color w:val="000000"/>
-                <w:sz w:val="22"/>
-                <w:szCs w:val="22"/>
-              </w:rPr>
               <w:t>72.24</w:t>
             </w:r>
           </w:p>
@@ -2100,221 +1379,69 @@
             <w:cnfStyle w:val="001000000000" w:firstRow="0" w:lastRow="0" w:firstColumn="1" w:lastColumn="0" w:oddVBand="0" w:evenVBand="0" w:oddHBand="0" w:evenHBand="0" w:firstRowFirstColumn="0" w:firstRowLastColumn="0" w:lastRowFirstColumn="0" w:lastRowLastColumn="0"/>
             <w:tcW w:w="779" w:type="pct"/>
             <w:noWrap/>
+            <w:vAlign w:val="center"/>
             <w:hideMark/>
           </w:tcPr>
           <w:p>
             <w:pPr>
+              <w:pStyle w:val="TEKST"/>
               <w:jc w:val="center"/>
-              <w:rPr>
-                <w:rFonts w:ascii="Aptos Narrow" w:hAnsi="Aptos Narrow"/>
-                <w:color w:val="000000"/>
-                <w:sz w:val="22"/>
-                <w:szCs w:val="22"/>
-              </w:rPr>
             </w:pPr>
             <w:r>
-              <w:rPr>
-                <w:rFonts w:ascii="Aptos Narrow" w:hAnsi="Aptos Narrow"/>
-                <w:color w:val="000000"/>
-                <w:sz w:val="22"/>
-                <w:szCs w:val="22"/>
-              </w:rPr>
-              <w:t>000015.jpg</w:t>
+              <w:t>000015</w:t>
             </w:r>
           </w:p>
         </w:tc>
         <w:tc>
           <w:tcPr>
-            <w:tcW w:w="597" w:type="pct"/>
+            <w:tcW w:w="1635" w:type="pct"/>
             <w:noWrap/>
+            <w:vAlign w:val="center"/>
             <w:hideMark/>
           </w:tcPr>
           <w:p>
             <w:pPr>
+              <w:pStyle w:val="TEKST"/>
               <w:jc w:val="center"/>
               <w:cnfStyle w:val="000000000000" w:firstRow="0" w:lastRow="0" w:firstColumn="0" w:lastColumn="0" w:oddVBand="0" w:evenVBand="0" w:oddHBand="0" w:evenHBand="0" w:firstRowFirstColumn="0" w:firstRowLastColumn="0" w:lastRowFirstColumn="0" w:lastRowLastColumn="0"/>
-              <w:rPr>
-                <w:rFonts w:ascii="Aptos Narrow" w:hAnsi="Aptos Narrow"/>
-                <w:color w:val="000000"/>
-                <w:sz w:val="22"/>
-                <w:szCs w:val="22"/>
-              </w:rPr>
             </w:pPr>
             <w:r>
-              <w:rPr>
-                <w:rFonts w:ascii="Aptos Narrow" w:hAnsi="Aptos Narrow"/>
-                <w:color w:val="000000"/>
-                <w:sz w:val="22"/>
-                <w:szCs w:val="22"/>
-              </w:rPr>
-              <w:t>246</w:t>
+              <w:t>246, 111</w:t>
             </w:r>
           </w:p>
         </w:tc>
         <w:tc>
           <w:tcPr>
-            <w:tcW w:w="610" w:type="pct"/>
+            <w:tcW w:w="1412" w:type="pct"/>
             <w:noWrap/>
+            <w:vAlign w:val="center"/>
             <w:hideMark/>
           </w:tcPr>
           <w:p>
             <w:pPr>
+              <w:pStyle w:val="TEKST"/>
               <w:jc w:val="center"/>
               <w:cnfStyle w:val="000000000000" w:firstRow="0" w:lastRow="0" w:firstColumn="0" w:lastColumn="0" w:oddVBand="0" w:evenVBand="0" w:oddHBand="0" w:evenHBand="0" w:firstRowFirstColumn="0" w:firstRowLastColumn="0" w:lastRowFirstColumn="0" w:lastRowLastColumn="0"/>
-              <w:rPr>
-                <w:rFonts w:ascii="Aptos Narrow" w:hAnsi="Aptos Narrow"/>
-                <w:color w:val="000000"/>
-                <w:sz w:val="22"/>
-                <w:szCs w:val="22"/>
-              </w:rPr>
             </w:pPr>
             <w:r>
-              <w:rPr>
-                <w:rFonts w:ascii="Aptos Narrow" w:hAnsi="Aptos Narrow"/>
-                <w:color w:val="000000"/>
-                <w:sz w:val="22"/>
-                <w:szCs w:val="22"/>
-              </w:rPr>
-              <w:t>111</w:t>
+              <w:t>214, 76</w:t>
             </w:r>
           </w:p>
         </w:tc>
         <w:tc>
           <w:tcPr>
-            <w:tcW w:w="623" w:type="pct"/>
+            <w:tcW w:w="1174" w:type="pct"/>
             <w:noWrap/>
+            <w:vAlign w:val="center"/>
             <w:hideMark/>
           </w:tcPr>
           <w:p>
             <w:pPr>
+              <w:pStyle w:val="TEKST"/>
               <w:jc w:val="center"/>
               <w:cnfStyle w:val="000000000000" w:firstRow="0" w:lastRow="0" w:firstColumn="0" w:lastColumn="0" w:oddVBand="0" w:evenVBand="0" w:oddHBand="0" w:evenHBand="0" w:firstRowFirstColumn="0" w:firstRowLastColumn="0" w:lastRowFirstColumn="0" w:lastRowLastColumn="0"/>
-              <w:rPr>
-                <w:rFonts w:ascii="Aptos Narrow" w:hAnsi="Aptos Narrow"/>
-                <w:color w:val="000000"/>
-                <w:sz w:val="22"/>
-                <w:szCs w:val="22"/>
-              </w:rPr>
             </w:pPr>
             <w:r>
-              <w:rPr>
-                <w:rFonts w:ascii="Aptos Narrow" w:hAnsi="Aptos Narrow"/>
-                <w:color w:val="000000"/>
-                <w:sz w:val="22"/>
-                <w:szCs w:val="22"/>
-              </w:rPr>
-              <w:t>214</w:t>
-            </w:r>
-          </w:p>
-        </w:tc>
-        <w:tc>
-          <w:tcPr>
-            <w:tcW w:w="610" w:type="pct"/>
-            <w:noWrap/>
-            <w:hideMark/>
-          </w:tcPr>
-          <w:p>
-            <w:pPr>
-              <w:jc w:val="center"/>
-              <w:cnfStyle w:val="000000000000" w:firstRow="0" w:lastRow="0" w:firstColumn="0" w:lastColumn="0" w:oddVBand="0" w:evenVBand="0" w:oddHBand="0" w:evenHBand="0" w:firstRowFirstColumn="0" w:firstRowLastColumn="0" w:lastRowFirstColumn="0" w:lastRowLastColumn="0"/>
-              <w:rPr>
-                <w:rFonts w:ascii="Aptos Narrow" w:hAnsi="Aptos Narrow"/>
-                <w:color w:val="000000"/>
-                <w:sz w:val="22"/>
-                <w:szCs w:val="22"/>
-              </w:rPr>
-            </w:pPr>
-            <w:r>
-              <w:rPr>
-                <w:rFonts w:ascii="Aptos Narrow" w:hAnsi="Aptos Narrow"/>
-                <w:color w:val="000000"/>
-                <w:sz w:val="22"/>
-                <w:szCs w:val="22"/>
-              </w:rPr>
-              <w:t>76</w:t>
-            </w:r>
-          </w:p>
-        </w:tc>
-        <w:tc>
-          <w:tcPr>
-            <w:tcW w:w="494" w:type="pct"/>
-            <w:noWrap/>
-            <w:hideMark/>
-          </w:tcPr>
-          <w:p>
-            <w:pPr>
-              <w:jc w:val="center"/>
-              <w:cnfStyle w:val="000000000000" w:firstRow="0" w:lastRow="0" w:firstColumn="0" w:lastColumn="0" w:oddVBand="0" w:evenVBand="0" w:oddHBand="0" w:evenHBand="0" w:firstRowFirstColumn="0" w:firstRowLastColumn="0" w:lastRowFirstColumn="0" w:lastRowLastColumn="0"/>
-              <w:rPr>
-                <w:rFonts w:ascii="Aptos Narrow" w:hAnsi="Aptos Narrow"/>
-                <w:color w:val="000000"/>
-                <w:sz w:val="22"/>
-                <w:szCs w:val="22"/>
-              </w:rPr>
-            </w:pPr>
-            <w:r>
-              <w:rPr>
-                <w:rFonts w:ascii="Aptos Narrow" w:hAnsi="Aptos Narrow"/>
-                <w:color w:val="000000"/>
-                <w:sz w:val="22"/>
-                <w:szCs w:val="22"/>
-              </w:rPr>
-              <w:t>-32</w:t>
-            </w:r>
-          </w:p>
-        </w:tc>
-        <w:tc>
-          <w:tcPr>
-            <w:tcW w:w="481" w:type="pct"/>
-            <w:noWrap/>
-            <w:hideMark/>
-          </w:tcPr>
-          <w:p>
-            <w:pPr>
-              <w:jc w:val="center"/>
-              <w:cnfStyle w:val="000000000000" w:firstRow="0" w:lastRow="0" w:firstColumn="0" w:lastColumn="0" w:oddVBand="0" w:evenVBand="0" w:oddHBand="0" w:evenHBand="0" w:firstRowFirstColumn="0" w:firstRowLastColumn="0" w:lastRowFirstColumn="0" w:lastRowLastColumn="0"/>
-              <w:rPr>
-                <w:rFonts w:ascii="Aptos Narrow" w:hAnsi="Aptos Narrow"/>
-                <w:color w:val="000000"/>
-                <w:sz w:val="22"/>
-                <w:szCs w:val="22"/>
-              </w:rPr>
-            </w:pPr>
-            <w:r>
-              <w:rPr>
-                <w:rFonts w:ascii="Aptos Narrow" w:hAnsi="Aptos Narrow"/>
-                <w:color w:val="000000"/>
-                <w:sz w:val="22"/>
-                <w:szCs w:val="22"/>
-              </w:rPr>
-              <w:t>-35</w:t>
-            </w:r>
-          </w:p>
-        </w:tc>
-        <w:tc>
-          <w:tcPr>
-            <w:tcW w:w="805" w:type="pct"/>
-            <w:noWrap/>
-            <w:hideMark/>
-          </w:tcPr>
-          <w:p>
-            <w:pPr>
-              <w:jc w:val="center"/>
-              <w:cnfStyle w:val="000000000000" w:firstRow="0" w:lastRow="0" w:firstColumn="0" w:lastColumn="0" w:oddVBand="0" w:evenVBand="0" w:oddHBand="0" w:evenHBand="0" w:firstRowFirstColumn="0" w:firstRowLastColumn="0" w:lastRowFirstColumn="0" w:lastRowLastColumn="0"/>
-              <w:rPr>
-                <w:rFonts w:ascii="Aptos Narrow" w:hAnsi="Aptos Narrow"/>
-                <w:color w:val="000000"/>
-                <w:sz w:val="22"/>
-                <w:szCs w:val="22"/>
-              </w:rPr>
-            </w:pPr>
-            <w:r>
-              <w:rPr>
-                <w:rFonts w:ascii="Aptos Narrow" w:hAnsi="Aptos Narrow"/>
-                <w:color w:val="000000"/>
-                <w:sz w:val="22"/>
-                <w:szCs w:val="22"/>
-              </w:rPr>
               <w:t>47.42</w:t>
             </w:r>
           </w:p>
@@ -2330,221 +1457,69 @@
             <w:cnfStyle w:val="001000000000" w:firstRow="0" w:lastRow="0" w:firstColumn="1" w:lastColumn="0" w:oddVBand="0" w:evenVBand="0" w:oddHBand="0" w:evenHBand="0" w:firstRowFirstColumn="0" w:firstRowLastColumn="0" w:lastRowFirstColumn="0" w:lastRowLastColumn="0"/>
             <w:tcW w:w="779" w:type="pct"/>
             <w:noWrap/>
+            <w:vAlign w:val="center"/>
             <w:hideMark/>
           </w:tcPr>
           <w:p>
             <w:pPr>
+              <w:pStyle w:val="TEKST"/>
               <w:jc w:val="center"/>
-              <w:rPr>
-                <w:rFonts w:ascii="Aptos Narrow" w:hAnsi="Aptos Narrow"/>
-                <w:color w:val="000000"/>
-                <w:sz w:val="22"/>
-                <w:szCs w:val="22"/>
-              </w:rPr>
             </w:pPr>
             <w:r>
-              <w:rPr>
-                <w:rFonts w:ascii="Aptos Narrow" w:hAnsi="Aptos Narrow"/>
-                <w:color w:val="000000"/>
-                <w:sz w:val="22"/>
-                <w:szCs w:val="22"/>
-              </w:rPr>
-              <w:t>000020.jpg</w:t>
+              <w:t>000020</w:t>
             </w:r>
           </w:p>
         </w:tc>
         <w:tc>
           <w:tcPr>
-            <w:tcW w:w="597" w:type="pct"/>
+            <w:tcW w:w="1635" w:type="pct"/>
             <w:noWrap/>
+            <w:vAlign w:val="center"/>
             <w:hideMark/>
           </w:tcPr>
           <w:p>
             <w:pPr>
+              <w:pStyle w:val="TEKST"/>
               <w:jc w:val="center"/>
               <w:cnfStyle w:val="000000100000" w:firstRow="0" w:lastRow="0" w:firstColumn="0" w:lastColumn="0" w:oddVBand="0" w:evenVBand="0" w:oddHBand="1" w:evenHBand="0" w:firstRowFirstColumn="0" w:firstRowLastColumn="0" w:lastRowFirstColumn="0" w:lastRowLastColumn="0"/>
-              <w:rPr>
-                <w:rFonts w:ascii="Aptos Narrow" w:hAnsi="Aptos Narrow"/>
-                <w:color w:val="000000"/>
-                <w:sz w:val="22"/>
-                <w:szCs w:val="22"/>
-              </w:rPr>
             </w:pPr>
             <w:r>
-              <w:rPr>
-                <w:rFonts w:ascii="Aptos Narrow" w:hAnsi="Aptos Narrow"/>
-                <w:color w:val="000000"/>
-                <w:sz w:val="22"/>
-                <w:szCs w:val="22"/>
-              </w:rPr>
-              <w:t>245</w:t>
+              <w:t>245, 105</w:t>
             </w:r>
           </w:p>
         </w:tc>
         <w:tc>
           <w:tcPr>
-            <w:tcW w:w="610" w:type="pct"/>
+            <w:tcW w:w="1412" w:type="pct"/>
             <w:noWrap/>
+            <w:vAlign w:val="center"/>
             <w:hideMark/>
           </w:tcPr>
           <w:p>
             <w:pPr>
+              <w:pStyle w:val="TEKST"/>
               <w:jc w:val="center"/>
               <w:cnfStyle w:val="000000100000" w:firstRow="0" w:lastRow="0" w:firstColumn="0" w:lastColumn="0" w:oddVBand="0" w:evenVBand="0" w:oddHBand="1" w:evenHBand="0" w:firstRowFirstColumn="0" w:firstRowLastColumn="0" w:lastRowFirstColumn="0" w:lastRowLastColumn="0"/>
-              <w:rPr>
-                <w:rFonts w:ascii="Aptos Narrow" w:hAnsi="Aptos Narrow"/>
-                <w:color w:val="000000"/>
-                <w:sz w:val="22"/>
-                <w:szCs w:val="22"/>
-              </w:rPr>
             </w:pPr>
             <w:r>
-              <w:rPr>
-                <w:rFonts w:ascii="Aptos Narrow" w:hAnsi="Aptos Narrow"/>
-                <w:color w:val="000000"/>
-                <w:sz w:val="22"/>
-                <w:szCs w:val="22"/>
-              </w:rPr>
-              <w:t>105</w:t>
+              <w:t>215, 72</w:t>
             </w:r>
           </w:p>
         </w:tc>
         <w:tc>
           <w:tcPr>
-            <w:tcW w:w="623" w:type="pct"/>
+            <w:tcW w:w="1174" w:type="pct"/>
             <w:noWrap/>
+            <w:vAlign w:val="center"/>
             <w:hideMark/>
           </w:tcPr>
           <w:p>
             <w:pPr>
+              <w:pStyle w:val="TEKST"/>
               <w:jc w:val="center"/>
               <w:cnfStyle w:val="000000100000" w:firstRow="0" w:lastRow="0" w:firstColumn="0" w:lastColumn="0" w:oddVBand="0" w:evenVBand="0" w:oddHBand="1" w:evenHBand="0" w:firstRowFirstColumn="0" w:firstRowLastColumn="0" w:lastRowFirstColumn="0" w:lastRowLastColumn="0"/>
-              <w:rPr>
-                <w:rFonts w:ascii="Aptos Narrow" w:hAnsi="Aptos Narrow"/>
-                <w:color w:val="000000"/>
-                <w:sz w:val="22"/>
-                <w:szCs w:val="22"/>
-              </w:rPr>
             </w:pPr>
             <w:r>
-              <w:rPr>
-                <w:rFonts w:ascii="Aptos Narrow" w:hAnsi="Aptos Narrow"/>
-                <w:color w:val="000000"/>
-                <w:sz w:val="22"/>
-                <w:szCs w:val="22"/>
-              </w:rPr>
-              <w:t>215</w:t>
-            </w:r>
-          </w:p>
-        </w:tc>
-        <w:tc>
-          <w:tcPr>
-            <w:tcW w:w="610" w:type="pct"/>
-            <w:noWrap/>
-            <w:hideMark/>
-          </w:tcPr>
-          <w:p>
-            <w:pPr>
-              <w:jc w:val="center"/>
-              <w:cnfStyle w:val="000000100000" w:firstRow="0" w:lastRow="0" w:firstColumn="0" w:lastColumn="0" w:oddVBand="0" w:evenVBand="0" w:oddHBand="1" w:evenHBand="0" w:firstRowFirstColumn="0" w:firstRowLastColumn="0" w:lastRowFirstColumn="0" w:lastRowLastColumn="0"/>
-              <w:rPr>
-                <w:rFonts w:ascii="Aptos Narrow" w:hAnsi="Aptos Narrow"/>
-                <w:color w:val="000000"/>
-                <w:sz w:val="22"/>
-                <w:szCs w:val="22"/>
-              </w:rPr>
-            </w:pPr>
-            <w:r>
-              <w:rPr>
-                <w:rFonts w:ascii="Aptos Narrow" w:hAnsi="Aptos Narrow"/>
-                <w:color w:val="000000"/>
-                <w:sz w:val="22"/>
-                <w:szCs w:val="22"/>
-              </w:rPr>
-              <w:t>72</w:t>
-            </w:r>
-          </w:p>
-        </w:tc>
-        <w:tc>
-          <w:tcPr>
-            <w:tcW w:w="494" w:type="pct"/>
-            <w:noWrap/>
-            <w:hideMark/>
-          </w:tcPr>
-          <w:p>
-            <w:pPr>
-              <w:jc w:val="center"/>
-              <w:cnfStyle w:val="000000100000" w:firstRow="0" w:lastRow="0" w:firstColumn="0" w:lastColumn="0" w:oddVBand="0" w:evenVBand="0" w:oddHBand="1" w:evenHBand="0" w:firstRowFirstColumn="0" w:firstRowLastColumn="0" w:lastRowFirstColumn="0" w:lastRowLastColumn="0"/>
-              <w:rPr>
-                <w:rFonts w:ascii="Aptos Narrow" w:hAnsi="Aptos Narrow"/>
-                <w:color w:val="000000"/>
-                <w:sz w:val="22"/>
-                <w:szCs w:val="22"/>
-              </w:rPr>
-            </w:pPr>
-            <w:r>
-              <w:rPr>
-                <w:rFonts w:ascii="Aptos Narrow" w:hAnsi="Aptos Narrow"/>
-                <w:color w:val="000000"/>
-                <w:sz w:val="22"/>
-                <w:szCs w:val="22"/>
-              </w:rPr>
-              <w:t>-30</w:t>
-            </w:r>
-          </w:p>
-        </w:tc>
-        <w:tc>
-          <w:tcPr>
-            <w:tcW w:w="481" w:type="pct"/>
-            <w:noWrap/>
-            <w:hideMark/>
-          </w:tcPr>
-          <w:p>
-            <w:pPr>
-              <w:jc w:val="center"/>
-              <w:cnfStyle w:val="000000100000" w:firstRow="0" w:lastRow="0" w:firstColumn="0" w:lastColumn="0" w:oddVBand="0" w:evenVBand="0" w:oddHBand="1" w:evenHBand="0" w:firstRowFirstColumn="0" w:firstRowLastColumn="0" w:lastRowFirstColumn="0" w:lastRowLastColumn="0"/>
-              <w:rPr>
-                <w:rFonts w:ascii="Aptos Narrow" w:hAnsi="Aptos Narrow"/>
-                <w:color w:val="000000"/>
-                <w:sz w:val="22"/>
-                <w:szCs w:val="22"/>
-              </w:rPr>
-            </w:pPr>
-            <w:r>
-              <w:rPr>
-                <w:rFonts w:ascii="Aptos Narrow" w:hAnsi="Aptos Narrow"/>
-                <w:color w:val="000000"/>
-                <w:sz w:val="22"/>
-                <w:szCs w:val="22"/>
-              </w:rPr>
-              <w:t>-33</w:t>
-            </w:r>
-          </w:p>
-        </w:tc>
-        <w:tc>
-          <w:tcPr>
-            <w:tcW w:w="805" w:type="pct"/>
-            <w:noWrap/>
-            <w:hideMark/>
-          </w:tcPr>
-          <w:p>
-            <w:pPr>
-              <w:jc w:val="center"/>
-              <w:cnfStyle w:val="000000100000" w:firstRow="0" w:lastRow="0" w:firstColumn="0" w:lastColumn="0" w:oddVBand="0" w:evenVBand="0" w:oddHBand="1" w:evenHBand="0" w:firstRowFirstColumn="0" w:firstRowLastColumn="0" w:lastRowFirstColumn="0" w:lastRowLastColumn="0"/>
-              <w:rPr>
-                <w:rFonts w:ascii="Aptos Narrow" w:hAnsi="Aptos Narrow"/>
-                <w:color w:val="000000"/>
-                <w:sz w:val="22"/>
-                <w:szCs w:val="22"/>
-              </w:rPr>
-            </w:pPr>
-            <w:r>
-              <w:rPr>
-                <w:rFonts w:ascii="Aptos Narrow" w:hAnsi="Aptos Narrow"/>
-                <w:color w:val="000000"/>
-                <w:sz w:val="22"/>
-                <w:szCs w:val="22"/>
-              </w:rPr>
               <w:t>44.6</w:t>
             </w:r>
           </w:p>
@@ -2554,26 +1529,455 @@
     <w:p>
       <w:pPr>
         <w:pStyle w:val="TEKST"/>
+      </w:pPr>
+      <w:r>
+        <w:fldChar w:fldCharType="end"/>
+      </w:r>
+    </w:p>
+    <w:p>
+      <w:pPr>
+        <w:pStyle w:val="Podnaslov1"/>
+      </w:pPr>
+      <w:r>
+        <w:t>Izračun kuta zglobova</w:t>
+      </w:r>
+    </w:p>
+    <w:p>
+      <w:pPr>
+        <w:pStyle w:val="TEKST"/>
         <w:rPr>
           <w:sz w:val="20"/>
           <w:szCs w:val="20"/>
         </w:rPr>
       </w:pPr>
       <w:r>
+        <w:rPr>
+          <w:lang w:val="en-GB"/>
+        </w:rPr>
         <w:fldChar w:fldCharType="begin"/>
       </w:r>
       <w:r>
-        <w:instrText xml:space="preserve"> LINK Excel.Sheet.12 C:\\truenas-kresimir-share-cp\\FSB\\semestar_09\\interakcija-covjeka-i-robota\\interakcija-covjeka-i-robota\\student_assignment_03\\outputs\\excel\\excel_to_word.xlsx Sheet1!R1C1:R6C8 \a \f 5 \h  \* MERGEFORMAT </w:instrText>
+        <w:rPr>
+          <w:lang w:val="en-GB"/>
+        </w:rPr>
+        <w:instrText xml:space="preserve"> LINK Excel.Sheet.12 "C:\\truenas-kresimir-share-cp\\FSB\\semestar_09\\interakcija-covjeka-i-robota\\interakcija-covjeka-i-robota\\student_assignment_03\\outputs\\excel\\excel_to_word.xlsx" "Sheet1!R11C11:R16C13" \a \f 5 \h  \* MERGEFORMAT </w:instrText>
       </w:r>
       <w:r>
+        <w:rPr>
+          <w:lang w:val="en-GB"/>
+        </w:rPr>
         <w:fldChar w:fldCharType="separate"/>
       </w:r>
     </w:p>
     <w:p>
       <w:pPr>
+        <w:pStyle w:val="Caption"/>
+        <w:keepNext/>
+      </w:pPr>
+      <w:r>
+        <w:t xml:space="preserve">Tablica </w:t>
+      </w:r>
+      <w:fldSimple w:instr=" SEQ Tablica \* ARABIC ">
+        <w:r>
+          <w:rPr>
+            <w:noProof/>
+          </w:rPr>
+          <w:t>2</w:t>
+        </w:r>
+      </w:fldSimple>
+      <w:r>
+        <w:t xml:space="preserve">. </w:t>
+      </w:r>
+      <w:proofErr w:type="spellStart"/>
+      <w:r>
+        <w:t>Kutevi</w:t>
+      </w:r>
+      <w:proofErr w:type="spellEnd"/>
+      <w:r>
+        <w:t xml:space="preserve"> zglobova</w:t>
+      </w:r>
+    </w:p>
+    <w:tbl>
+      <w:tblPr>
+        <w:tblStyle w:val="GridTable6Colorful"/>
+        <w:tblW w:w="5000" w:type="pct"/>
+        <w:tblLook w:val="04A0" w:firstRow="1" w:lastRow="0" w:firstColumn="1" w:lastColumn="0" w:noHBand="0" w:noVBand="1"/>
+      </w:tblPr>
+      <w:tblGrid>
+        <w:gridCol w:w="2203"/>
+        <w:gridCol w:w="3633"/>
+        <w:gridCol w:w="3224"/>
+      </w:tblGrid>
+      <w:tr>
+        <w:trPr>
+          <w:cnfStyle w:val="100000000000" w:firstRow="1" w:lastRow="0" w:firstColumn="0" w:lastColumn="0" w:oddVBand="0" w:evenVBand="0" w:oddHBand="0" w:evenHBand="0" w:firstRowFirstColumn="0" w:firstRowLastColumn="0" w:lastRowFirstColumn="0" w:lastRowLastColumn="0"/>
+          <w:trHeight w:val="300"/>
+        </w:trPr>
+        <w:tc>
+          <w:tcPr>
+            <w:cnfStyle w:val="001000000000" w:firstRow="0" w:lastRow="0" w:firstColumn="1" w:lastColumn="0" w:oddVBand="0" w:evenVBand="0" w:oddHBand="0" w:evenHBand="0" w:firstRowFirstColumn="0" w:firstRowLastColumn="0" w:lastRowFirstColumn="0" w:lastRowLastColumn="0"/>
+            <w:tcW w:w="1216" w:type="pct"/>
+            <w:noWrap/>
+            <w:vAlign w:val="center"/>
+            <w:hideMark/>
+          </w:tcPr>
+          <w:p>
+            <w:pPr>
+              <w:pStyle w:val="TEKST"/>
+              <w:jc w:val="center"/>
+            </w:pPr>
+            <w:r>
+              <w:t>ID Slike</w:t>
+            </w:r>
+          </w:p>
+        </w:tc>
+        <w:tc>
+          <w:tcPr>
+            <w:tcW w:w="2005" w:type="pct"/>
+            <w:noWrap/>
+            <w:vAlign w:val="center"/>
+            <w:hideMark/>
+          </w:tcPr>
+          <w:p>
+            <w:pPr>
+              <w:pStyle w:val="TEKST"/>
+              <w:jc w:val="center"/>
+              <w:cnfStyle w:val="100000000000" w:firstRow="1" w:lastRow="0" w:firstColumn="0" w:lastColumn="0" w:oddVBand="0" w:evenVBand="0" w:oddHBand="0" w:evenHBand="0" w:firstRowFirstColumn="0" w:firstRowLastColumn="0" w:lastRowFirstColumn="0" w:lastRowLastColumn="0"/>
+            </w:pPr>
+            <w:r>
+              <w:t>Lakat (°)</w:t>
+            </w:r>
+          </w:p>
+        </w:tc>
+        <w:tc>
+          <w:tcPr>
+            <w:tcW w:w="1779" w:type="pct"/>
+            <w:noWrap/>
+            <w:vAlign w:val="center"/>
+            <w:hideMark/>
+          </w:tcPr>
+          <w:p>
+            <w:pPr>
+              <w:pStyle w:val="TEKST"/>
+              <w:jc w:val="center"/>
+              <w:cnfStyle w:val="100000000000" w:firstRow="1" w:lastRow="0" w:firstColumn="0" w:lastColumn="0" w:oddVBand="0" w:evenVBand="0" w:oddHBand="0" w:evenHBand="0" w:firstRowFirstColumn="0" w:firstRowLastColumn="0" w:lastRowFirstColumn="0" w:lastRowLastColumn="0"/>
+            </w:pPr>
+            <w:r>
+              <w:t>Koljeno (°)</w:t>
+            </w:r>
+          </w:p>
+        </w:tc>
+      </w:tr>
+      <w:tr>
+        <w:trPr>
+          <w:cnfStyle w:val="000000100000" w:firstRow="0" w:lastRow="0" w:firstColumn="0" w:lastColumn="0" w:oddVBand="0" w:evenVBand="0" w:oddHBand="1" w:evenHBand="0" w:firstRowFirstColumn="0" w:firstRowLastColumn="0" w:lastRowFirstColumn="0" w:lastRowLastColumn="0"/>
+          <w:trHeight w:val="300"/>
+        </w:trPr>
+        <w:tc>
+          <w:tcPr>
+            <w:cnfStyle w:val="001000000000" w:firstRow="0" w:lastRow="0" w:firstColumn="1" w:lastColumn="0" w:oddVBand="0" w:evenVBand="0" w:oddHBand="0" w:evenHBand="0" w:firstRowFirstColumn="0" w:firstRowLastColumn="0" w:lastRowFirstColumn="0" w:lastRowLastColumn="0"/>
+            <w:tcW w:w="1216" w:type="pct"/>
+            <w:noWrap/>
+            <w:vAlign w:val="center"/>
+            <w:hideMark/>
+          </w:tcPr>
+          <w:p>
+            <w:pPr>
+              <w:pStyle w:val="TEKST"/>
+              <w:jc w:val="center"/>
+            </w:pPr>
+            <w:r>
+              <w:t>000001</w:t>
+            </w:r>
+          </w:p>
+        </w:tc>
+        <w:tc>
+          <w:tcPr>
+            <w:tcW w:w="2005" w:type="pct"/>
+            <w:noWrap/>
+            <w:vAlign w:val="center"/>
+            <w:hideMark/>
+          </w:tcPr>
+          <w:p>
+            <w:pPr>
+              <w:pStyle w:val="TEKST"/>
+              <w:jc w:val="center"/>
+              <w:cnfStyle w:val="000000100000" w:firstRow="0" w:lastRow="0" w:firstColumn="0" w:lastColumn="0" w:oddVBand="0" w:evenVBand="0" w:oddHBand="1" w:evenHBand="0" w:firstRowFirstColumn="0" w:firstRowLastColumn="0" w:lastRowFirstColumn="0" w:lastRowLastColumn="0"/>
+            </w:pPr>
+            <w:r>
+              <w:t>47.39</w:t>
+            </w:r>
+          </w:p>
+        </w:tc>
+        <w:tc>
+          <w:tcPr>
+            <w:tcW w:w="1779" w:type="pct"/>
+            <w:noWrap/>
+            <w:vAlign w:val="center"/>
+            <w:hideMark/>
+          </w:tcPr>
+          <w:p>
+            <w:pPr>
+              <w:pStyle w:val="TEKST"/>
+              <w:jc w:val="center"/>
+              <w:cnfStyle w:val="000000100000" w:firstRow="0" w:lastRow="0" w:firstColumn="0" w:lastColumn="0" w:oddVBand="0" w:evenVBand="0" w:oddHBand="1" w:evenHBand="0" w:firstRowFirstColumn="0" w:firstRowLastColumn="0" w:lastRowFirstColumn="0" w:lastRowLastColumn="0"/>
+            </w:pPr>
+            <w:r>
+              <w:t>171.14</w:t>
+            </w:r>
+          </w:p>
+        </w:tc>
+      </w:tr>
+      <w:tr>
+        <w:trPr>
+          <w:trHeight w:val="300"/>
+        </w:trPr>
+        <w:tc>
+          <w:tcPr>
+            <w:cnfStyle w:val="001000000000" w:firstRow="0" w:lastRow="0" w:firstColumn="1" w:lastColumn="0" w:oddVBand="0" w:evenVBand="0" w:oddHBand="0" w:evenHBand="0" w:firstRowFirstColumn="0" w:firstRowLastColumn="0" w:lastRowFirstColumn="0" w:lastRowLastColumn="0"/>
+            <w:tcW w:w="1216" w:type="pct"/>
+            <w:noWrap/>
+            <w:vAlign w:val="center"/>
+            <w:hideMark/>
+          </w:tcPr>
+          <w:p>
+            <w:pPr>
+              <w:pStyle w:val="TEKST"/>
+              <w:jc w:val="center"/>
+            </w:pPr>
+            <w:r>
+              <w:t>000005</w:t>
+            </w:r>
+          </w:p>
+        </w:tc>
+        <w:tc>
+          <w:tcPr>
+            <w:tcW w:w="2005" w:type="pct"/>
+            <w:noWrap/>
+            <w:vAlign w:val="center"/>
+            <w:hideMark/>
+          </w:tcPr>
+          <w:p>
+            <w:pPr>
+              <w:pStyle w:val="TEKST"/>
+              <w:jc w:val="center"/>
+              <w:cnfStyle w:val="000000000000" w:firstRow="0" w:lastRow="0" w:firstColumn="0" w:lastColumn="0" w:oddVBand="0" w:evenVBand="0" w:oddHBand="0" w:evenHBand="0" w:firstRowFirstColumn="0" w:firstRowLastColumn="0" w:lastRowFirstColumn="0" w:lastRowLastColumn="0"/>
+            </w:pPr>
+            <w:r>
+              <w:t>46.42</w:t>
+            </w:r>
+          </w:p>
+        </w:tc>
+        <w:tc>
+          <w:tcPr>
+            <w:tcW w:w="1779" w:type="pct"/>
+            <w:noWrap/>
+            <w:vAlign w:val="center"/>
+            <w:hideMark/>
+          </w:tcPr>
+          <w:p>
+            <w:pPr>
+              <w:pStyle w:val="TEKST"/>
+              <w:jc w:val="center"/>
+              <w:cnfStyle w:val="000000000000" w:firstRow="0" w:lastRow="0" w:firstColumn="0" w:lastColumn="0" w:oddVBand="0" w:evenVBand="0" w:oddHBand="0" w:evenHBand="0" w:firstRowFirstColumn="0" w:firstRowLastColumn="0" w:lastRowFirstColumn="0" w:lastRowLastColumn="0"/>
+            </w:pPr>
+            <w:r>
+              <w:t>172.75</w:t>
+            </w:r>
+          </w:p>
+        </w:tc>
+      </w:tr>
+      <w:tr>
+        <w:trPr>
+          <w:cnfStyle w:val="000000100000" w:firstRow="0" w:lastRow="0" w:firstColumn="0" w:lastColumn="0" w:oddVBand="0" w:evenVBand="0" w:oddHBand="1" w:evenHBand="0" w:firstRowFirstColumn="0" w:firstRowLastColumn="0" w:lastRowFirstColumn="0" w:lastRowLastColumn="0"/>
+          <w:trHeight w:val="300"/>
+        </w:trPr>
+        <w:tc>
+          <w:tcPr>
+            <w:cnfStyle w:val="001000000000" w:firstRow="0" w:lastRow="0" w:firstColumn="1" w:lastColumn="0" w:oddVBand="0" w:evenVBand="0" w:oddHBand="0" w:evenHBand="0" w:firstRowFirstColumn="0" w:firstRowLastColumn="0" w:lastRowFirstColumn="0" w:lastRowLastColumn="0"/>
+            <w:tcW w:w="1216" w:type="pct"/>
+            <w:noWrap/>
+            <w:vAlign w:val="center"/>
+            <w:hideMark/>
+          </w:tcPr>
+          <w:p>
+            <w:pPr>
+              <w:pStyle w:val="TEKST"/>
+              <w:jc w:val="center"/>
+            </w:pPr>
+            <w:r>
+              <w:t>000010</w:t>
+            </w:r>
+          </w:p>
+        </w:tc>
+        <w:tc>
+          <w:tcPr>
+            <w:tcW w:w="2005" w:type="pct"/>
+            <w:noWrap/>
+            <w:vAlign w:val="center"/>
+            <w:hideMark/>
+          </w:tcPr>
+          <w:p>
+            <w:pPr>
+              <w:pStyle w:val="TEKST"/>
+              <w:jc w:val="center"/>
+              <w:cnfStyle w:val="000000100000" w:firstRow="0" w:lastRow="0" w:firstColumn="0" w:lastColumn="0" w:oddVBand="0" w:evenVBand="0" w:oddHBand="1" w:evenHBand="0" w:firstRowFirstColumn="0" w:firstRowLastColumn="0" w:lastRowFirstColumn="0" w:lastRowLastColumn="0"/>
+            </w:pPr>
+            <w:r>
+              <w:t>41.47</w:t>
+            </w:r>
+          </w:p>
+        </w:tc>
+        <w:tc>
+          <w:tcPr>
+            <w:tcW w:w="1779" w:type="pct"/>
+            <w:noWrap/>
+            <w:vAlign w:val="center"/>
+            <w:hideMark/>
+          </w:tcPr>
+          <w:p>
+            <w:pPr>
+              <w:pStyle w:val="TEKST"/>
+              <w:jc w:val="center"/>
+              <w:cnfStyle w:val="000000100000" w:firstRow="0" w:lastRow="0" w:firstColumn="0" w:lastColumn="0" w:oddVBand="0" w:evenVBand="0" w:oddHBand="1" w:evenHBand="0" w:firstRowFirstColumn="0" w:firstRowLastColumn="0" w:lastRowFirstColumn="0" w:lastRowLastColumn="0"/>
+            </w:pPr>
+            <w:r>
+              <w:t>179.18</w:t>
+            </w:r>
+          </w:p>
+        </w:tc>
+      </w:tr>
+      <w:tr>
+        <w:trPr>
+          <w:trHeight w:val="300"/>
+        </w:trPr>
+        <w:tc>
+          <w:tcPr>
+            <w:cnfStyle w:val="001000000000" w:firstRow="0" w:lastRow="0" w:firstColumn="1" w:lastColumn="0" w:oddVBand="0" w:evenVBand="0" w:oddHBand="0" w:evenHBand="0" w:firstRowFirstColumn="0" w:firstRowLastColumn="0" w:lastRowFirstColumn="0" w:lastRowLastColumn="0"/>
+            <w:tcW w:w="1216" w:type="pct"/>
+            <w:noWrap/>
+            <w:vAlign w:val="center"/>
+            <w:hideMark/>
+          </w:tcPr>
+          <w:p>
+            <w:pPr>
+              <w:pStyle w:val="TEKST"/>
+              <w:jc w:val="center"/>
+            </w:pPr>
+            <w:r>
+              <w:t>000015</w:t>
+            </w:r>
+          </w:p>
+        </w:tc>
+        <w:tc>
+          <w:tcPr>
+            <w:tcW w:w="2005" w:type="pct"/>
+            <w:noWrap/>
+            <w:vAlign w:val="center"/>
+            <w:hideMark/>
+          </w:tcPr>
+          <w:p>
+            <w:pPr>
+              <w:pStyle w:val="TEKST"/>
+              <w:jc w:val="center"/>
+              <w:cnfStyle w:val="000000000000" w:firstRow="0" w:lastRow="0" w:firstColumn="0" w:lastColumn="0" w:oddVBand="0" w:evenVBand="0" w:oddHBand="0" w:evenHBand="0" w:firstRowFirstColumn="0" w:firstRowLastColumn="0" w:lastRowFirstColumn="0" w:lastRowLastColumn="0"/>
+            </w:pPr>
+            <w:r>
+              <w:t>34.21</w:t>
+            </w:r>
+          </w:p>
+        </w:tc>
+        <w:tc>
+          <w:tcPr>
+            <w:tcW w:w="1779" w:type="pct"/>
+            <w:noWrap/>
+            <w:vAlign w:val="center"/>
+            <w:hideMark/>
+          </w:tcPr>
+          <w:p>
+            <w:pPr>
+              <w:pStyle w:val="TEKST"/>
+              <w:jc w:val="center"/>
+              <w:cnfStyle w:val="000000000000" w:firstRow="0" w:lastRow="0" w:firstColumn="0" w:lastColumn="0" w:oddVBand="0" w:evenVBand="0" w:oddHBand="0" w:evenHBand="0" w:firstRowFirstColumn="0" w:firstRowLastColumn="0" w:lastRowFirstColumn="0" w:lastRowLastColumn="0"/>
+            </w:pPr>
+            <w:r>
+              <w:t>175.42</w:t>
+            </w:r>
+          </w:p>
+        </w:tc>
+      </w:tr>
+      <w:tr>
+        <w:trPr>
+          <w:cnfStyle w:val="000000100000" w:firstRow="0" w:lastRow="0" w:firstColumn="0" w:lastColumn="0" w:oddVBand="0" w:evenVBand="0" w:oddHBand="1" w:evenHBand="0" w:firstRowFirstColumn="0" w:firstRowLastColumn="0" w:lastRowFirstColumn="0" w:lastRowLastColumn="0"/>
+          <w:trHeight w:val="300"/>
+        </w:trPr>
+        <w:tc>
+          <w:tcPr>
+            <w:cnfStyle w:val="001000000000" w:firstRow="0" w:lastRow="0" w:firstColumn="1" w:lastColumn="0" w:oddVBand="0" w:evenVBand="0" w:oddHBand="0" w:evenHBand="0" w:firstRowFirstColumn="0" w:firstRowLastColumn="0" w:lastRowFirstColumn="0" w:lastRowLastColumn="0"/>
+            <w:tcW w:w="1216" w:type="pct"/>
+            <w:noWrap/>
+            <w:vAlign w:val="center"/>
+            <w:hideMark/>
+          </w:tcPr>
+          <w:p>
+            <w:pPr>
+              <w:pStyle w:val="TEKST"/>
+              <w:jc w:val="center"/>
+            </w:pPr>
+            <w:r>
+              <w:t>000020</w:t>
+            </w:r>
+          </w:p>
+        </w:tc>
+        <w:tc>
+          <w:tcPr>
+            <w:tcW w:w="2005" w:type="pct"/>
+            <w:noWrap/>
+            <w:vAlign w:val="center"/>
+            <w:hideMark/>
+          </w:tcPr>
+          <w:p>
+            <w:pPr>
+              <w:pStyle w:val="TEKST"/>
+              <w:jc w:val="center"/>
+              <w:cnfStyle w:val="000000100000" w:firstRow="0" w:lastRow="0" w:firstColumn="0" w:lastColumn="0" w:oddVBand="0" w:evenVBand="0" w:oddHBand="1" w:evenHBand="0" w:firstRowFirstColumn="0" w:firstRowLastColumn="0" w:lastRowFirstColumn="0" w:lastRowLastColumn="0"/>
+            </w:pPr>
+            <w:r>
+              <w:t>38.54</w:t>
+            </w:r>
+          </w:p>
+        </w:tc>
+        <w:tc>
+          <w:tcPr>
+            <w:tcW w:w="1779" w:type="pct"/>
+            <w:noWrap/>
+            <w:vAlign w:val="center"/>
+            <w:hideMark/>
+          </w:tcPr>
+          <w:p>
+            <w:pPr>
+              <w:pStyle w:val="TEKST"/>
+              <w:jc w:val="center"/>
+              <w:cnfStyle w:val="000000100000" w:firstRow="0" w:lastRow="0" w:firstColumn="0" w:lastColumn="0" w:oddVBand="0" w:evenVBand="0" w:oddHBand="1" w:evenHBand="0" w:firstRowFirstColumn="0" w:firstRowLastColumn="0" w:lastRowFirstColumn="0" w:lastRowLastColumn="0"/>
+            </w:pPr>
+            <w:r>
+              <w:t>176.23</w:t>
+            </w:r>
+          </w:p>
+        </w:tc>
+      </w:tr>
+    </w:tbl>
+    <w:p>
+      <w:pPr>
         <w:pStyle w:val="TEKST"/>
+        <w:rPr>
+          <w:lang w:val="en-GB"/>
+        </w:rPr>
       </w:pPr>
       <w:r>
+        <w:rPr>
+          <w:lang w:val="en-GB"/>
+        </w:rPr>
         <w:fldChar w:fldCharType="end"/>
       </w:r>
     </w:p>

--- a/student_assignment_03/report/Kresimir_Hartl_Z2.docx
+++ b/student_assignment_03/report/Kresimir_Hartl_Z2.docx
@@ -941,11 +941,6 @@
     </w:p>
     <w:p>
       <w:pPr>
-        <w:pStyle w:val="TEKST"/>
-      </w:pPr>
-    </w:p>
-    <w:p>
-      <w:pPr>
         <w:pStyle w:val="Podnaslov1"/>
       </w:pPr>
       <w:bookmarkStart w:id="7" w:name="_Toc218880737"/>
@@ -973,19 +968,46 @@
     <w:p>
       <w:pPr>
         <w:pStyle w:val="TEKST"/>
+      </w:pPr>
+      <w:r>
+        <w:t xml:space="preserve">Odabrana ključna točka iz </w:t>
+      </w:r>
+      <w:proofErr w:type="spellStart"/>
+      <w:r>
         <w:rPr>
-          <w:sz w:val="20"/>
-          <w:szCs w:val="20"/>
+          <w:rStyle w:val="TEKSTENGChar"/>
         </w:rPr>
-      </w:pPr>
-      <w:r>
-        <w:fldChar w:fldCharType="begin"/>
-      </w:r>
-      <w:r>
-        <w:instrText xml:space="preserve"> LINK Excel.Sheet.12 "C:\\truenas-kresimir-share-cp\\FSB\\semestar_09\\interakcija-covjeka-i-robota\\interakcija-covjeka-i-robota\\student_assignment_03\\outputs\\excel\\excel_to_word.xlsx" "Sheet1!R3C11:R8C14" \a \f 5 \h  \* MERGEFORMAT </w:instrText>
-      </w:r>
-      <w:r>
-        <w:fldChar w:fldCharType="separate"/>
+        <w:t>PennAction</w:t>
+      </w:r>
+      <w:proofErr w:type="spellEnd"/>
+      <w:r>
+        <w:t xml:space="preserve"> je „</w:t>
+      </w:r>
+      <w:r>
+        <w:t>HEAD</w:t>
+      </w:r>
+      <w:r>
+        <w:t>“ uspoređuje se s „</w:t>
+      </w:r>
+      <w:r>
+        <w:t>NOSE</w:t>
+      </w:r>
+      <w:r>
+        <w:t xml:space="preserve">“ iz </w:t>
+      </w:r>
+      <w:proofErr w:type="spellStart"/>
+      <w:r>
+        <w:rPr>
+          <w:rStyle w:val="TEKSTENGChar"/>
+        </w:rPr>
+        <w:t>MediaPipe</w:t>
+      </w:r>
+      <w:proofErr w:type="spellEnd"/>
+      <w:r>
+        <w:rPr>
+          <w:rStyle w:val="TEKSTENGChar"/>
+        </w:rPr>
+        <w:t>.</w:t>
       </w:r>
     </w:p>
     <w:p>
@@ -996,16 +1018,29 @@
       <w:r>
         <w:t xml:space="preserve">Tablica </w:t>
       </w:r>
-      <w:fldSimple w:instr=" SEQ Tablica \* ARABIC ">
-        <w:r>
-          <w:rPr>
-            <w:noProof/>
-          </w:rPr>
-          <w:t>1</w:t>
-        </w:r>
-      </w:fldSimple>
-      <w:r>
-        <w:t xml:space="preserve">. Usporedba ključnih točaka </w:t>
+      <w:r>
+        <w:fldChar w:fldCharType="begin"/>
+      </w:r>
+      <w:r>
+        <w:instrText xml:space="preserve"> SEQ Tablica \* ARABIC </w:instrText>
+      </w:r>
+      <w:r>
+        <w:fldChar w:fldCharType="separate"/>
+      </w:r>
+      <w:r>
+        <w:rPr>
+          <w:noProof/>
+        </w:rPr>
+        <w:t>1</w:t>
+      </w:r>
+      <w:r>
+        <w:fldChar w:fldCharType="end"/>
+      </w:r>
+      <w:r>
+        <w:t xml:space="preserve">. </w:t>
+      </w:r>
+      <w:r>
+        <w:t xml:space="preserve">Usporedba ključnih točaka </w:t>
       </w:r>
       <w:proofErr w:type="spellStart"/>
       <w:r>
@@ -1036,10 +1071,10 @@
         <w:tblLook w:val="04A0" w:firstRow="1" w:lastRow="0" w:firstColumn="1" w:lastColumn="0" w:noHBand="0" w:noVBand="1"/>
       </w:tblPr>
       <w:tblGrid>
-        <w:gridCol w:w="1411"/>
-        <w:gridCol w:w="2963"/>
-        <w:gridCol w:w="2559"/>
-        <w:gridCol w:w="2127"/>
+        <w:gridCol w:w="1709"/>
+        <w:gridCol w:w="2810"/>
+        <w:gridCol w:w="2493"/>
+        <w:gridCol w:w="2048"/>
       </w:tblGrid>
       <w:tr>
         <w:trPr>
@@ -1049,9 +1084,8 @@
         <w:tc>
           <w:tcPr>
             <w:cnfStyle w:val="001000000000" w:firstRow="0" w:lastRow="0" w:firstColumn="1" w:lastColumn="0" w:oddVBand="0" w:evenVBand="0" w:oddHBand="0" w:evenHBand="0" w:firstRowFirstColumn="0" w:firstRowLastColumn="0" w:lastRowFirstColumn="0" w:lastRowLastColumn="0"/>
-            <w:tcW w:w="779" w:type="pct"/>
+            <w:tcW w:w="943" w:type="pct"/>
             <w:noWrap/>
-            <w:vAlign w:val="center"/>
             <w:hideMark/>
           </w:tcPr>
           <w:p>
@@ -1066,9 +1100,31 @@
         </w:tc>
         <w:tc>
           <w:tcPr>
-            <w:tcW w:w="1635" w:type="pct"/>
+            <w:tcW w:w="1551" w:type="pct"/>
             <w:noWrap/>
-            <w:vAlign w:val="center"/>
+            <w:hideMark/>
+          </w:tcPr>
+          <w:p>
+            <w:pPr>
+              <w:pStyle w:val="TEKST"/>
+              <w:jc w:val="center"/>
+              <w:cnfStyle w:val="100000000000" w:firstRow="1" w:lastRow="0" w:firstColumn="0" w:lastColumn="0" w:oddVBand="0" w:evenVBand="0" w:oddHBand="0" w:evenHBand="0" w:firstRowFirstColumn="0" w:firstRowLastColumn="0" w:lastRowFirstColumn="0" w:lastRowLastColumn="0"/>
+            </w:pPr>
+            <w:r>
+              <w:rPr>
+                <w:rStyle w:val="TEKSTENGChar"/>
+              </w:rPr>
+              <w:t>Ground truth</w:t>
+            </w:r>
+            <w:r>
+              <w:t xml:space="preserve"> (x, y)</w:t>
+            </w:r>
+          </w:p>
+        </w:tc>
+        <w:tc>
+          <w:tcPr>
+            <w:tcW w:w="1376" w:type="pct"/>
+            <w:noWrap/>
             <w:hideMark/>
           </w:tcPr>
           <w:p>
@@ -1079,50 +1135,27 @@
             </w:pPr>
             <w:proofErr w:type="spellStart"/>
             <w:r>
-              <w:t>Ground</w:t>
+              <w:rPr>
+                <w:rStyle w:val="TEKSTENGChar"/>
+              </w:rPr>
+              <w:t>MediaPipe</w:t>
             </w:r>
             <w:proofErr w:type="spellEnd"/>
             <w:r>
+              <w:rPr>
+                <w:rStyle w:val="TEKSTENGChar"/>
+              </w:rPr>
               <w:t xml:space="preserve"> </w:t>
             </w:r>
-            <w:proofErr w:type="spellStart"/>
-            <w:r>
-              <w:t>truth</w:t>
-            </w:r>
-            <w:proofErr w:type="spellEnd"/>
-            <w:r>
-              <w:t xml:space="preserve"> (x, y)</w:t>
+            <w:r>
+              <w:t>(x, y)</w:t>
             </w:r>
           </w:p>
         </w:tc>
         <w:tc>
           <w:tcPr>
-            <w:tcW w:w="1412" w:type="pct"/>
+            <w:tcW w:w="1131" w:type="pct"/>
             <w:noWrap/>
-            <w:vAlign w:val="center"/>
-            <w:hideMark/>
-          </w:tcPr>
-          <w:p>
-            <w:pPr>
-              <w:pStyle w:val="TEKST"/>
-              <w:jc w:val="center"/>
-              <w:cnfStyle w:val="100000000000" w:firstRow="1" w:lastRow="0" w:firstColumn="0" w:lastColumn="0" w:oddVBand="0" w:evenVBand="0" w:oddHBand="0" w:evenHBand="0" w:firstRowFirstColumn="0" w:firstRowLastColumn="0" w:lastRowFirstColumn="0" w:lastRowLastColumn="0"/>
-            </w:pPr>
-            <w:proofErr w:type="spellStart"/>
-            <w:r>
-              <w:t>MediaPipe</w:t>
-            </w:r>
-            <w:proofErr w:type="spellEnd"/>
-            <w:r>
-              <w:t xml:space="preserve"> (x, y)</w:t>
-            </w:r>
-          </w:p>
-        </w:tc>
-        <w:tc>
-          <w:tcPr>
-            <w:tcW w:w="1174" w:type="pct"/>
-            <w:noWrap/>
-            <w:vAlign w:val="center"/>
             <w:hideMark/>
           </w:tcPr>
           <w:p>
@@ -1145,9 +1178,8 @@
         <w:tc>
           <w:tcPr>
             <w:cnfStyle w:val="001000000000" w:firstRow="0" w:lastRow="0" w:firstColumn="1" w:lastColumn="0" w:oddVBand="0" w:evenVBand="0" w:oddHBand="0" w:evenHBand="0" w:firstRowFirstColumn="0" w:firstRowLastColumn="0" w:lastRowFirstColumn="0" w:lastRowLastColumn="0"/>
-            <w:tcW w:w="779" w:type="pct"/>
+            <w:tcW w:w="943" w:type="pct"/>
             <w:noWrap/>
-            <w:vAlign w:val="center"/>
             <w:hideMark/>
           </w:tcPr>
           <w:p>
@@ -1162,9 +1194,8 @@
         </w:tc>
         <w:tc>
           <w:tcPr>
-            <w:tcW w:w="1635" w:type="pct"/>
+            <w:tcW w:w="1551" w:type="pct"/>
             <w:noWrap/>
-            <w:vAlign w:val="center"/>
             <w:hideMark/>
           </w:tcPr>
           <w:p>
@@ -1174,15 +1205,14 @@
               <w:cnfStyle w:val="000000100000" w:firstRow="0" w:lastRow="0" w:firstColumn="0" w:lastColumn="0" w:oddVBand="0" w:evenVBand="0" w:oddHBand="1" w:evenHBand="0" w:firstRowFirstColumn="0" w:firstRowLastColumn="0" w:lastRowFirstColumn="0" w:lastRowLastColumn="0"/>
             </w:pPr>
             <w:r>
-              <w:t>243, 122</w:t>
+              <w:t>217, 75</w:t>
             </w:r>
           </w:p>
         </w:tc>
         <w:tc>
           <w:tcPr>
-            <w:tcW w:w="1412" w:type="pct"/>
+            <w:tcW w:w="1376" w:type="pct"/>
             <w:noWrap/>
-            <w:vAlign w:val="center"/>
             <w:hideMark/>
           </w:tcPr>
           <w:p>
@@ -1198,9 +1228,8 @@
         </w:tc>
         <w:tc>
           <w:tcPr>
-            <w:tcW w:w="1174" w:type="pct"/>
+            <w:tcW w:w="1131" w:type="pct"/>
             <w:noWrap/>
-            <w:vAlign w:val="center"/>
             <w:hideMark/>
           </w:tcPr>
           <w:p>
@@ -1210,7 +1239,7 @@
               <w:cnfStyle w:val="000000100000" w:firstRow="0" w:lastRow="0" w:firstColumn="0" w:lastColumn="0" w:oddVBand="0" w:evenVBand="0" w:oddHBand="1" w:evenHBand="0" w:firstRowFirstColumn="0" w:firstRowLastColumn="0" w:lastRowFirstColumn="0" w:lastRowLastColumn="0"/>
             </w:pPr>
             <w:r>
-              <w:t>53.34</w:t>
+              <w:t>1.41</w:t>
             </w:r>
           </w:p>
         </w:tc>
@@ -1222,9 +1251,8 @@
         <w:tc>
           <w:tcPr>
             <w:cnfStyle w:val="001000000000" w:firstRow="0" w:lastRow="0" w:firstColumn="1" w:lastColumn="0" w:oddVBand="0" w:evenVBand="0" w:oddHBand="0" w:evenHBand="0" w:firstRowFirstColumn="0" w:firstRowLastColumn="0" w:lastRowFirstColumn="0" w:lastRowLastColumn="0"/>
-            <w:tcW w:w="779" w:type="pct"/>
+            <w:tcW w:w="943" w:type="pct"/>
             <w:noWrap/>
-            <w:vAlign w:val="center"/>
             <w:hideMark/>
           </w:tcPr>
           <w:p>
@@ -1239,9 +1267,8 @@
         </w:tc>
         <w:tc>
           <w:tcPr>
-            <w:tcW w:w="1635" w:type="pct"/>
+            <w:tcW w:w="1551" w:type="pct"/>
             <w:noWrap/>
-            <w:vAlign w:val="center"/>
             <w:hideMark/>
           </w:tcPr>
           <w:p>
@@ -1251,15 +1278,14 @@
               <w:cnfStyle w:val="000000000000" w:firstRow="0" w:lastRow="0" w:firstColumn="0" w:lastColumn="0" w:oddVBand="0" w:evenVBand="0" w:oddHBand="0" w:evenHBand="0" w:firstRowFirstColumn="0" w:firstRowLastColumn="0" w:lastRowFirstColumn="0" w:lastRowLastColumn="0"/>
             </w:pPr>
             <w:r>
-              <w:t>246, 119</w:t>
+              <w:t>216, 63</w:t>
             </w:r>
           </w:p>
         </w:tc>
         <w:tc>
           <w:tcPr>
-            <w:tcW w:w="1412" w:type="pct"/>
+            <w:tcW w:w="1376" w:type="pct"/>
             <w:noWrap/>
-            <w:vAlign w:val="center"/>
             <w:hideMark/>
           </w:tcPr>
           <w:p>
@@ -1275,9 +1301,8 @@
         </w:tc>
         <w:tc>
           <w:tcPr>
-            <w:tcW w:w="1174" w:type="pct"/>
+            <w:tcW w:w="1131" w:type="pct"/>
             <w:noWrap/>
-            <w:vAlign w:val="center"/>
             <w:hideMark/>
           </w:tcPr>
           <w:p>
@@ -1287,7 +1312,7 @@
               <w:cnfStyle w:val="000000000000" w:firstRow="0" w:lastRow="0" w:firstColumn="0" w:lastColumn="0" w:oddVBand="0" w:evenVBand="0" w:oddHBand="0" w:evenHBand="0" w:firstRowFirstColumn="0" w:firstRowLastColumn="0" w:lastRowFirstColumn="0" w:lastRowLastColumn="0"/>
             </w:pPr>
             <w:r>
-              <w:t>62.18</w:t>
+              <w:t>1.41</w:t>
             </w:r>
           </w:p>
         </w:tc>
@@ -1300,9 +1325,8 @@
         <w:tc>
           <w:tcPr>
             <w:cnfStyle w:val="001000000000" w:firstRow="0" w:lastRow="0" w:firstColumn="1" w:lastColumn="0" w:oddVBand="0" w:evenVBand="0" w:oddHBand="0" w:evenHBand="0" w:firstRowFirstColumn="0" w:firstRowLastColumn="0" w:lastRowFirstColumn="0" w:lastRowLastColumn="0"/>
-            <w:tcW w:w="779" w:type="pct"/>
+            <w:tcW w:w="943" w:type="pct"/>
             <w:noWrap/>
-            <w:vAlign w:val="center"/>
             <w:hideMark/>
           </w:tcPr>
           <w:p>
@@ -1317,9 +1341,8 @@
         </w:tc>
         <w:tc>
           <w:tcPr>
-            <w:tcW w:w="1635" w:type="pct"/>
+            <w:tcW w:w="1551" w:type="pct"/>
             <w:noWrap/>
-            <w:vAlign w:val="center"/>
             <w:hideMark/>
           </w:tcPr>
           <w:p>
@@ -1329,15 +1352,14 @@
               <w:cnfStyle w:val="000000100000" w:firstRow="0" w:lastRow="0" w:firstColumn="0" w:lastColumn="0" w:oddVBand="0" w:evenVBand="0" w:oddHBand="1" w:evenHBand="0" w:firstRowFirstColumn="0" w:firstRowLastColumn="0" w:lastRowFirstColumn="0" w:lastRowLastColumn="0"/>
             </w:pPr>
             <w:r>
-              <w:t>246, 115</w:t>
+              <w:t>214, 54</w:t>
             </w:r>
           </w:p>
         </w:tc>
         <w:tc>
           <w:tcPr>
-            <w:tcW w:w="1412" w:type="pct"/>
+            <w:tcW w:w="1376" w:type="pct"/>
             <w:noWrap/>
-            <w:vAlign w:val="center"/>
             <w:hideMark/>
           </w:tcPr>
           <w:p>
@@ -1353,9 +1375,8 @@
         </w:tc>
         <w:tc>
           <w:tcPr>
-            <w:tcW w:w="1174" w:type="pct"/>
+            <w:tcW w:w="1131" w:type="pct"/>
             <w:noWrap/>
-            <w:vAlign w:val="center"/>
             <w:hideMark/>
           </w:tcPr>
           <w:p>
@@ -1365,7 +1386,7 @@
               <w:cnfStyle w:val="000000100000" w:firstRow="0" w:lastRow="0" w:firstColumn="0" w:lastColumn="0" w:oddVBand="0" w:evenVBand="0" w:oddHBand="1" w:evenHBand="0" w:firstRowFirstColumn="0" w:firstRowLastColumn="0" w:lastRowFirstColumn="0" w:lastRowLastColumn="0"/>
             </w:pPr>
             <w:r>
-              <w:t>72.24</w:t>
+              <w:t>7.81</w:t>
             </w:r>
           </w:p>
         </w:tc>
@@ -1377,9 +1398,8 @@
         <w:tc>
           <w:tcPr>
             <w:cnfStyle w:val="001000000000" w:firstRow="0" w:lastRow="0" w:firstColumn="1" w:lastColumn="0" w:oddVBand="0" w:evenVBand="0" w:oddHBand="0" w:evenHBand="0" w:firstRowFirstColumn="0" w:firstRowLastColumn="0" w:lastRowFirstColumn="0" w:lastRowLastColumn="0"/>
-            <w:tcW w:w="779" w:type="pct"/>
+            <w:tcW w:w="943" w:type="pct"/>
             <w:noWrap/>
-            <w:vAlign w:val="center"/>
             <w:hideMark/>
           </w:tcPr>
           <w:p>
@@ -1394,9 +1414,8 @@
         </w:tc>
         <w:tc>
           <w:tcPr>
-            <w:tcW w:w="1635" w:type="pct"/>
+            <w:tcW w:w="1551" w:type="pct"/>
             <w:noWrap/>
-            <w:vAlign w:val="center"/>
             <w:hideMark/>
           </w:tcPr>
           <w:p>
@@ -1406,15 +1425,14 @@
               <w:cnfStyle w:val="000000000000" w:firstRow="0" w:lastRow="0" w:firstColumn="0" w:lastColumn="0" w:oddVBand="0" w:evenVBand="0" w:oddHBand="0" w:evenHBand="0" w:firstRowFirstColumn="0" w:firstRowLastColumn="0" w:lastRowFirstColumn="0" w:lastRowLastColumn="0"/>
             </w:pPr>
             <w:r>
-              <w:t>246, 111</w:t>
+              <w:t>214, 63</w:t>
             </w:r>
           </w:p>
         </w:tc>
         <w:tc>
           <w:tcPr>
-            <w:tcW w:w="1412" w:type="pct"/>
+            <w:tcW w:w="1376" w:type="pct"/>
             <w:noWrap/>
-            <w:vAlign w:val="center"/>
             <w:hideMark/>
           </w:tcPr>
           <w:p>
@@ -1430,9 +1448,8 @@
         </w:tc>
         <w:tc>
           <w:tcPr>
-            <w:tcW w:w="1174" w:type="pct"/>
+            <w:tcW w:w="1131" w:type="pct"/>
             <w:noWrap/>
-            <w:vAlign w:val="center"/>
             <w:hideMark/>
           </w:tcPr>
           <w:p>
@@ -1442,7 +1459,7 @@
               <w:cnfStyle w:val="000000000000" w:firstRow="0" w:lastRow="0" w:firstColumn="0" w:lastColumn="0" w:oddVBand="0" w:evenVBand="0" w:oddHBand="0" w:evenHBand="0" w:firstRowFirstColumn="0" w:firstRowLastColumn="0" w:lastRowFirstColumn="0" w:lastRowLastColumn="0"/>
             </w:pPr>
             <w:r>
-              <w:t>47.42</w:t>
+              <w:t>13</w:t>
             </w:r>
           </w:p>
         </w:tc>
@@ -1455,9 +1472,8 @@
         <w:tc>
           <w:tcPr>
             <w:cnfStyle w:val="001000000000" w:firstRow="0" w:lastRow="0" w:firstColumn="1" w:lastColumn="0" w:oddVBand="0" w:evenVBand="0" w:oddHBand="0" w:evenHBand="0" w:firstRowFirstColumn="0" w:firstRowLastColumn="0" w:lastRowFirstColumn="0" w:lastRowLastColumn="0"/>
-            <w:tcW w:w="779" w:type="pct"/>
+            <w:tcW w:w="943" w:type="pct"/>
             <w:noWrap/>
-            <w:vAlign w:val="center"/>
             <w:hideMark/>
           </w:tcPr>
           <w:p>
@@ -1472,9 +1488,8 @@
         </w:tc>
         <w:tc>
           <w:tcPr>
-            <w:tcW w:w="1635" w:type="pct"/>
+            <w:tcW w:w="1551" w:type="pct"/>
             <w:noWrap/>
-            <w:vAlign w:val="center"/>
             <w:hideMark/>
           </w:tcPr>
           <w:p>
@@ -1484,15 +1499,14 @@
               <w:cnfStyle w:val="000000100000" w:firstRow="0" w:lastRow="0" w:firstColumn="0" w:lastColumn="0" w:oddVBand="0" w:evenVBand="0" w:oddHBand="1" w:evenHBand="0" w:firstRowFirstColumn="0" w:firstRowLastColumn="0" w:lastRowFirstColumn="0" w:lastRowLastColumn="0"/>
             </w:pPr>
             <w:r>
-              <w:t>245, 105</w:t>
+              <w:t>216, 79</w:t>
             </w:r>
           </w:p>
         </w:tc>
         <w:tc>
           <w:tcPr>
-            <w:tcW w:w="1412" w:type="pct"/>
+            <w:tcW w:w="1376" w:type="pct"/>
             <w:noWrap/>
-            <w:vAlign w:val="center"/>
             <w:hideMark/>
           </w:tcPr>
           <w:p>
@@ -1508,9 +1522,8 @@
         </w:tc>
         <w:tc>
           <w:tcPr>
-            <w:tcW w:w="1174" w:type="pct"/>
+            <w:tcW w:w="1131" w:type="pct"/>
             <w:noWrap/>
-            <w:vAlign w:val="center"/>
             <w:hideMark/>
           </w:tcPr>
           <w:p>
@@ -1520,7 +1533,7 @@
               <w:cnfStyle w:val="000000100000" w:firstRow="0" w:lastRow="0" w:firstColumn="0" w:lastColumn="0" w:oddVBand="0" w:evenVBand="0" w:oddHBand="1" w:evenHBand="0" w:firstRowFirstColumn="0" w:firstRowLastColumn="0" w:lastRowFirstColumn="0" w:lastRowLastColumn="0"/>
             </w:pPr>
             <w:r>
-              <w:t>44.6</w:t>
+              <w:t>7.07</w:t>
             </w:r>
           </w:p>
         </w:tc>
@@ -1531,60 +1544,284 @@
         <w:pStyle w:val="TEKST"/>
       </w:pPr>
       <w:r>
-        <w:fldChar w:fldCharType="end"/>
+        <w:rPr>
+          <w:noProof/>
+        </w:rPr>
+        <mc:AlternateContent>
+          <mc:Choice Requires="wps">
+            <w:drawing>
+              <wp:anchor distT="0" distB="0" distL="114300" distR="114300" simplePos="0" relativeHeight="251660288" behindDoc="0" locked="0" layoutInCell="1" allowOverlap="1" wp14:anchorId="43EF9E23" wp14:editId="352AE79A">
+                <wp:simplePos x="0" y="0"/>
+                <wp:positionH relativeFrom="column">
+                  <wp:posOffset>583565</wp:posOffset>
+                </wp:positionH>
+                <wp:positionV relativeFrom="paragraph">
+                  <wp:posOffset>4063365</wp:posOffset>
+                </wp:positionV>
+                <wp:extent cx="4591685" cy="635"/>
+                <wp:effectExtent l="0" t="0" r="0" b="0"/>
+                <wp:wrapTopAndBottom/>
+                <wp:docPr id="1979715007" name="Text Box 1"/>
+                <wp:cNvGraphicFramePr/>
+                <a:graphic xmlns:a="http://schemas.openxmlformats.org/drawingml/2006/main">
+                  <a:graphicData uri="http://schemas.microsoft.com/office/word/2010/wordprocessingShape">
+                    <wps:wsp>
+                      <wps:cNvSpPr txBox="1"/>
+                      <wps:spPr>
+                        <a:xfrm>
+                          <a:off x="0" y="0"/>
+                          <a:ext cx="4591685" cy="635"/>
+                        </a:xfrm>
+                        <a:prstGeom prst="rect">
+                          <a:avLst/>
+                        </a:prstGeom>
+                        <a:solidFill>
+                          <a:prstClr val="white"/>
+                        </a:solidFill>
+                        <a:ln>
+                          <a:noFill/>
+                        </a:ln>
+                      </wps:spPr>
+                      <wps:txbx>
+                        <w:txbxContent>
+                          <w:p>
+                            <w:pPr>
+                              <w:pStyle w:val="Caption"/>
+                            </w:pPr>
+                            <w:r>
+                              <w:t xml:space="preserve">Slika </w:t>
+                            </w:r>
+                            <w:r>
+                              <w:fldChar w:fldCharType="begin"/>
+                            </w:r>
+                            <w:r>
+                              <w:instrText xml:space="preserve"> SEQ Slika \* ARABIC </w:instrText>
+                            </w:r>
+                            <w:r>
+                              <w:fldChar w:fldCharType="separate"/>
+                            </w:r>
+                            <w:r>
+                              <w:rPr>
+                                <w:noProof/>
+                              </w:rPr>
+                              <w:t>1</w:t>
+                            </w:r>
+                            <w:r>
+                              <w:fldChar w:fldCharType="end"/>
+                            </w:r>
+                            <w:r>
+                              <w:t xml:space="preserve">. </w:t>
+                            </w:r>
+                            <w:r>
+                              <w:t xml:space="preserve">Usporedba </w:t>
+                            </w:r>
+                            <w:proofErr w:type="spellStart"/>
+                            <w:r>
+                              <w:t>ground</w:t>
+                            </w:r>
+                            <w:proofErr w:type="spellEnd"/>
+                            <w:r>
+                              <w:t xml:space="preserve"> </w:t>
+                            </w:r>
+                            <w:proofErr w:type="spellStart"/>
+                            <w:r>
+                              <w:t>truth</w:t>
+                            </w:r>
+                            <w:proofErr w:type="spellEnd"/>
+                            <w:r>
+                              <w:t xml:space="preserve"> i </w:t>
+                            </w:r>
+                            <w:proofErr w:type="spellStart"/>
+                            <w:r>
+                              <w:t>MediaPipe</w:t>
+                            </w:r>
+                            <w:proofErr w:type="spellEnd"/>
+                          </w:p>
+                        </w:txbxContent>
+                      </wps:txbx>
+                      <wps:bodyPr rot="0" spcFirstLastPara="0" vertOverflow="overflow" horzOverflow="overflow" vert="horz" wrap="square" lIns="0" tIns="0" rIns="0" bIns="0" numCol="1" spcCol="0" rtlCol="0" fromWordArt="0" anchor="t" anchorCtr="0" forceAA="0" compatLnSpc="1">
+                        <a:prstTxWarp prst="textNoShape">
+                          <a:avLst/>
+                        </a:prstTxWarp>
+                        <a:spAutoFit/>
+                      </wps:bodyPr>
+                    </wps:wsp>
+                  </a:graphicData>
+                </a:graphic>
+              </wp:anchor>
+            </w:drawing>
+          </mc:Choice>
+          <mc:Fallback>
+            <w:pict>
+              <v:shapetype w14:anchorId="43EF9E23" id="_x0000_t202" coordsize="21600,21600" o:spt="202" path="m,l,21600r21600,l21600,xe">
+                <v:stroke joinstyle="miter"/>
+                <v:path gradientshapeok="t" o:connecttype="rect"/>
+              </v:shapetype>
+              <v:shape id="Text Box 1" o:spid="_x0000_s1026" type="#_x0000_t202" style="position:absolute;left:0;text-align:left;margin-left:45.95pt;margin-top:319.95pt;width:361.55pt;height:.05pt;z-index:251660288;visibility:visible;mso-wrap-style:square;mso-wrap-distance-left:9pt;mso-wrap-distance-top:0;mso-wrap-distance-right:9pt;mso-wrap-distance-bottom:0;mso-position-horizontal:absolute;mso-position-horizontal-relative:text;mso-position-vertical:absolute;mso-position-vertical-relative:text;v-text-anchor:top" o:gfxdata="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" stroked="f">
+                <v:textbox style="mso-fit-shape-to-text:t" inset="0,0,0,0">
+                  <w:txbxContent>
+                    <w:p>
+                      <w:pPr>
+                        <w:pStyle w:val="Caption"/>
+                      </w:pPr>
+                      <w:r>
+                        <w:t xml:space="preserve">Slika </w:t>
+                      </w:r>
+                      <w:r>
+                        <w:fldChar w:fldCharType="begin"/>
+                      </w:r>
+                      <w:r>
+                        <w:instrText xml:space="preserve"> SEQ Slika \* ARABIC </w:instrText>
+                      </w:r>
+                      <w:r>
+                        <w:fldChar w:fldCharType="separate"/>
+                      </w:r>
+                      <w:r>
+                        <w:rPr>
+                          <w:noProof/>
+                        </w:rPr>
+                        <w:t>1</w:t>
+                      </w:r>
+                      <w:r>
+                        <w:fldChar w:fldCharType="end"/>
+                      </w:r>
+                      <w:r>
+                        <w:t xml:space="preserve">. </w:t>
+                      </w:r>
+                      <w:r>
+                        <w:t xml:space="preserve">Usporedba </w:t>
+                      </w:r>
+                      <w:proofErr w:type="spellStart"/>
+                      <w:r>
+                        <w:t>ground</w:t>
+                      </w:r>
+                      <w:proofErr w:type="spellEnd"/>
+                      <w:r>
+                        <w:t xml:space="preserve"> </w:t>
+                      </w:r>
+                      <w:proofErr w:type="spellStart"/>
+                      <w:r>
+                        <w:t>truth</w:t>
+                      </w:r>
+                      <w:proofErr w:type="spellEnd"/>
+                      <w:r>
+                        <w:t xml:space="preserve"> i </w:t>
+                      </w:r>
+                      <w:proofErr w:type="spellStart"/>
+                      <w:r>
+                        <w:t>MediaPipe</w:t>
+                      </w:r>
+                      <w:proofErr w:type="spellEnd"/>
+                    </w:p>
+                  </w:txbxContent>
+                </v:textbox>
+                <w10:wrap type="topAndBottom"/>
+              </v:shape>
+            </w:pict>
+          </mc:Fallback>
+        </mc:AlternateContent>
+      </w:r>
+      <w:r>
+        <w:drawing>
+          <wp:anchor distT="0" distB="0" distL="114300" distR="114300" simplePos="0" relativeHeight="251658240" behindDoc="0" locked="0" layoutInCell="1" allowOverlap="1" wp14:anchorId="50296F6C" wp14:editId="1FC0867C">
+            <wp:simplePos x="0" y="0"/>
+            <wp:positionH relativeFrom="margin">
+              <wp:align>center</wp:align>
+            </wp:positionH>
+            <wp:positionV relativeFrom="paragraph">
+              <wp:posOffset>272750</wp:posOffset>
+            </wp:positionV>
+            <wp:extent cx="4591685" cy="3733800"/>
+            <wp:effectExtent l="0" t="0" r="0" b="0"/>
+            <wp:wrapTopAndBottom/>
+            <wp:docPr id="1501969011" name="Picture 1"/>
+            <wp:cNvGraphicFramePr>
+              <a:graphicFrameLocks xmlns:a="http://schemas.openxmlformats.org/drawingml/2006/main" noChangeAspect="1"/>
+            </wp:cNvGraphicFramePr>
+            <a:graphic xmlns:a="http://schemas.openxmlformats.org/drawingml/2006/main">
+              <a:graphicData uri="http://schemas.openxmlformats.org/drawingml/2006/picture">
+                <pic:pic xmlns:pic="http://schemas.openxmlformats.org/drawingml/2006/picture">
+                  <pic:nvPicPr>
+                    <pic:cNvPr id="1501969011" name=""/>
+                    <pic:cNvPicPr/>
+                  </pic:nvPicPr>
+                  <pic:blipFill>
+                    <a:blip r:embed="rId10">
+                      <a:extLst>
+                        <a:ext uri="{28A0092B-C50C-407E-A947-70E740481C1C}">
+                          <a14:useLocalDpi xmlns:a14="http://schemas.microsoft.com/office/drawing/2010/main" val="0"/>
+                        </a:ext>
+                      </a:extLst>
+                    </a:blip>
+                    <a:stretch>
+                      <a:fillRect/>
+                    </a:stretch>
+                  </pic:blipFill>
+                  <pic:spPr>
+                    <a:xfrm>
+                      <a:off x="0" y="0"/>
+                      <a:ext cx="4591685" cy="3733800"/>
+                    </a:xfrm>
+                    <a:prstGeom prst="rect">
+                      <a:avLst/>
+                    </a:prstGeom>
+                  </pic:spPr>
+                </pic:pic>
+              </a:graphicData>
+            </a:graphic>
+          </wp:anchor>
+        </w:drawing>
       </w:r>
     </w:p>
     <w:p>
       <w:pPr>
-        <w:pStyle w:val="Podnaslov1"/>
-      </w:pPr>
-      <w:r>
-        <w:t>Izračun kuta zglobova</w:t>
-      </w:r>
+        <w:pStyle w:val="TEKST"/>
+      </w:pPr>
     </w:p>
     <w:p>
       <w:pPr>
         <w:pStyle w:val="TEKST"/>
-        <w:rPr>
-          <w:sz w:val="20"/>
-          <w:szCs w:val="20"/>
-        </w:rPr>
-      </w:pPr>
-      <w:r>
-        <w:rPr>
-          <w:lang w:val="en-GB"/>
-        </w:rPr>
-        <w:fldChar w:fldCharType="begin"/>
-      </w:r>
-      <w:r>
-        <w:rPr>
-          <w:lang w:val="en-GB"/>
-        </w:rPr>
-        <w:instrText xml:space="preserve"> LINK Excel.Sheet.12 "C:\\truenas-kresimir-share-cp\\FSB\\semestar_09\\interakcija-covjeka-i-robota\\interakcija-covjeka-i-robota\\student_assignment_03\\outputs\\excel\\excel_to_word.xlsx" "Sheet1!R11C11:R16C13" \a \f 5 \h  \* MERGEFORMAT </w:instrText>
-      </w:r>
-      <w:r>
-        <w:rPr>
-          <w:lang w:val="en-GB"/>
-        </w:rPr>
-        <w:fldChar w:fldCharType="separate"/>
-      </w:r>
+      </w:pPr>
     </w:p>
     <w:p>
       <w:pPr>
+        <w:pStyle w:val="Podnaslov1"/>
+      </w:pPr>
+      <w:r>
+        <w:t>Izračun kuta zglobova</w:t>
+      </w:r>
+    </w:p>
+    <w:p>
+      <w:pPr>
+        <w:pStyle w:val="TEKST"/>
+      </w:pPr>
+    </w:p>
+    <w:p>
+      <w:pPr>
         <w:pStyle w:val="Caption"/>
         <w:keepNext/>
       </w:pPr>
       <w:r>
         <w:t xml:space="preserve">Tablica </w:t>
       </w:r>
-      <w:fldSimple w:instr=" SEQ Tablica \* ARABIC ">
-        <w:r>
-          <w:rPr>
-            <w:noProof/>
-          </w:rPr>
-          <w:t>2</w:t>
-        </w:r>
-      </w:fldSimple>
+      <w:r>
+        <w:fldChar w:fldCharType="begin"/>
+      </w:r>
+      <w:r>
+        <w:instrText xml:space="preserve"> SEQ Tablica \* ARABIC </w:instrText>
+      </w:r>
+      <w:r>
+        <w:fldChar w:fldCharType="separate"/>
+      </w:r>
+      <w:r>
+        <w:rPr>
+          <w:noProof/>
+        </w:rPr>
+        <w:t>2</w:t>
+      </w:r>
+      <w:r>
+        <w:fldChar w:fldCharType="end"/>
+      </w:r>
       <w:r>
         <w:t xml:space="preserve">. </w:t>
       </w:r>
@@ -1618,7 +1855,6 @@
             <w:cnfStyle w:val="001000000000" w:firstRow="0" w:lastRow="0" w:firstColumn="1" w:lastColumn="0" w:oddVBand="0" w:evenVBand="0" w:oddHBand="0" w:evenHBand="0" w:firstRowFirstColumn="0" w:firstRowLastColumn="0" w:lastRowFirstColumn="0" w:lastRowLastColumn="0"/>
             <w:tcW w:w="1216" w:type="pct"/>
             <w:noWrap/>
-            <w:vAlign w:val="center"/>
             <w:hideMark/>
           </w:tcPr>
           <w:p>
@@ -1635,7 +1871,6 @@
           <w:tcPr>
             <w:tcW w:w="2005" w:type="pct"/>
             <w:noWrap/>
-            <w:vAlign w:val="center"/>
             <w:hideMark/>
           </w:tcPr>
           <w:p>
@@ -1653,7 +1888,6 @@
           <w:tcPr>
             <w:tcW w:w="1779" w:type="pct"/>
             <w:noWrap/>
-            <w:vAlign w:val="center"/>
             <w:hideMark/>
           </w:tcPr>
           <w:p>
@@ -1678,7 +1912,6 @@
             <w:cnfStyle w:val="001000000000" w:firstRow="0" w:lastRow="0" w:firstColumn="1" w:lastColumn="0" w:oddVBand="0" w:evenVBand="0" w:oddHBand="0" w:evenHBand="0" w:firstRowFirstColumn="0" w:firstRowLastColumn="0" w:lastRowFirstColumn="0" w:lastRowLastColumn="0"/>
             <w:tcW w:w="1216" w:type="pct"/>
             <w:noWrap/>
-            <w:vAlign w:val="center"/>
             <w:hideMark/>
           </w:tcPr>
           <w:p>
@@ -1695,7 +1928,6 @@
           <w:tcPr>
             <w:tcW w:w="2005" w:type="pct"/>
             <w:noWrap/>
-            <w:vAlign w:val="center"/>
             <w:hideMark/>
           </w:tcPr>
           <w:p>
@@ -1705,7 +1937,7 @@
               <w:cnfStyle w:val="000000100000" w:firstRow="0" w:lastRow="0" w:firstColumn="0" w:lastColumn="0" w:oddVBand="0" w:evenVBand="0" w:oddHBand="1" w:evenHBand="0" w:firstRowFirstColumn="0" w:firstRowLastColumn="0" w:lastRowFirstColumn="0" w:lastRowLastColumn="0"/>
             </w:pPr>
             <w:r>
-              <w:t>47.39</w:t>
+              <w:t>145.74</w:t>
             </w:r>
           </w:p>
         </w:tc>
@@ -1713,7 +1945,6 @@
           <w:tcPr>
             <w:tcW w:w="1779" w:type="pct"/>
             <w:noWrap/>
-            <w:vAlign w:val="center"/>
             <w:hideMark/>
           </w:tcPr>
           <w:p>
@@ -1737,7 +1968,6 @@
             <w:cnfStyle w:val="001000000000" w:firstRow="0" w:lastRow="0" w:firstColumn="1" w:lastColumn="0" w:oddVBand="0" w:evenVBand="0" w:oddHBand="0" w:evenHBand="0" w:firstRowFirstColumn="0" w:firstRowLastColumn="0" w:lastRowFirstColumn="0" w:lastRowLastColumn="0"/>
             <w:tcW w:w="1216" w:type="pct"/>
             <w:noWrap/>
-            <w:vAlign w:val="center"/>
             <w:hideMark/>
           </w:tcPr>
           <w:p>
@@ -1754,7 +1984,6 @@
           <w:tcPr>
             <w:tcW w:w="2005" w:type="pct"/>
             <w:noWrap/>
-            <w:vAlign w:val="center"/>
             <w:hideMark/>
           </w:tcPr>
           <w:p>
@@ -1764,7 +1993,7 @@
               <w:cnfStyle w:val="000000000000" w:firstRow="0" w:lastRow="0" w:firstColumn="0" w:lastColumn="0" w:oddVBand="0" w:evenVBand="0" w:oddHBand="0" w:evenHBand="0" w:firstRowFirstColumn="0" w:firstRowLastColumn="0" w:lastRowFirstColumn="0" w:lastRowLastColumn="0"/>
             </w:pPr>
             <w:r>
-              <w:t>46.42</w:t>
+              <w:t>113.63</w:t>
             </w:r>
           </w:p>
         </w:tc>
@@ -1772,7 +2001,6 @@
           <w:tcPr>
             <w:tcW w:w="1779" w:type="pct"/>
             <w:noWrap/>
-            <w:vAlign w:val="center"/>
             <w:hideMark/>
           </w:tcPr>
           <w:p>
@@ -1797,7 +2025,6 @@
             <w:cnfStyle w:val="001000000000" w:firstRow="0" w:lastRow="0" w:firstColumn="1" w:lastColumn="0" w:oddVBand="0" w:evenVBand="0" w:oddHBand="0" w:evenHBand="0" w:firstRowFirstColumn="0" w:firstRowLastColumn="0" w:lastRowFirstColumn="0" w:lastRowLastColumn="0"/>
             <w:tcW w:w="1216" w:type="pct"/>
             <w:noWrap/>
-            <w:vAlign w:val="center"/>
             <w:hideMark/>
           </w:tcPr>
           <w:p>
@@ -1814,7 +2041,6 @@
           <w:tcPr>
             <w:tcW w:w="2005" w:type="pct"/>
             <w:noWrap/>
-            <w:vAlign w:val="center"/>
             <w:hideMark/>
           </w:tcPr>
           <w:p>
@@ -1824,7 +2050,7 @@
               <w:cnfStyle w:val="000000100000" w:firstRow="0" w:lastRow="0" w:firstColumn="0" w:lastColumn="0" w:oddVBand="0" w:evenVBand="0" w:oddHBand="1" w:evenHBand="0" w:firstRowFirstColumn="0" w:firstRowLastColumn="0" w:lastRowFirstColumn="0" w:lastRowLastColumn="0"/>
             </w:pPr>
             <w:r>
-              <w:t>41.47</w:t>
+              <w:t>90.3</w:t>
             </w:r>
           </w:p>
         </w:tc>
@@ -1832,7 +2058,6 @@
           <w:tcPr>
             <w:tcW w:w="1779" w:type="pct"/>
             <w:noWrap/>
-            <w:vAlign w:val="center"/>
             <w:hideMark/>
           </w:tcPr>
           <w:p>
@@ -1856,7 +2081,6 @@
             <w:cnfStyle w:val="001000000000" w:firstRow="0" w:lastRow="0" w:firstColumn="1" w:lastColumn="0" w:oddVBand="0" w:evenVBand="0" w:oddHBand="0" w:evenHBand="0" w:firstRowFirstColumn="0" w:firstRowLastColumn="0" w:lastRowFirstColumn="0" w:lastRowLastColumn="0"/>
             <w:tcW w:w="1216" w:type="pct"/>
             <w:noWrap/>
-            <w:vAlign w:val="center"/>
             <w:hideMark/>
           </w:tcPr>
           <w:p>
@@ -1873,7 +2097,6 @@
           <w:tcPr>
             <w:tcW w:w="2005" w:type="pct"/>
             <w:noWrap/>
-            <w:vAlign w:val="center"/>
             <w:hideMark/>
           </w:tcPr>
           <w:p>
@@ -1883,7 +2106,7 @@
               <w:cnfStyle w:val="000000000000" w:firstRow="0" w:lastRow="0" w:firstColumn="0" w:lastColumn="0" w:oddVBand="0" w:evenVBand="0" w:oddHBand="0" w:evenHBand="0" w:firstRowFirstColumn="0" w:firstRowLastColumn="0" w:lastRowFirstColumn="0" w:lastRowLastColumn="0"/>
             </w:pPr>
             <w:r>
-              <w:t>34.21</w:t>
+              <w:t>103.93</w:t>
             </w:r>
           </w:p>
         </w:tc>
@@ -1891,7 +2114,6 @@
           <w:tcPr>
             <w:tcW w:w="1779" w:type="pct"/>
             <w:noWrap/>
-            <w:vAlign w:val="center"/>
             <w:hideMark/>
           </w:tcPr>
           <w:p>
@@ -1916,6 +2138,374 @@
             <w:cnfStyle w:val="001000000000" w:firstRow="0" w:lastRow="0" w:firstColumn="1" w:lastColumn="0" w:oddVBand="0" w:evenVBand="0" w:oddHBand="0" w:evenHBand="0" w:firstRowFirstColumn="0" w:firstRowLastColumn="0" w:lastRowFirstColumn="0" w:lastRowLastColumn="0"/>
             <w:tcW w:w="1216" w:type="pct"/>
             <w:noWrap/>
+            <w:hideMark/>
+          </w:tcPr>
+          <w:p>
+            <w:pPr>
+              <w:pStyle w:val="TEKST"/>
+              <w:jc w:val="center"/>
+            </w:pPr>
+            <w:r>
+              <w:t>000020</w:t>
+            </w:r>
+          </w:p>
+        </w:tc>
+        <w:tc>
+          <w:tcPr>
+            <w:tcW w:w="2005" w:type="pct"/>
+            <w:noWrap/>
+            <w:hideMark/>
+          </w:tcPr>
+          <w:p>
+            <w:pPr>
+              <w:pStyle w:val="TEKST"/>
+              <w:jc w:val="center"/>
+              <w:cnfStyle w:val="000000100000" w:firstRow="0" w:lastRow="0" w:firstColumn="0" w:lastColumn="0" w:oddVBand="0" w:evenVBand="0" w:oddHBand="1" w:evenHBand="0" w:firstRowFirstColumn="0" w:firstRowLastColumn="0" w:lastRowFirstColumn="0" w:lastRowLastColumn="0"/>
+            </w:pPr>
+            <w:r>
+              <w:t>113.33</w:t>
+            </w:r>
+          </w:p>
+        </w:tc>
+        <w:tc>
+          <w:tcPr>
+            <w:tcW w:w="1779" w:type="pct"/>
+            <w:noWrap/>
+            <w:hideMark/>
+          </w:tcPr>
+          <w:p>
+            <w:pPr>
+              <w:pStyle w:val="TEKST"/>
+              <w:jc w:val="center"/>
+              <w:cnfStyle w:val="000000100000" w:firstRow="0" w:lastRow="0" w:firstColumn="0" w:lastColumn="0" w:oddVBand="0" w:evenVBand="0" w:oddHBand="1" w:evenHBand="0" w:firstRowFirstColumn="0" w:firstRowLastColumn="0" w:lastRowFirstColumn="0" w:lastRowLastColumn="0"/>
+            </w:pPr>
+            <w:r>
+              <w:t>176.23</w:t>
+            </w:r>
+          </w:p>
+        </w:tc>
+      </w:tr>
+    </w:tbl>
+    <w:p>
+      <w:pPr>
+        <w:pStyle w:val="TEKST"/>
+      </w:pPr>
+      <w:r>
+        <w:rPr>
+          <w:noProof/>
+        </w:rPr>
+        <mc:AlternateContent>
+          <mc:Choice Requires="wps">
+            <w:drawing>
+              <wp:anchor distT="0" distB="0" distL="114300" distR="114300" simplePos="0" relativeHeight="251663360" behindDoc="0" locked="0" layoutInCell="1" allowOverlap="1" wp14:anchorId="64E31161" wp14:editId="26E4111E">
+                <wp:simplePos x="0" y="0"/>
+                <wp:positionH relativeFrom="column">
+                  <wp:posOffset>583565</wp:posOffset>
+                </wp:positionH>
+                <wp:positionV relativeFrom="paragraph">
+                  <wp:posOffset>4097020</wp:posOffset>
+                </wp:positionV>
+                <wp:extent cx="4591685" cy="635"/>
+                <wp:effectExtent l="0" t="0" r="0" b="0"/>
+                <wp:wrapTopAndBottom/>
+                <wp:docPr id="1186009687" name="Text Box 1"/>
+                <wp:cNvGraphicFramePr/>
+                <a:graphic xmlns:a="http://schemas.openxmlformats.org/drawingml/2006/main">
+                  <a:graphicData uri="http://schemas.microsoft.com/office/word/2010/wordprocessingShape">
+                    <wps:wsp>
+                      <wps:cNvSpPr txBox="1"/>
+                      <wps:spPr>
+                        <a:xfrm>
+                          <a:off x="0" y="0"/>
+                          <a:ext cx="4591685" cy="635"/>
+                        </a:xfrm>
+                        <a:prstGeom prst="rect">
+                          <a:avLst/>
+                        </a:prstGeom>
+                        <a:solidFill>
+                          <a:prstClr val="white"/>
+                        </a:solidFill>
+                        <a:ln>
+                          <a:noFill/>
+                        </a:ln>
+                      </wps:spPr>
+                      <wps:txbx>
+                        <w:txbxContent>
+                          <w:p>
+                            <w:pPr>
+                              <w:pStyle w:val="Caption"/>
+                            </w:pPr>
+                            <w:r>
+                              <w:t xml:space="preserve">Slika </w:t>
+                            </w:r>
+                            <w:r>
+                              <w:fldChar w:fldCharType="begin"/>
+                            </w:r>
+                            <w:r>
+                              <w:instrText xml:space="preserve"> SEQ Slika \* ARABIC </w:instrText>
+                            </w:r>
+                            <w:r>
+                              <w:fldChar w:fldCharType="separate"/>
+                            </w:r>
+                            <w:r>
+                              <w:rPr>
+                                <w:noProof/>
+                              </w:rPr>
+                              <w:t>2</w:t>
+                            </w:r>
+                            <w:r>
+                              <w:fldChar w:fldCharType="end"/>
+                            </w:r>
+                            <w:r>
+                              <w:t xml:space="preserve">. </w:t>
+                            </w:r>
+                            <w:proofErr w:type="spellStart"/>
+                            <w:r>
+                              <w:t>Kutevi</w:t>
+                            </w:r>
+                            <w:proofErr w:type="spellEnd"/>
+                            <w:r>
+                              <w:t xml:space="preserve"> zglobova</w:t>
+                            </w:r>
+                          </w:p>
+                        </w:txbxContent>
+                      </wps:txbx>
+                      <wps:bodyPr rot="0" spcFirstLastPara="0" vertOverflow="overflow" horzOverflow="overflow" vert="horz" wrap="square" lIns="0" tIns="0" rIns="0" bIns="0" numCol="1" spcCol="0" rtlCol="0" fromWordArt="0" anchor="t" anchorCtr="0" forceAA="0" compatLnSpc="1">
+                        <a:prstTxWarp prst="textNoShape">
+                          <a:avLst/>
+                        </a:prstTxWarp>
+                        <a:spAutoFit/>
+                      </wps:bodyPr>
+                    </wps:wsp>
+                  </a:graphicData>
+                </a:graphic>
+              </wp:anchor>
+            </w:drawing>
+          </mc:Choice>
+          <mc:Fallback>
+            <w:pict>
+              <v:shape w14:anchorId="64E31161" id="_x0000_s1027" type="#_x0000_t202" style="position:absolute;left:0;text-align:left;margin-left:45.95pt;margin-top:322.6pt;width:361.55pt;height:.05pt;z-index:251663360;visibility:visible;mso-wrap-style:square;mso-wrap-distance-left:9pt;mso-wrap-distance-top:0;mso-wrap-distance-right:9pt;mso-wrap-distance-bottom:0;mso-position-horizontal:absolute;mso-position-horizontal-relative:text;mso-position-vertical:absolute;mso-position-vertical-relative:text;v-text-anchor:top" o:gfxdata="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" stroked="f">
+                <v:textbox style="mso-fit-shape-to-text:t" inset="0,0,0,0">
+                  <w:txbxContent>
+                    <w:p>
+                      <w:pPr>
+                        <w:pStyle w:val="Caption"/>
+                      </w:pPr>
+                      <w:r>
+                        <w:t xml:space="preserve">Slika </w:t>
+                      </w:r>
+                      <w:r>
+                        <w:fldChar w:fldCharType="begin"/>
+                      </w:r>
+                      <w:r>
+                        <w:instrText xml:space="preserve"> SEQ Slika \* ARABIC </w:instrText>
+                      </w:r>
+                      <w:r>
+                        <w:fldChar w:fldCharType="separate"/>
+                      </w:r>
+                      <w:r>
+                        <w:rPr>
+                          <w:noProof/>
+                        </w:rPr>
+                        <w:t>2</w:t>
+                      </w:r>
+                      <w:r>
+                        <w:fldChar w:fldCharType="end"/>
+                      </w:r>
+                      <w:r>
+                        <w:t xml:space="preserve">. </w:t>
+                      </w:r>
+                      <w:proofErr w:type="spellStart"/>
+                      <w:r>
+                        <w:t>Kutevi</w:t>
+                      </w:r>
+                      <w:proofErr w:type="spellEnd"/>
+                      <w:r>
+                        <w:t xml:space="preserve"> zglobova</w:t>
+                      </w:r>
+                    </w:p>
+                  </w:txbxContent>
+                </v:textbox>
+                <w10:wrap type="topAndBottom"/>
+              </v:shape>
+            </w:pict>
+          </mc:Fallback>
+        </mc:AlternateContent>
+      </w:r>
+      <w:r>
+        <w:drawing>
+          <wp:anchor distT="0" distB="0" distL="114300" distR="114300" simplePos="0" relativeHeight="251661312" behindDoc="0" locked="0" layoutInCell="1" allowOverlap="1" wp14:anchorId="5E76D0C0" wp14:editId="61BF1AEE">
+            <wp:simplePos x="0" y="0"/>
+            <wp:positionH relativeFrom="margin">
+              <wp:align>center</wp:align>
+            </wp:positionH>
+            <wp:positionV relativeFrom="paragraph">
+              <wp:posOffset>306190</wp:posOffset>
+            </wp:positionV>
+            <wp:extent cx="4591691" cy="3734321"/>
+            <wp:effectExtent l="0" t="0" r="0" b="0"/>
+            <wp:wrapTopAndBottom/>
+            <wp:docPr id="69643230" name="Picture 1"/>
+            <wp:cNvGraphicFramePr>
+              <a:graphicFrameLocks xmlns:a="http://schemas.openxmlformats.org/drawingml/2006/main" noChangeAspect="1"/>
+            </wp:cNvGraphicFramePr>
+            <a:graphic xmlns:a="http://schemas.openxmlformats.org/drawingml/2006/main">
+              <a:graphicData uri="http://schemas.openxmlformats.org/drawingml/2006/picture">
+                <pic:pic xmlns:pic="http://schemas.openxmlformats.org/drawingml/2006/picture">
+                  <pic:nvPicPr>
+                    <pic:cNvPr id="69643230" name=""/>
+                    <pic:cNvPicPr/>
+                  </pic:nvPicPr>
+                  <pic:blipFill>
+                    <a:blip r:embed="rId11">
+                      <a:extLst>
+                        <a:ext uri="{28A0092B-C50C-407E-A947-70E740481C1C}">
+                          <a14:useLocalDpi xmlns:a14="http://schemas.microsoft.com/office/drawing/2010/main" val="0"/>
+                        </a:ext>
+                      </a:extLst>
+                    </a:blip>
+                    <a:stretch>
+                      <a:fillRect/>
+                    </a:stretch>
+                  </pic:blipFill>
+                  <pic:spPr>
+                    <a:xfrm>
+                      <a:off x="0" y="0"/>
+                      <a:ext cx="4591691" cy="3734321"/>
+                    </a:xfrm>
+                    <a:prstGeom prst="rect">
+                      <a:avLst/>
+                    </a:prstGeom>
+                  </pic:spPr>
+                </pic:pic>
+              </a:graphicData>
+            </a:graphic>
+          </wp:anchor>
+        </w:drawing>
+      </w:r>
+    </w:p>
+    <w:p>
+      <w:pPr>
+        <w:pStyle w:val="TEKST"/>
+      </w:pPr>
+    </w:p>
+    <w:p>
+      <w:pPr>
+        <w:pStyle w:val="TEKST"/>
+      </w:pPr>
+    </w:p>
+    <w:p>
+      <w:pPr>
+        <w:pStyle w:val="Caption"/>
+        <w:keepNext/>
+        <w:rPr>
+          <w:lang w:val="en-GB"/>
+        </w:rPr>
+      </w:pPr>
+      <w:r>
+        <w:rPr>
+          <w:lang w:val="en-GB"/>
+        </w:rPr>
+        <w:br w:type="page"/>
+      </w:r>
+    </w:p>
+    <w:p>
+      <w:pPr>
+        <w:pStyle w:val="Podnaslov1"/>
+      </w:pPr>
+      <w:r>
+        <w:lastRenderedPageBreak/>
+        <w:t>Nagib tijela</w:t>
+      </w:r>
+    </w:p>
+    <w:p>
+      <w:pPr>
+        <w:pStyle w:val="TEKST"/>
+      </w:pPr>
+      <w:r>
+        <w:t>Odabrane su točke „</w:t>
+      </w:r>
+      <w:r>
+        <w:t>LEFT_SHOULDER</w:t>
+      </w:r>
+      <w:r>
+        <w:t>“ i „</w:t>
+      </w:r>
+      <w:r>
+        <w:t>RIGHT_SHOULDER</w:t>
+      </w:r>
+      <w:r>
+        <w:t>“ iz kojih se izračunava središte gornjeg dijela torza. Središte donjeg dijela tora izračunava se preko „</w:t>
+      </w:r>
+      <w:r>
+        <w:rPr>
+          <w:smallCaps/>
+        </w:rPr>
+        <w:t>LEFT_HIP</w:t>
+      </w:r>
+      <w:r>
+        <w:t>“ i „</w:t>
+      </w:r>
+      <w:r>
+        <w:t>RIGHT_HIP</w:t>
+      </w:r>
+      <w:r>
+        <w:t>“</w:t>
+      </w:r>
+    </w:p>
+    <w:p>
+      <w:pPr>
+        <w:pStyle w:val="Caption"/>
+        <w:keepNext/>
+        <w:rPr>
+          <w:lang w:val="en-GB"/>
+        </w:rPr>
+      </w:pPr>
+      <w:r>
+        <w:t xml:space="preserve">Tablica </w:t>
+      </w:r>
+      <w:r>
+        <w:fldChar w:fldCharType="begin"/>
+      </w:r>
+      <w:r>
+        <w:instrText xml:space="preserve"> SEQ Tablica \* ARABIC </w:instrText>
+      </w:r>
+      <w:r>
+        <w:fldChar w:fldCharType="separate"/>
+      </w:r>
+      <w:r>
+        <w:rPr>
+          <w:noProof/>
+        </w:rPr>
+        <w:t>3</w:t>
+      </w:r>
+      <w:r>
+        <w:fldChar w:fldCharType="end"/>
+      </w:r>
+      <w:r>
+        <w:t>. Nagib tijela</w:t>
+      </w:r>
+    </w:p>
+    <w:tbl>
+      <w:tblPr>
+        <w:tblStyle w:val="GridTable6Colorful"/>
+        <w:tblW w:w="5000" w:type="pct"/>
+        <w:tblLook w:val="04A0" w:firstRow="1" w:lastRow="0" w:firstColumn="1" w:lastColumn="0" w:noHBand="0" w:noVBand="1"/>
+      </w:tblPr>
+      <w:tblGrid>
+        <w:gridCol w:w="3421"/>
+        <w:gridCol w:w="5639"/>
+      </w:tblGrid>
+      <w:tr>
+        <w:trPr>
+          <w:cnfStyle w:val="100000000000" w:firstRow="1" w:lastRow="0" w:firstColumn="0" w:lastColumn="0" w:oddVBand="0" w:evenVBand="0" w:oddHBand="0" w:evenHBand="0" w:firstRowFirstColumn="0" w:firstRowLastColumn="0" w:lastRowFirstColumn="0" w:lastRowLastColumn="0"/>
+          <w:trHeight w:val="300"/>
+        </w:trPr>
+        <w:tc>
+          <w:tcPr>
+            <w:cnfStyle w:val="001000000000" w:firstRow="0" w:lastRow="0" w:firstColumn="1" w:lastColumn="0" w:oddVBand="0" w:evenVBand="0" w:oddHBand="0" w:evenHBand="0" w:firstRowFirstColumn="0" w:firstRowLastColumn="0" w:lastRowFirstColumn="0" w:lastRowLastColumn="0"/>
+            <w:tcW w:w="1888" w:type="pct"/>
+            <w:noWrap/>
             <w:vAlign w:val="center"/>
             <w:hideMark/>
           </w:tcPr>
@@ -1925,13 +2515,55 @@
               <w:jc w:val="center"/>
             </w:pPr>
             <w:r>
-              <w:t>000020</w:t>
+              <w:t>ID Slike</w:t>
             </w:r>
           </w:p>
         </w:tc>
         <w:tc>
           <w:tcPr>
-            <w:tcW w:w="2005" w:type="pct"/>
+            <w:tcW w:w="3112" w:type="pct"/>
+            <w:noWrap/>
+            <w:vAlign w:val="center"/>
+            <w:hideMark/>
+          </w:tcPr>
+          <w:p>
+            <w:pPr>
+              <w:pStyle w:val="TEKST"/>
+              <w:jc w:val="center"/>
+              <w:cnfStyle w:val="100000000000" w:firstRow="1" w:lastRow="0" w:firstColumn="0" w:lastColumn="0" w:oddVBand="0" w:evenVBand="0" w:oddHBand="0" w:evenHBand="0" w:firstRowFirstColumn="0" w:firstRowLastColumn="0" w:lastRowFirstColumn="0" w:lastRowLastColumn="0"/>
+            </w:pPr>
+            <w:r>
+              <w:t>Nagib (°)</w:t>
+            </w:r>
+          </w:p>
+        </w:tc>
+      </w:tr>
+      <w:tr>
+        <w:trPr>
+          <w:cnfStyle w:val="000000100000" w:firstRow="0" w:lastRow="0" w:firstColumn="0" w:lastColumn="0" w:oddVBand="0" w:evenVBand="0" w:oddHBand="1" w:evenHBand="0" w:firstRowFirstColumn="0" w:firstRowLastColumn="0" w:lastRowFirstColumn="0" w:lastRowLastColumn="0"/>
+          <w:trHeight w:val="300"/>
+        </w:trPr>
+        <w:tc>
+          <w:tcPr>
+            <w:cnfStyle w:val="001000000000" w:firstRow="0" w:lastRow="0" w:firstColumn="1" w:lastColumn="0" w:oddVBand="0" w:evenVBand="0" w:oddHBand="0" w:evenHBand="0" w:firstRowFirstColumn="0" w:firstRowLastColumn="0" w:lastRowFirstColumn="0" w:lastRowLastColumn="0"/>
+            <w:tcW w:w="1888" w:type="pct"/>
+            <w:noWrap/>
+            <w:vAlign w:val="center"/>
+            <w:hideMark/>
+          </w:tcPr>
+          <w:p>
+            <w:pPr>
+              <w:pStyle w:val="TEKST"/>
+              <w:jc w:val="center"/>
+            </w:pPr>
+            <w:r>
+              <w:t>000001</w:t>
+            </w:r>
+          </w:p>
+        </w:tc>
+        <w:tc>
+          <w:tcPr>
+            <w:tcW w:w="3112" w:type="pct"/>
             <w:noWrap/>
             <w:vAlign w:val="center"/>
             <w:hideMark/>
@@ -1943,13 +2575,78 @@
               <w:cnfStyle w:val="000000100000" w:firstRow="0" w:lastRow="0" w:firstColumn="0" w:lastColumn="0" w:oddVBand="0" w:evenVBand="0" w:oddHBand="1" w:evenHBand="0" w:firstRowFirstColumn="0" w:firstRowLastColumn="0" w:lastRowFirstColumn="0" w:lastRowLastColumn="0"/>
             </w:pPr>
             <w:r>
-              <w:t>38.54</w:t>
+              <w:t>-1.81</w:t>
+            </w:r>
+          </w:p>
+        </w:tc>
+      </w:tr>
+      <w:tr>
+        <w:trPr>
+          <w:trHeight w:val="300"/>
+        </w:trPr>
+        <w:tc>
+          <w:tcPr>
+            <w:cnfStyle w:val="001000000000" w:firstRow="0" w:lastRow="0" w:firstColumn="1" w:lastColumn="0" w:oddVBand="0" w:evenVBand="0" w:oddHBand="0" w:evenHBand="0" w:firstRowFirstColumn="0" w:firstRowLastColumn="0" w:lastRowFirstColumn="0" w:lastRowLastColumn="0"/>
+            <w:tcW w:w="1888" w:type="pct"/>
+            <w:noWrap/>
+            <w:vAlign w:val="center"/>
+            <w:hideMark/>
+          </w:tcPr>
+          <w:p>
+            <w:pPr>
+              <w:pStyle w:val="TEKST"/>
+              <w:jc w:val="center"/>
+            </w:pPr>
+            <w:r>
+              <w:t>000005</w:t>
             </w:r>
           </w:p>
         </w:tc>
         <w:tc>
           <w:tcPr>
-            <w:tcW w:w="1779" w:type="pct"/>
+            <w:tcW w:w="3112" w:type="pct"/>
+            <w:noWrap/>
+            <w:vAlign w:val="center"/>
+            <w:hideMark/>
+          </w:tcPr>
+          <w:p>
+            <w:pPr>
+              <w:pStyle w:val="TEKST"/>
+              <w:jc w:val="center"/>
+              <w:cnfStyle w:val="000000000000" w:firstRow="0" w:lastRow="0" w:firstColumn="0" w:lastColumn="0" w:oddVBand="0" w:evenVBand="0" w:oddHBand="0" w:evenHBand="0" w:firstRowFirstColumn="0" w:firstRowLastColumn="0" w:lastRowFirstColumn="0" w:lastRowLastColumn="0"/>
+            </w:pPr>
+            <w:r>
+              <w:t>-1.14</w:t>
+            </w:r>
+          </w:p>
+        </w:tc>
+      </w:tr>
+      <w:tr>
+        <w:trPr>
+          <w:cnfStyle w:val="000000100000" w:firstRow="0" w:lastRow="0" w:firstColumn="0" w:lastColumn="0" w:oddVBand="0" w:evenVBand="0" w:oddHBand="1" w:evenHBand="0" w:firstRowFirstColumn="0" w:firstRowLastColumn="0" w:lastRowFirstColumn="0" w:lastRowLastColumn="0"/>
+          <w:trHeight w:val="300"/>
+        </w:trPr>
+        <w:tc>
+          <w:tcPr>
+            <w:cnfStyle w:val="001000000000" w:firstRow="0" w:lastRow="0" w:firstColumn="1" w:lastColumn="0" w:oddVBand="0" w:evenVBand="0" w:oddHBand="0" w:evenHBand="0" w:firstRowFirstColumn="0" w:firstRowLastColumn="0" w:lastRowFirstColumn="0" w:lastRowLastColumn="0"/>
+            <w:tcW w:w="1888" w:type="pct"/>
+            <w:noWrap/>
+            <w:vAlign w:val="center"/>
+            <w:hideMark/>
+          </w:tcPr>
+          <w:p>
+            <w:pPr>
+              <w:pStyle w:val="TEKST"/>
+              <w:jc w:val="center"/>
+            </w:pPr>
+            <w:r>
+              <w:t>000010</w:t>
+            </w:r>
+          </w:p>
+        </w:tc>
+        <w:tc>
+          <w:tcPr>
+            <w:tcW w:w="3112" w:type="pct"/>
             <w:noWrap/>
             <w:vAlign w:val="center"/>
             <w:hideMark/>
@@ -1961,7 +2658,90 @@
               <w:cnfStyle w:val="000000100000" w:firstRow="0" w:lastRow="0" w:firstColumn="0" w:lastColumn="0" w:oddVBand="0" w:evenVBand="0" w:oddHBand="1" w:evenHBand="0" w:firstRowFirstColumn="0" w:firstRowLastColumn="0" w:lastRowFirstColumn="0" w:lastRowLastColumn="0"/>
             </w:pPr>
             <w:r>
-              <w:t>176.23</w:t>
+              <w:t>-3.53</w:t>
+            </w:r>
+          </w:p>
+        </w:tc>
+      </w:tr>
+      <w:tr>
+        <w:trPr>
+          <w:trHeight w:val="300"/>
+        </w:trPr>
+        <w:tc>
+          <w:tcPr>
+            <w:cnfStyle w:val="001000000000" w:firstRow="0" w:lastRow="0" w:firstColumn="1" w:lastColumn="0" w:oddVBand="0" w:evenVBand="0" w:oddHBand="0" w:evenHBand="0" w:firstRowFirstColumn="0" w:firstRowLastColumn="0" w:lastRowFirstColumn="0" w:lastRowLastColumn="0"/>
+            <w:tcW w:w="1888" w:type="pct"/>
+            <w:noWrap/>
+            <w:vAlign w:val="center"/>
+            <w:hideMark/>
+          </w:tcPr>
+          <w:p>
+            <w:pPr>
+              <w:pStyle w:val="TEKST"/>
+              <w:jc w:val="center"/>
+            </w:pPr>
+            <w:r>
+              <w:t>000015</w:t>
+            </w:r>
+          </w:p>
+        </w:tc>
+        <w:tc>
+          <w:tcPr>
+            <w:tcW w:w="3112" w:type="pct"/>
+            <w:noWrap/>
+            <w:vAlign w:val="center"/>
+            <w:hideMark/>
+          </w:tcPr>
+          <w:p>
+            <w:pPr>
+              <w:pStyle w:val="TEKST"/>
+              <w:jc w:val="center"/>
+              <w:cnfStyle w:val="000000000000" w:firstRow="0" w:lastRow="0" w:firstColumn="0" w:lastColumn="0" w:oddVBand="0" w:evenVBand="0" w:oddHBand="0" w:evenHBand="0" w:firstRowFirstColumn="0" w:firstRowLastColumn="0" w:lastRowFirstColumn="0" w:lastRowLastColumn="0"/>
+            </w:pPr>
+            <w:r>
+              <w:t>-1.61</w:t>
+            </w:r>
+          </w:p>
+        </w:tc>
+      </w:tr>
+      <w:tr>
+        <w:trPr>
+          <w:cnfStyle w:val="000000100000" w:firstRow="0" w:lastRow="0" w:firstColumn="0" w:lastColumn="0" w:oddVBand="0" w:evenVBand="0" w:oddHBand="1" w:evenHBand="0" w:firstRowFirstColumn="0" w:firstRowLastColumn="0" w:lastRowFirstColumn="0" w:lastRowLastColumn="0"/>
+          <w:trHeight w:val="300"/>
+        </w:trPr>
+        <w:tc>
+          <w:tcPr>
+            <w:cnfStyle w:val="001000000000" w:firstRow="0" w:lastRow="0" w:firstColumn="1" w:lastColumn="0" w:oddVBand="0" w:evenVBand="0" w:oddHBand="0" w:evenHBand="0" w:firstRowFirstColumn="0" w:firstRowLastColumn="0" w:lastRowFirstColumn="0" w:lastRowLastColumn="0"/>
+            <w:tcW w:w="1888" w:type="pct"/>
+            <w:noWrap/>
+            <w:vAlign w:val="center"/>
+            <w:hideMark/>
+          </w:tcPr>
+          <w:p>
+            <w:pPr>
+              <w:pStyle w:val="TEKST"/>
+              <w:jc w:val="center"/>
+            </w:pPr>
+            <w:r>
+              <w:t>000020</w:t>
+            </w:r>
+          </w:p>
+        </w:tc>
+        <w:tc>
+          <w:tcPr>
+            <w:tcW w:w="3112" w:type="pct"/>
+            <w:noWrap/>
+            <w:vAlign w:val="center"/>
+            <w:hideMark/>
+          </w:tcPr>
+          <w:p>
+            <w:pPr>
+              <w:pStyle w:val="TEKST"/>
+              <w:jc w:val="center"/>
+              <w:cnfStyle w:val="000000100000" w:firstRow="0" w:lastRow="0" w:firstColumn="0" w:lastColumn="0" w:oddVBand="0" w:evenVBand="0" w:oddHBand="1" w:evenHBand="0" w:firstRowFirstColumn="0" w:firstRowLastColumn="0" w:lastRowFirstColumn="0" w:lastRowLastColumn="0"/>
+            </w:pPr>
+            <w:r>
+              <w:t>-1.31</w:t>
             </w:r>
           </w:p>
         </w:tc>
@@ -1976,10 +2756,1746 @@
       </w:pPr>
       <w:r>
         <w:rPr>
+          <w:noProof/>
+        </w:rPr>
+        <mc:AlternateContent>
+          <mc:Choice Requires="wps">
+            <w:drawing>
+              <wp:anchor distT="0" distB="0" distL="114300" distR="114300" simplePos="0" relativeHeight="251666432" behindDoc="0" locked="0" layoutInCell="1" allowOverlap="1" wp14:anchorId="53275077" wp14:editId="08CCB395">
+                <wp:simplePos x="0" y="0"/>
+                <wp:positionH relativeFrom="column">
+                  <wp:posOffset>583565</wp:posOffset>
+                </wp:positionH>
+                <wp:positionV relativeFrom="paragraph">
+                  <wp:posOffset>4149090</wp:posOffset>
+                </wp:positionV>
+                <wp:extent cx="4591685" cy="635"/>
+                <wp:effectExtent l="0" t="0" r="0" b="0"/>
+                <wp:wrapTopAndBottom/>
+                <wp:docPr id="646595165" name="Text Box 1"/>
+                <wp:cNvGraphicFramePr/>
+                <a:graphic xmlns:a="http://schemas.openxmlformats.org/drawingml/2006/main">
+                  <a:graphicData uri="http://schemas.microsoft.com/office/word/2010/wordprocessingShape">
+                    <wps:wsp>
+                      <wps:cNvSpPr txBox="1"/>
+                      <wps:spPr>
+                        <a:xfrm>
+                          <a:off x="0" y="0"/>
+                          <a:ext cx="4591685" cy="635"/>
+                        </a:xfrm>
+                        <a:prstGeom prst="rect">
+                          <a:avLst/>
+                        </a:prstGeom>
+                        <a:solidFill>
+                          <a:prstClr val="white"/>
+                        </a:solidFill>
+                        <a:ln>
+                          <a:noFill/>
+                        </a:ln>
+                      </wps:spPr>
+                      <wps:txbx>
+                        <w:txbxContent>
+                          <w:p>
+                            <w:pPr>
+                              <w:pStyle w:val="Caption"/>
+                            </w:pPr>
+                            <w:r>
+                              <w:t xml:space="preserve">Slika </w:t>
+                            </w:r>
+                            <w:r>
+                              <w:fldChar w:fldCharType="begin"/>
+                            </w:r>
+                            <w:r>
+                              <w:instrText xml:space="preserve"> SEQ Slika \* ARABIC </w:instrText>
+                            </w:r>
+                            <w:r>
+                              <w:fldChar w:fldCharType="separate"/>
+                            </w:r>
+                            <w:r>
+                              <w:rPr>
+                                <w:noProof/>
+                              </w:rPr>
+                              <w:t>3</w:t>
+                            </w:r>
+                            <w:r>
+                              <w:fldChar w:fldCharType="end"/>
+                            </w:r>
+                            <w:r>
+                              <w:t xml:space="preserve">. </w:t>
+                            </w:r>
+                            <w:r>
+                              <w:t>Nagib tijela</w:t>
+                            </w:r>
+                          </w:p>
+                        </w:txbxContent>
+                      </wps:txbx>
+                      <wps:bodyPr rot="0" spcFirstLastPara="0" vertOverflow="overflow" horzOverflow="overflow" vert="horz" wrap="square" lIns="0" tIns="0" rIns="0" bIns="0" numCol="1" spcCol="0" rtlCol="0" fromWordArt="0" anchor="t" anchorCtr="0" forceAA="0" compatLnSpc="1">
+                        <a:prstTxWarp prst="textNoShape">
+                          <a:avLst/>
+                        </a:prstTxWarp>
+                        <a:spAutoFit/>
+                      </wps:bodyPr>
+                    </wps:wsp>
+                  </a:graphicData>
+                </a:graphic>
+              </wp:anchor>
+            </w:drawing>
+          </mc:Choice>
+          <mc:Fallback>
+            <w:pict>
+              <v:shape w14:anchorId="53275077" id="_x0000_s1028" type="#_x0000_t202" style="position:absolute;left:0;text-align:left;margin-left:45.95pt;margin-top:326.7pt;width:361.55pt;height:.05pt;z-index:251666432;visibility:visible;mso-wrap-style:square;mso-wrap-distance-left:9pt;mso-wrap-distance-top:0;mso-wrap-distance-right:9pt;mso-wrap-distance-bottom:0;mso-position-horizontal:absolute;mso-position-horizontal-relative:text;mso-position-vertical:absolute;mso-position-vertical-relative:text;v-text-anchor:top" o:gfxdata="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" stroked="f">
+                <v:textbox style="mso-fit-shape-to-text:t" inset="0,0,0,0">
+                  <w:txbxContent>
+                    <w:p>
+                      <w:pPr>
+                        <w:pStyle w:val="Caption"/>
+                      </w:pPr>
+                      <w:r>
+                        <w:t xml:space="preserve">Slika </w:t>
+                      </w:r>
+                      <w:r>
+                        <w:fldChar w:fldCharType="begin"/>
+                      </w:r>
+                      <w:r>
+                        <w:instrText xml:space="preserve"> SEQ Slika \* ARABIC </w:instrText>
+                      </w:r>
+                      <w:r>
+                        <w:fldChar w:fldCharType="separate"/>
+                      </w:r>
+                      <w:r>
+                        <w:rPr>
+                          <w:noProof/>
+                        </w:rPr>
+                        <w:t>3</w:t>
+                      </w:r>
+                      <w:r>
+                        <w:fldChar w:fldCharType="end"/>
+                      </w:r>
+                      <w:r>
+                        <w:t xml:space="preserve">. </w:t>
+                      </w:r>
+                      <w:r>
+                        <w:t>Nagib tijela</w:t>
+                      </w:r>
+                    </w:p>
+                  </w:txbxContent>
+                </v:textbox>
+                <w10:wrap type="topAndBottom"/>
+              </v:shape>
+            </w:pict>
+          </mc:Fallback>
+        </mc:AlternateContent>
+      </w:r>
+      <w:r>
+        <w:rPr>
           <w:lang w:val="en-GB"/>
         </w:rPr>
+        <w:drawing>
+          <wp:anchor distT="0" distB="0" distL="114300" distR="114300" simplePos="0" relativeHeight="251664384" behindDoc="0" locked="0" layoutInCell="1" allowOverlap="1" wp14:anchorId="1959C6BC" wp14:editId="4F0B57A6">
+            <wp:simplePos x="0" y="0"/>
+            <wp:positionH relativeFrom="margin">
+              <wp:align>center</wp:align>
+            </wp:positionH>
+            <wp:positionV relativeFrom="paragraph">
+              <wp:posOffset>358248</wp:posOffset>
+            </wp:positionV>
+            <wp:extent cx="4591691" cy="3734321"/>
+            <wp:effectExtent l="0" t="0" r="0" b="0"/>
+            <wp:wrapTopAndBottom/>
+            <wp:docPr id="1640148800" name="Picture 1"/>
+            <wp:cNvGraphicFramePr>
+              <a:graphicFrameLocks xmlns:a="http://schemas.openxmlformats.org/drawingml/2006/main" noChangeAspect="1"/>
+            </wp:cNvGraphicFramePr>
+            <a:graphic xmlns:a="http://schemas.openxmlformats.org/drawingml/2006/main">
+              <a:graphicData uri="http://schemas.openxmlformats.org/drawingml/2006/picture">
+                <pic:pic xmlns:pic="http://schemas.openxmlformats.org/drawingml/2006/picture">
+                  <pic:nvPicPr>
+                    <pic:cNvPr id="1640148800" name=""/>
+                    <pic:cNvPicPr/>
+                  </pic:nvPicPr>
+                  <pic:blipFill>
+                    <a:blip r:embed="rId12">
+                      <a:extLst>
+                        <a:ext uri="{28A0092B-C50C-407E-A947-70E740481C1C}">
+                          <a14:useLocalDpi xmlns:a14="http://schemas.microsoft.com/office/drawing/2010/main" val="0"/>
+                        </a:ext>
+                      </a:extLst>
+                    </a:blip>
+                    <a:stretch>
+                      <a:fillRect/>
+                    </a:stretch>
+                  </pic:blipFill>
+                  <pic:spPr>
+                    <a:xfrm>
+                      <a:off x="0" y="0"/>
+                      <a:ext cx="4591691" cy="3734321"/>
+                    </a:xfrm>
+                    <a:prstGeom prst="rect">
+                      <a:avLst/>
+                    </a:prstGeom>
+                  </pic:spPr>
+                </pic:pic>
+              </a:graphicData>
+            </a:graphic>
+          </wp:anchor>
+        </w:drawing>
+      </w:r>
+    </w:p>
+    <w:p>
+      <w:pPr>
+        <w:pStyle w:val="TEKST"/>
+        <w:rPr>
+          <w:lang w:val="en-GB"/>
+        </w:rPr>
+      </w:pPr>
+    </w:p>
+    <w:p>
+      <w:pPr>
+        <w:rPr>
+          <w:lang w:val="en-GB"/>
+        </w:rPr>
+      </w:pPr>
+    </w:p>
+    <w:p>
+      <w:pPr>
+        <w:pStyle w:val="TEKST"/>
+        <w:rPr>
+          <w:lang w:val="en-GB"/>
+        </w:rPr>
+        <w:sectPr>
+          <w:pgSz w:w="11906" w:h="16838" w:code="9"/>
+          <w:pgMar w:top="1418" w:right="1418" w:bottom="1418" w:left="1418" w:header="1162" w:footer="1191" w:gutter="0"/>
+          <w:cols w:space="708"/>
+          <w:docGrid w:linePitch="360"/>
+        </w:sectPr>
+      </w:pPr>
+    </w:p>
+    <w:p>
+      <w:pPr>
+        <w:pStyle w:val="Heading1"/>
+        <w:rPr>
+          <w:lang w:val="en-GB"/>
+        </w:rPr>
+      </w:pPr>
+      <w:r>
+        <w:rPr>
+          <w:lang w:val="en-GB"/>
+        </w:rPr>
+        <w:lastRenderedPageBreak/>
+        <w:t>Head pose estimation</w:t>
+      </w:r>
+    </w:p>
+    <w:p>
+      <w:pPr>
+        <w:pStyle w:val="Podnaslov1"/>
+        <w:rPr>
+          <w:lang w:val="en-GB"/>
+        </w:rPr>
+      </w:pPr>
+      <w:proofErr w:type="spellStart"/>
+      <w:r>
+        <w:rPr>
+          <w:lang w:val="en-GB"/>
+        </w:rPr>
+        <w:t>Vizualna</w:t>
+      </w:r>
+      <w:proofErr w:type="spellEnd"/>
+      <w:r>
+        <w:rPr>
+          <w:lang w:val="en-GB"/>
+        </w:rPr>
+        <w:t xml:space="preserve"> </w:t>
+      </w:r>
+      <w:proofErr w:type="spellStart"/>
+      <w:r>
+        <w:rPr>
+          <w:lang w:val="en-GB"/>
+        </w:rPr>
+        <w:t>interpretacija</w:t>
+      </w:r>
+      <w:proofErr w:type="spellEnd"/>
+      <w:r>
+        <w:rPr>
+          <w:lang w:val="en-GB"/>
+        </w:rPr>
+        <w:t xml:space="preserve"> BIWI Head Pose </w:t>
+      </w:r>
+      <w:proofErr w:type="spellStart"/>
+      <w:r>
+        <w:rPr>
+          <w:lang w:val="en-GB"/>
+        </w:rPr>
+        <w:t>podataka</w:t>
+      </w:r>
+      <w:proofErr w:type="spellEnd"/>
+    </w:p>
+    <w:p>
+      <w:pPr>
+        <w:pStyle w:val="TEKST"/>
+        <w:rPr>
+          <w:lang w:val="en-GB"/>
+        </w:rPr>
+      </w:pPr>
+      <w:r>
+        <w:rPr>
+          <w:lang w:val="en-GB"/>
+        </w:rPr>
+        <w:t xml:space="preserve">U </w:t>
+      </w:r>
+      <w:proofErr w:type="spellStart"/>
+      <w:r>
+        <w:rPr>
+          <w:rStyle w:val="TEKSTENGChar"/>
+        </w:rPr>
+        <w:t>framu</w:t>
+      </w:r>
+      <w:proofErr w:type="spellEnd"/>
+      <w:r>
+        <w:rPr>
+          <w:lang w:val="en-GB"/>
+        </w:rPr>
+        <w:t xml:space="preserve"> “</w:t>
+      </w:r>
+      <w:r>
+        <w:t>50”</w:t>
+      </w:r>
+      <w:r>
+        <w:t xml:space="preserve"> </w:t>
+      </w:r>
+      <w:r>
+        <w:rPr>
+          <w:rStyle w:val="TEKSTENGChar"/>
+        </w:rPr>
+        <w:t>yaw</w:t>
+      </w:r>
+      <w:r>
+        <w:t xml:space="preserve"> i </w:t>
+      </w:r>
+      <w:r>
+        <w:rPr>
+          <w:rStyle w:val="TEKSTENGChar"/>
+        </w:rPr>
+        <w:t>roll</w:t>
+      </w:r>
+      <w:r>
+        <w:t xml:space="preserve"> su dobri dok je </w:t>
+      </w:r>
+      <w:r>
+        <w:rPr>
+          <w:rStyle w:val="TEKSTENGChar"/>
+        </w:rPr>
+        <w:t>pitch</w:t>
+      </w:r>
+      <w:r>
+        <w:t xml:space="preserve"> pretjeran i centar je puno pomaknut u lijevo. </w:t>
+      </w:r>
+      <w:r>
+        <w:rPr>
+          <w:lang w:val="en-GB"/>
+        </w:rPr>
+        <w:t xml:space="preserve">U </w:t>
+      </w:r>
+      <w:proofErr w:type="spellStart"/>
+      <w:r>
+        <w:rPr>
+          <w:rStyle w:val="TEKSTENGChar"/>
+        </w:rPr>
+        <w:t>framu</w:t>
+      </w:r>
+      <w:proofErr w:type="spellEnd"/>
+      <w:r>
+        <w:rPr>
+          <w:lang w:val="en-GB"/>
+        </w:rPr>
+        <w:t xml:space="preserve"> “</w:t>
+      </w:r>
+      <w:r>
+        <w:t>350</w:t>
+      </w:r>
+      <w:r>
+        <w:t>”</w:t>
+      </w:r>
+      <w:r>
+        <w:t xml:space="preserve"> </w:t>
+      </w:r>
+      <w:r>
+        <w:rPr>
+          <w:rStyle w:val="TEKSTENGChar"/>
+        </w:rPr>
+        <w:t>yaw</w:t>
+      </w:r>
+      <w:r>
+        <w:t xml:space="preserve"> i </w:t>
+      </w:r>
+      <w:r>
+        <w:rPr>
+          <w:rStyle w:val="TEKSTENGChar"/>
+        </w:rPr>
+        <w:t>roll</w:t>
+      </w:r>
+      <w:r>
+        <w:t xml:space="preserve"> su dobri dok je </w:t>
+      </w:r>
+      <w:r>
+        <w:rPr>
+          <w:rStyle w:val="TEKSTENGChar"/>
+        </w:rPr>
+        <w:t>pitch</w:t>
+      </w:r>
+      <w:r>
+        <w:t xml:space="preserve"> pretjeran i centar je</w:t>
+      </w:r>
+      <w:r>
+        <w:t xml:space="preserve"> malo pomaknut ispred glave</w:t>
+      </w:r>
+      <w:r>
+        <w:t>.</w:t>
+      </w:r>
+      <w:r>
+        <w:t xml:space="preserve"> </w:t>
+      </w:r>
+      <w:r>
+        <w:rPr>
+          <w:lang w:val="en-GB"/>
+        </w:rPr>
+        <w:t xml:space="preserve">U </w:t>
+      </w:r>
+      <w:proofErr w:type="spellStart"/>
+      <w:r>
+        <w:rPr>
+          <w:rStyle w:val="TEKSTENGChar"/>
+        </w:rPr>
+        <w:t>framu</w:t>
+      </w:r>
+      <w:proofErr w:type="spellEnd"/>
+      <w:r>
+        <w:rPr>
+          <w:lang w:val="en-GB"/>
+        </w:rPr>
+        <w:t xml:space="preserve"> “</w:t>
+      </w:r>
+      <w:r>
+        <w:t>50</w:t>
+      </w:r>
+      <w:r>
+        <w:t>8</w:t>
+      </w:r>
+      <w:r>
+        <w:t>”</w:t>
+      </w:r>
+      <w:r>
+        <w:t xml:space="preserve"> </w:t>
+      </w:r>
+      <w:r>
+        <w:rPr>
+          <w:rStyle w:val="TEKSTENGChar"/>
+        </w:rPr>
+        <w:t>yaw</w:t>
+      </w:r>
+      <w:r>
+        <w:t xml:space="preserve"> i </w:t>
+      </w:r>
+      <w:r>
+        <w:rPr>
+          <w:rStyle w:val="TEKSTENGChar"/>
+        </w:rPr>
+        <w:t>roll</w:t>
+      </w:r>
+      <w:r>
+        <w:t xml:space="preserve"> su dobri dok je </w:t>
+      </w:r>
+      <w:r>
+        <w:rPr>
+          <w:rStyle w:val="TEKSTENGChar"/>
+        </w:rPr>
+        <w:t>pitch</w:t>
+      </w:r>
+      <w:r>
+        <w:t xml:space="preserve"> pretjeran i centar je pomaknut</w:t>
+      </w:r>
+      <w:r>
+        <w:t xml:space="preserve"> u lijevo</w:t>
+      </w:r>
+      <w:r>
+        <w:t>.</w:t>
+      </w:r>
+    </w:p>
+    <w:p>
+      <w:pPr>
+        <w:pStyle w:val="TEKST"/>
+        <w:rPr>
+          <w:lang w:val="en-GB"/>
+        </w:rPr>
+      </w:pPr>
+    </w:p>
+    <w:p>
+      <w:pPr>
+        <w:pStyle w:val="Caption"/>
+        <w:keepNext/>
+      </w:pPr>
+      <w:r>
+        <w:t xml:space="preserve">Tablica </w:t>
+      </w:r>
+      <w:r>
+        <w:fldChar w:fldCharType="begin"/>
+      </w:r>
+      <w:r>
+        <w:instrText xml:space="preserve"> SEQ Tablica \* ARABIC </w:instrText>
+      </w:r>
+      <w:r>
+        <w:fldChar w:fldCharType="separate"/>
+      </w:r>
+      <w:r>
+        <w:rPr>
+          <w:noProof/>
+        </w:rPr>
+        <w:t>4</w:t>
+      </w:r>
+      <w:r>
         <w:fldChar w:fldCharType="end"/>
       </w:r>
+      <w:r>
+        <w:t>I</w:t>
+      </w:r>
+      <w:r>
+        <w:t xml:space="preserve">nterpretacija BIWI </w:t>
+      </w:r>
+      <w:proofErr w:type="spellStart"/>
+      <w:r>
+        <w:t>Head</w:t>
+      </w:r>
+      <w:proofErr w:type="spellEnd"/>
+      <w:r>
+        <w:t xml:space="preserve"> </w:t>
+      </w:r>
+      <w:proofErr w:type="spellStart"/>
+      <w:r>
+        <w:t>Pose</w:t>
+      </w:r>
+      <w:proofErr w:type="spellEnd"/>
+      <w:r>
+        <w:t xml:space="preserve"> podataka</w:t>
+      </w:r>
+      <w:r>
+        <w:t>.</w:t>
+      </w:r>
+    </w:p>
+    <w:tbl>
+      <w:tblPr>
+        <w:tblStyle w:val="GridTable6Colorful"/>
+        <w:tblW w:w="5000" w:type="pct"/>
+        <w:tblLook w:val="04A0" w:firstRow="1" w:lastRow="0" w:firstColumn="1" w:lastColumn="0" w:noHBand="0" w:noVBand="1"/>
+      </w:tblPr>
+      <w:tblGrid>
+        <w:gridCol w:w="896"/>
+        <w:gridCol w:w="1228"/>
+        <w:gridCol w:w="1188"/>
+        <w:gridCol w:w="959"/>
+        <w:gridCol w:w="4789"/>
+      </w:tblGrid>
+      <w:tr>
+        <w:trPr>
+          <w:cnfStyle w:val="100000000000" w:firstRow="1" w:lastRow="0" w:firstColumn="0" w:lastColumn="0" w:oddVBand="0" w:evenVBand="0" w:oddHBand="0" w:evenHBand="0" w:firstRowFirstColumn="0" w:firstRowLastColumn="0" w:lastRowFirstColumn="0" w:lastRowLastColumn="0"/>
+          <w:trHeight w:val="300"/>
+        </w:trPr>
+        <w:tc>
+          <w:tcPr>
+            <w:cnfStyle w:val="001000000000" w:firstRow="0" w:lastRow="0" w:firstColumn="1" w:lastColumn="0" w:oddVBand="0" w:evenVBand="0" w:oddHBand="0" w:evenHBand="0" w:firstRowFirstColumn="0" w:firstRowLastColumn="0" w:lastRowFirstColumn="0" w:lastRowLastColumn="0"/>
+            <w:tcW w:w="528" w:type="pct"/>
+            <w:noWrap/>
+            <w:hideMark/>
+          </w:tcPr>
+          <w:p>
+            <w:pPr>
+              <w:pStyle w:val="TEKST"/>
+              <w:jc w:val="center"/>
+            </w:pPr>
+            <w:proofErr w:type="spellStart"/>
+            <w:r>
+              <w:t>Frame</w:t>
+            </w:r>
+            <w:proofErr w:type="spellEnd"/>
+          </w:p>
+        </w:tc>
+        <w:tc>
+          <w:tcPr>
+            <w:tcW w:w="858" w:type="pct"/>
+            <w:noWrap/>
+            <w:hideMark/>
+          </w:tcPr>
+          <w:p>
+            <w:pPr>
+              <w:pStyle w:val="TEKST"/>
+              <w:jc w:val="center"/>
+              <w:cnfStyle w:val="100000000000" w:firstRow="1" w:lastRow="0" w:firstColumn="0" w:lastColumn="0" w:oddVBand="0" w:evenVBand="0" w:oddHBand="0" w:evenHBand="0" w:firstRowFirstColumn="0" w:firstRowLastColumn="0" w:lastRowFirstColumn="0" w:lastRowLastColumn="0"/>
+            </w:pPr>
+            <w:proofErr w:type="spellStart"/>
+            <w:r>
+              <w:t>Pitch</w:t>
+            </w:r>
+            <w:proofErr w:type="spellEnd"/>
+            <w:r>
+              <w:t xml:space="preserve"> (°)</w:t>
+            </w:r>
+          </w:p>
+        </w:tc>
+        <w:tc>
+          <w:tcPr>
+            <w:tcW w:w="764" w:type="pct"/>
+            <w:noWrap/>
+            <w:hideMark/>
+          </w:tcPr>
+          <w:p>
+            <w:pPr>
+              <w:pStyle w:val="TEKST"/>
+              <w:jc w:val="center"/>
+              <w:cnfStyle w:val="100000000000" w:firstRow="1" w:lastRow="0" w:firstColumn="0" w:lastColumn="0" w:oddVBand="0" w:evenVBand="0" w:oddHBand="0" w:evenHBand="0" w:firstRowFirstColumn="0" w:firstRowLastColumn="0" w:lastRowFirstColumn="0" w:lastRowLastColumn="0"/>
+            </w:pPr>
+            <w:proofErr w:type="spellStart"/>
+            <w:r>
+              <w:t>Yaw</w:t>
+            </w:r>
+            <w:proofErr w:type="spellEnd"/>
+            <w:r>
+              <w:t xml:space="preserve"> (°)</w:t>
+            </w:r>
+          </w:p>
+        </w:tc>
+        <w:tc>
+          <w:tcPr>
+            <w:tcW w:w="631" w:type="pct"/>
+            <w:noWrap/>
+            <w:hideMark/>
+          </w:tcPr>
+          <w:p>
+            <w:pPr>
+              <w:pStyle w:val="TEKST"/>
+              <w:jc w:val="center"/>
+              <w:cnfStyle w:val="100000000000" w:firstRow="1" w:lastRow="0" w:firstColumn="0" w:lastColumn="0" w:oddVBand="0" w:evenVBand="0" w:oddHBand="0" w:evenHBand="0" w:firstRowFirstColumn="0" w:firstRowLastColumn="0" w:lastRowFirstColumn="0" w:lastRowLastColumn="0"/>
+            </w:pPr>
+            <w:r>
+              <w:t>Roll (°)</w:t>
+            </w:r>
+          </w:p>
+        </w:tc>
+        <w:tc>
+          <w:tcPr>
+            <w:tcW w:w="2219" w:type="pct"/>
+            <w:noWrap/>
+            <w:vAlign w:val="center"/>
+            <w:hideMark/>
+          </w:tcPr>
+          <w:p>
+            <w:pPr>
+              <w:pStyle w:val="TEKST"/>
+              <w:jc w:val="left"/>
+              <w:cnfStyle w:val="100000000000" w:firstRow="1" w:lastRow="0" w:firstColumn="0" w:lastColumn="0" w:oddVBand="0" w:evenVBand="0" w:oddHBand="0" w:evenHBand="0" w:firstRowFirstColumn="0" w:firstRowLastColumn="0" w:lastRowFirstColumn="0" w:lastRowLastColumn="0"/>
+            </w:pPr>
+            <w:r>
+              <w:t>Opis</w:t>
+            </w:r>
+          </w:p>
+        </w:tc>
+      </w:tr>
+      <w:tr>
+        <w:trPr>
+          <w:cnfStyle w:val="000000100000" w:firstRow="0" w:lastRow="0" w:firstColumn="0" w:lastColumn="0" w:oddVBand="0" w:evenVBand="0" w:oddHBand="1" w:evenHBand="0" w:firstRowFirstColumn="0" w:firstRowLastColumn="0" w:lastRowFirstColumn="0" w:lastRowLastColumn="0"/>
+          <w:trHeight w:val="300"/>
+        </w:trPr>
+        <w:tc>
+          <w:tcPr>
+            <w:cnfStyle w:val="001000000000" w:firstRow="0" w:lastRow="0" w:firstColumn="1" w:lastColumn="0" w:oddVBand="0" w:evenVBand="0" w:oddHBand="0" w:evenHBand="0" w:firstRowFirstColumn="0" w:firstRowLastColumn="0" w:lastRowFirstColumn="0" w:lastRowLastColumn="0"/>
+            <w:tcW w:w="528" w:type="pct"/>
+            <w:noWrap/>
+            <w:hideMark/>
+          </w:tcPr>
+          <w:p>
+            <w:pPr>
+              <w:pStyle w:val="TEKST"/>
+              <w:jc w:val="center"/>
+            </w:pPr>
+            <w:r>
+              <w:t>50</w:t>
+            </w:r>
+          </w:p>
+        </w:tc>
+        <w:tc>
+          <w:tcPr>
+            <w:tcW w:w="858" w:type="pct"/>
+            <w:noWrap/>
+            <w:hideMark/>
+          </w:tcPr>
+          <w:p>
+            <w:pPr>
+              <w:pStyle w:val="TEKST"/>
+              <w:jc w:val="center"/>
+              <w:cnfStyle w:val="000000100000" w:firstRow="0" w:lastRow="0" w:firstColumn="0" w:lastColumn="0" w:oddVBand="0" w:evenVBand="0" w:oddHBand="1" w:evenHBand="0" w:firstRowFirstColumn="0" w:firstRowLastColumn="0" w:lastRowFirstColumn="0" w:lastRowLastColumn="0"/>
+            </w:pPr>
+            <w:r>
+              <w:t>-20.58</w:t>
+            </w:r>
+          </w:p>
+        </w:tc>
+        <w:tc>
+          <w:tcPr>
+            <w:tcW w:w="764" w:type="pct"/>
+            <w:noWrap/>
+            <w:hideMark/>
+          </w:tcPr>
+          <w:p>
+            <w:pPr>
+              <w:pStyle w:val="TEKST"/>
+              <w:jc w:val="center"/>
+              <w:cnfStyle w:val="000000100000" w:firstRow="0" w:lastRow="0" w:firstColumn="0" w:lastColumn="0" w:oddVBand="0" w:evenVBand="0" w:oddHBand="1" w:evenHBand="0" w:firstRowFirstColumn="0" w:firstRowLastColumn="0" w:lastRowFirstColumn="0" w:lastRowLastColumn="0"/>
+            </w:pPr>
+            <w:r>
+              <w:t>9.65</w:t>
+            </w:r>
+          </w:p>
+        </w:tc>
+        <w:tc>
+          <w:tcPr>
+            <w:tcW w:w="631" w:type="pct"/>
+            <w:noWrap/>
+            <w:hideMark/>
+          </w:tcPr>
+          <w:p>
+            <w:pPr>
+              <w:pStyle w:val="TEKST"/>
+              <w:jc w:val="center"/>
+              <w:cnfStyle w:val="000000100000" w:firstRow="0" w:lastRow="0" w:firstColumn="0" w:lastColumn="0" w:oddVBand="0" w:evenVBand="0" w:oddHBand="1" w:evenHBand="0" w:firstRowFirstColumn="0" w:firstRowLastColumn="0" w:lastRowFirstColumn="0" w:lastRowLastColumn="0"/>
+            </w:pPr>
+            <w:r>
+              <w:t>-3.69</w:t>
+            </w:r>
+          </w:p>
+        </w:tc>
+        <w:tc>
+          <w:tcPr>
+            <w:tcW w:w="2219" w:type="pct"/>
+            <w:noWrap/>
+            <w:vAlign w:val="center"/>
+            <w:hideMark/>
+          </w:tcPr>
+          <w:p>
+            <w:pPr>
+              <w:pStyle w:val="TEKST"/>
+              <w:jc w:val="left"/>
+              <w:cnfStyle w:val="000000100000" w:firstRow="0" w:lastRow="0" w:firstColumn="0" w:lastColumn="0" w:oddVBand="0" w:evenVBand="0" w:oddHBand="1" w:evenHBand="0" w:firstRowFirstColumn="0" w:firstRowLastColumn="0" w:lastRowFirstColumn="0" w:lastRowLastColumn="0"/>
+            </w:pPr>
+            <w:r>
+              <w:t>Osoba gleda ravno, blago u desno, bez nagiba</w:t>
+            </w:r>
+          </w:p>
+        </w:tc>
+      </w:tr>
+      <w:tr>
+        <w:trPr>
+          <w:trHeight w:val="300"/>
+        </w:trPr>
+        <w:tc>
+          <w:tcPr>
+            <w:cnfStyle w:val="001000000000" w:firstRow="0" w:lastRow="0" w:firstColumn="1" w:lastColumn="0" w:oddVBand="0" w:evenVBand="0" w:oddHBand="0" w:evenHBand="0" w:firstRowFirstColumn="0" w:firstRowLastColumn="0" w:lastRowFirstColumn="0" w:lastRowLastColumn="0"/>
+            <w:tcW w:w="528" w:type="pct"/>
+            <w:noWrap/>
+            <w:hideMark/>
+          </w:tcPr>
+          <w:p>
+            <w:pPr>
+              <w:pStyle w:val="TEKST"/>
+              <w:jc w:val="center"/>
+            </w:pPr>
+            <w:r>
+              <w:t>350</w:t>
+            </w:r>
+          </w:p>
+        </w:tc>
+        <w:tc>
+          <w:tcPr>
+            <w:tcW w:w="858" w:type="pct"/>
+            <w:noWrap/>
+            <w:hideMark/>
+          </w:tcPr>
+          <w:p>
+            <w:pPr>
+              <w:pStyle w:val="TEKST"/>
+              <w:jc w:val="center"/>
+              <w:cnfStyle w:val="000000000000" w:firstRow="0" w:lastRow="0" w:firstColumn="0" w:lastColumn="0" w:oddVBand="0" w:evenVBand="0" w:oddHBand="0" w:evenHBand="0" w:firstRowFirstColumn="0" w:firstRowLastColumn="0" w:lastRowFirstColumn="0" w:lastRowLastColumn="0"/>
+            </w:pPr>
+            <w:r>
+              <w:t>-25.83</w:t>
+            </w:r>
+          </w:p>
+        </w:tc>
+        <w:tc>
+          <w:tcPr>
+            <w:tcW w:w="764" w:type="pct"/>
+            <w:noWrap/>
+            <w:hideMark/>
+          </w:tcPr>
+          <w:p>
+            <w:pPr>
+              <w:pStyle w:val="TEKST"/>
+              <w:jc w:val="center"/>
+              <w:cnfStyle w:val="000000000000" w:firstRow="0" w:lastRow="0" w:firstColumn="0" w:lastColumn="0" w:oddVBand="0" w:evenVBand="0" w:oddHBand="0" w:evenHBand="0" w:firstRowFirstColumn="0" w:firstRowLastColumn="0" w:lastRowFirstColumn="0" w:lastRowLastColumn="0"/>
+            </w:pPr>
+            <w:r>
+              <w:t>-24.87</w:t>
+            </w:r>
+          </w:p>
+        </w:tc>
+        <w:tc>
+          <w:tcPr>
+            <w:tcW w:w="631" w:type="pct"/>
+            <w:noWrap/>
+            <w:hideMark/>
+          </w:tcPr>
+          <w:p>
+            <w:pPr>
+              <w:pStyle w:val="TEKST"/>
+              <w:jc w:val="center"/>
+              <w:cnfStyle w:val="000000000000" w:firstRow="0" w:lastRow="0" w:firstColumn="0" w:lastColumn="0" w:oddVBand="0" w:evenVBand="0" w:oddHBand="0" w:evenHBand="0" w:firstRowFirstColumn="0" w:firstRowLastColumn="0" w:lastRowFirstColumn="0" w:lastRowLastColumn="0"/>
+            </w:pPr>
+            <w:r>
+              <w:t>6.43</w:t>
+            </w:r>
+          </w:p>
+        </w:tc>
+        <w:tc>
+          <w:tcPr>
+            <w:tcW w:w="2219" w:type="pct"/>
+            <w:noWrap/>
+            <w:vAlign w:val="center"/>
+            <w:hideMark/>
+          </w:tcPr>
+          <w:p>
+            <w:pPr>
+              <w:pStyle w:val="TEKST"/>
+              <w:jc w:val="left"/>
+              <w:cnfStyle w:val="000000000000" w:firstRow="0" w:lastRow="0" w:firstColumn="0" w:lastColumn="0" w:oddVBand="0" w:evenVBand="0" w:oddHBand="0" w:evenHBand="0" w:firstRowFirstColumn="0" w:firstRowLastColumn="0" w:lastRowFirstColumn="0" w:lastRowLastColumn="0"/>
+            </w:pPr>
+            <w:r>
+              <w:t>Osoba gleda ravno, u lijevo, bez nagiba</w:t>
+            </w:r>
+          </w:p>
+        </w:tc>
+      </w:tr>
+      <w:tr>
+        <w:trPr>
+          <w:cnfStyle w:val="000000100000" w:firstRow="0" w:lastRow="0" w:firstColumn="0" w:lastColumn="0" w:oddVBand="0" w:evenVBand="0" w:oddHBand="1" w:evenHBand="0" w:firstRowFirstColumn="0" w:firstRowLastColumn="0" w:lastRowFirstColumn="0" w:lastRowLastColumn="0"/>
+          <w:trHeight w:val="300"/>
+        </w:trPr>
+        <w:tc>
+          <w:tcPr>
+            <w:cnfStyle w:val="001000000000" w:firstRow="0" w:lastRow="0" w:firstColumn="1" w:lastColumn="0" w:oddVBand="0" w:evenVBand="0" w:oddHBand="0" w:evenHBand="0" w:firstRowFirstColumn="0" w:firstRowLastColumn="0" w:lastRowFirstColumn="0" w:lastRowLastColumn="0"/>
+            <w:tcW w:w="528" w:type="pct"/>
+            <w:noWrap/>
+            <w:hideMark/>
+          </w:tcPr>
+          <w:p>
+            <w:pPr>
+              <w:pStyle w:val="TEKST"/>
+              <w:jc w:val="center"/>
+            </w:pPr>
+            <w:r>
+              <w:t>508</w:t>
+            </w:r>
+          </w:p>
+        </w:tc>
+        <w:tc>
+          <w:tcPr>
+            <w:tcW w:w="858" w:type="pct"/>
+            <w:noWrap/>
+            <w:hideMark/>
+          </w:tcPr>
+          <w:p>
+            <w:pPr>
+              <w:pStyle w:val="TEKST"/>
+              <w:jc w:val="center"/>
+              <w:cnfStyle w:val="000000100000" w:firstRow="0" w:lastRow="0" w:firstColumn="0" w:lastColumn="0" w:oddVBand="0" w:evenVBand="0" w:oddHBand="1" w:evenHBand="0" w:firstRowFirstColumn="0" w:firstRowLastColumn="0" w:lastRowFirstColumn="0" w:lastRowLastColumn="0"/>
+            </w:pPr>
+            <w:r>
+              <w:t>-19.44</w:t>
+            </w:r>
+          </w:p>
+        </w:tc>
+        <w:tc>
+          <w:tcPr>
+            <w:tcW w:w="764" w:type="pct"/>
+            <w:noWrap/>
+            <w:hideMark/>
+          </w:tcPr>
+          <w:p>
+            <w:pPr>
+              <w:pStyle w:val="TEKST"/>
+              <w:jc w:val="center"/>
+              <w:cnfStyle w:val="000000100000" w:firstRow="0" w:lastRow="0" w:firstColumn="0" w:lastColumn="0" w:oddVBand="0" w:evenVBand="0" w:oddHBand="1" w:evenHBand="0" w:firstRowFirstColumn="0" w:firstRowLastColumn="0" w:lastRowFirstColumn="0" w:lastRowLastColumn="0"/>
+            </w:pPr>
+            <w:r>
+              <w:t>12.91</w:t>
+            </w:r>
+          </w:p>
+        </w:tc>
+        <w:tc>
+          <w:tcPr>
+            <w:tcW w:w="631" w:type="pct"/>
+            <w:noWrap/>
+            <w:hideMark/>
+          </w:tcPr>
+          <w:p>
+            <w:pPr>
+              <w:pStyle w:val="TEKST"/>
+              <w:jc w:val="center"/>
+              <w:cnfStyle w:val="000000100000" w:firstRow="0" w:lastRow="0" w:firstColumn="0" w:lastColumn="0" w:oddVBand="0" w:evenVBand="0" w:oddHBand="1" w:evenHBand="0" w:firstRowFirstColumn="0" w:firstRowLastColumn="0" w:lastRowFirstColumn="0" w:lastRowLastColumn="0"/>
+            </w:pPr>
+            <w:r>
+              <w:t>-13.62</w:t>
+            </w:r>
+          </w:p>
+        </w:tc>
+        <w:tc>
+          <w:tcPr>
+            <w:tcW w:w="2219" w:type="pct"/>
+            <w:noWrap/>
+            <w:vAlign w:val="center"/>
+            <w:hideMark/>
+          </w:tcPr>
+          <w:p>
+            <w:pPr>
+              <w:pStyle w:val="TEKST"/>
+              <w:jc w:val="left"/>
+              <w:cnfStyle w:val="000000100000" w:firstRow="0" w:lastRow="0" w:firstColumn="0" w:lastColumn="0" w:oddVBand="0" w:evenVBand="0" w:oddHBand="1" w:evenHBand="0" w:firstRowFirstColumn="0" w:firstRowLastColumn="0" w:lastRowFirstColumn="0" w:lastRowLastColumn="0"/>
+            </w:pPr>
+            <w:r>
+              <w:t>Osoba gleda ravno, u desno, s nagibom u desno</w:t>
+            </w:r>
+          </w:p>
+        </w:tc>
+      </w:tr>
+    </w:tbl>
+    <w:p>
+      <w:pPr>
+        <w:pStyle w:val="TEKST"/>
+        <w:rPr>
+          <w:lang w:val="en-GB"/>
+        </w:rPr>
+      </w:pPr>
+      <w:r>
+        <w:rPr>
+          <w:noProof/>
+        </w:rPr>
+        <mc:AlternateContent>
+          <mc:Choice Requires="wps">
+            <w:drawing>
+              <wp:anchor distT="0" distB="0" distL="114300" distR="114300" simplePos="0" relativeHeight="251669504" behindDoc="0" locked="0" layoutInCell="1" allowOverlap="1" wp14:anchorId="63194569" wp14:editId="7CA3F301">
+                <wp:simplePos x="0" y="0"/>
+                <wp:positionH relativeFrom="column">
+                  <wp:posOffset>0</wp:posOffset>
+                </wp:positionH>
+                <wp:positionV relativeFrom="paragraph">
+                  <wp:posOffset>4695190</wp:posOffset>
+                </wp:positionV>
+                <wp:extent cx="5759450" cy="635"/>
+                <wp:effectExtent l="0" t="0" r="0" b="0"/>
+                <wp:wrapTopAndBottom/>
+                <wp:docPr id="631658757" name="Text Box 1"/>
+                <wp:cNvGraphicFramePr/>
+                <a:graphic xmlns:a="http://schemas.openxmlformats.org/drawingml/2006/main">
+                  <a:graphicData uri="http://schemas.microsoft.com/office/word/2010/wordprocessingShape">
+                    <wps:wsp>
+                      <wps:cNvSpPr txBox="1"/>
+                      <wps:spPr>
+                        <a:xfrm>
+                          <a:off x="0" y="0"/>
+                          <a:ext cx="5759450" cy="635"/>
+                        </a:xfrm>
+                        <a:prstGeom prst="rect">
+                          <a:avLst/>
+                        </a:prstGeom>
+                        <a:solidFill>
+                          <a:prstClr val="white"/>
+                        </a:solidFill>
+                        <a:ln>
+                          <a:noFill/>
+                        </a:ln>
+                      </wps:spPr>
+                      <wps:txbx>
+                        <w:txbxContent>
+                          <w:p>
+                            <w:pPr>
+                              <w:pStyle w:val="Caption"/>
+                              <w:rPr>
+                                <w:noProof/>
+                              </w:rPr>
+                            </w:pPr>
+                            <w:r>
+                              <w:t xml:space="preserve">Slika </w:t>
+                            </w:r>
+                            <w:r>
+                              <w:fldChar w:fldCharType="begin"/>
+                            </w:r>
+                            <w:r>
+                              <w:instrText xml:space="preserve"> SEQ Slika \* ARABIC </w:instrText>
+                            </w:r>
+                            <w:r>
+                              <w:fldChar w:fldCharType="separate"/>
+                            </w:r>
+                            <w:r>
+                              <w:rPr>
+                                <w:noProof/>
+                              </w:rPr>
+                              <w:t>4</w:t>
+                            </w:r>
+                            <w:r>
+                              <w:fldChar w:fldCharType="end"/>
+                            </w:r>
+                            <w:r>
+                              <w:t>. I</w:t>
+                            </w:r>
+                            <w:r>
+                              <w:t xml:space="preserve">nterpretacija BIWI </w:t>
+                            </w:r>
+                            <w:proofErr w:type="spellStart"/>
+                            <w:r>
+                              <w:t>Head</w:t>
+                            </w:r>
+                            <w:proofErr w:type="spellEnd"/>
+                            <w:r>
+                              <w:t xml:space="preserve"> </w:t>
+                            </w:r>
+                            <w:proofErr w:type="spellStart"/>
+                            <w:r>
+                              <w:t>Pose</w:t>
+                            </w:r>
+                            <w:proofErr w:type="spellEnd"/>
+                            <w:r>
+                              <w:t xml:space="preserve"> podataka</w:t>
+                            </w:r>
+                            <w:r>
+                              <w:t xml:space="preserve"> </w:t>
+                            </w:r>
+                            <w:proofErr w:type="spellStart"/>
+                            <w:r>
+                              <w:t>Frame</w:t>
+                            </w:r>
+                            <w:proofErr w:type="spellEnd"/>
+                            <w:r>
+                              <w:t xml:space="preserve"> 50</w:t>
+                            </w:r>
+                          </w:p>
+                        </w:txbxContent>
+                      </wps:txbx>
+                      <wps:bodyPr rot="0" spcFirstLastPara="0" vertOverflow="overflow" horzOverflow="overflow" vert="horz" wrap="square" lIns="0" tIns="0" rIns="0" bIns="0" numCol="1" spcCol="0" rtlCol="0" fromWordArt="0" anchor="t" anchorCtr="0" forceAA="0" compatLnSpc="1">
+                        <a:prstTxWarp prst="textNoShape">
+                          <a:avLst/>
+                        </a:prstTxWarp>
+                        <a:spAutoFit/>
+                      </wps:bodyPr>
+                    </wps:wsp>
+                  </a:graphicData>
+                </a:graphic>
+              </wp:anchor>
+            </w:drawing>
+          </mc:Choice>
+          <mc:Fallback>
+            <w:pict>
+              <v:shape w14:anchorId="63194569" id="_x0000_s1029" type="#_x0000_t202" style="position:absolute;left:0;text-align:left;margin-left:0;margin-top:369.7pt;width:453.5pt;height:.05pt;z-index:251669504;visibility:visible;mso-wrap-style:square;mso-wrap-distance-left:9pt;mso-wrap-distance-top:0;mso-wrap-distance-right:9pt;mso-wrap-distance-bottom:0;mso-position-horizontal:absolute;mso-position-horizontal-relative:text;mso-position-vertical:absolute;mso-position-vertical-relative:text;v-text-anchor:top" o:gfxdata="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" stroked="f">
+                <v:textbox style="mso-fit-shape-to-text:t" inset="0,0,0,0">
+                  <w:txbxContent>
+                    <w:p>
+                      <w:pPr>
+                        <w:pStyle w:val="Caption"/>
+                        <w:rPr>
+                          <w:noProof/>
+                        </w:rPr>
+                      </w:pPr>
+                      <w:r>
+                        <w:t xml:space="preserve">Slika </w:t>
+                      </w:r>
+                      <w:r>
+                        <w:fldChar w:fldCharType="begin"/>
+                      </w:r>
+                      <w:r>
+                        <w:instrText xml:space="preserve"> SEQ Slika \* ARABIC </w:instrText>
+                      </w:r>
+                      <w:r>
+                        <w:fldChar w:fldCharType="separate"/>
+                      </w:r>
+                      <w:r>
+                        <w:rPr>
+                          <w:noProof/>
+                        </w:rPr>
+                        <w:t>4</w:t>
+                      </w:r>
+                      <w:r>
+                        <w:fldChar w:fldCharType="end"/>
+                      </w:r>
+                      <w:r>
+                        <w:t>. I</w:t>
+                      </w:r>
+                      <w:r>
+                        <w:t xml:space="preserve">nterpretacija BIWI </w:t>
+                      </w:r>
+                      <w:proofErr w:type="spellStart"/>
+                      <w:r>
+                        <w:t>Head</w:t>
+                      </w:r>
+                      <w:proofErr w:type="spellEnd"/>
+                      <w:r>
+                        <w:t xml:space="preserve"> </w:t>
+                      </w:r>
+                      <w:proofErr w:type="spellStart"/>
+                      <w:r>
+                        <w:t>Pose</w:t>
+                      </w:r>
+                      <w:proofErr w:type="spellEnd"/>
+                      <w:r>
+                        <w:t xml:space="preserve"> podataka</w:t>
+                      </w:r>
+                      <w:r>
+                        <w:t xml:space="preserve"> </w:t>
+                      </w:r>
+                      <w:proofErr w:type="spellStart"/>
+                      <w:r>
+                        <w:t>Frame</w:t>
+                      </w:r>
+                      <w:proofErr w:type="spellEnd"/>
+                      <w:r>
+                        <w:t xml:space="preserve"> 50</w:t>
+                      </w:r>
+                    </w:p>
+                  </w:txbxContent>
+                </v:textbox>
+                <w10:wrap type="topAndBottom"/>
+              </v:shape>
+            </w:pict>
+          </mc:Fallback>
+        </mc:AlternateContent>
+      </w:r>
+      <w:r>
+        <w:rPr>
+          <w:noProof/>
+        </w:rPr>
+        <w:drawing>
+          <wp:anchor distT="0" distB="0" distL="114300" distR="114300" simplePos="0" relativeHeight="251667456" behindDoc="0" locked="0" layoutInCell="1" allowOverlap="1" wp14:anchorId="3204EC0A" wp14:editId="57831275">
+            <wp:simplePos x="0" y="0"/>
+            <wp:positionH relativeFrom="margin">
+              <wp:align>right</wp:align>
+            </wp:positionH>
+            <wp:positionV relativeFrom="paragraph">
+              <wp:posOffset>321202</wp:posOffset>
+            </wp:positionV>
+            <wp:extent cx="5759450" cy="4317365"/>
+            <wp:effectExtent l="0" t="0" r="0" b="6985"/>
+            <wp:wrapTopAndBottom/>
+            <wp:docPr id="1437936485" name="Picture 1"/>
+            <wp:cNvGraphicFramePr>
+              <a:graphicFrameLocks xmlns:a="http://schemas.openxmlformats.org/drawingml/2006/main" noChangeAspect="1"/>
+            </wp:cNvGraphicFramePr>
+            <a:graphic xmlns:a="http://schemas.openxmlformats.org/drawingml/2006/main">
+              <a:graphicData uri="http://schemas.openxmlformats.org/drawingml/2006/picture">
+                <pic:pic xmlns:pic="http://schemas.openxmlformats.org/drawingml/2006/picture">
+                  <pic:nvPicPr>
+                    <pic:cNvPr id="0" name="Picture 16"/>
+                    <pic:cNvPicPr>
+                      <a:picLocks noChangeAspect="1" noChangeArrowheads="1"/>
+                    </pic:cNvPicPr>
+                  </pic:nvPicPr>
+                  <pic:blipFill>
+                    <a:blip r:embed="rId13">
+                      <a:extLst>
+                        <a:ext uri="{28A0092B-C50C-407E-A947-70E740481C1C}">
+                          <a14:useLocalDpi xmlns:a14="http://schemas.microsoft.com/office/drawing/2010/main" val="0"/>
+                        </a:ext>
+                      </a:extLst>
+                    </a:blip>
+                    <a:srcRect/>
+                    <a:stretch>
+                      <a:fillRect/>
+                    </a:stretch>
+                  </pic:blipFill>
+                  <pic:spPr bwMode="auto">
+                    <a:xfrm>
+                      <a:off x="0" y="0"/>
+                      <a:ext cx="5759450" cy="4317365"/>
+                    </a:xfrm>
+                    <a:prstGeom prst="rect">
+                      <a:avLst/>
+                    </a:prstGeom>
+                    <a:noFill/>
+                    <a:ln>
+                      <a:noFill/>
+                    </a:ln>
+                  </pic:spPr>
+                </pic:pic>
+              </a:graphicData>
+            </a:graphic>
+          </wp:anchor>
+        </w:drawing>
+      </w:r>
+    </w:p>
+    <w:p>
+      <w:pPr>
+        <w:pStyle w:val="TEKST"/>
+        <w:rPr>
+          <w:lang w:val="en-GB"/>
+        </w:rPr>
+      </w:pPr>
+      <w:r>
+        <w:rPr>
+          <w:noProof/>
+        </w:rPr>
+        <w:lastRenderedPageBreak/>
+        <mc:AlternateContent>
+          <mc:Choice Requires="wps">
+            <w:drawing>
+              <wp:anchor distT="0" distB="0" distL="114300" distR="114300" simplePos="0" relativeHeight="251672576" behindDoc="0" locked="0" layoutInCell="1" allowOverlap="1" wp14:anchorId="14B4C094" wp14:editId="3F9350BE">
+                <wp:simplePos x="0" y="0"/>
+                <wp:positionH relativeFrom="column">
+                  <wp:posOffset>0</wp:posOffset>
+                </wp:positionH>
+                <wp:positionV relativeFrom="paragraph">
+                  <wp:posOffset>4669790</wp:posOffset>
+                </wp:positionV>
+                <wp:extent cx="5759450" cy="635"/>
+                <wp:effectExtent l="0" t="0" r="0" b="0"/>
+                <wp:wrapTopAndBottom/>
+                <wp:docPr id="631593274" name="Text Box 1"/>
+                <wp:cNvGraphicFramePr/>
+                <a:graphic xmlns:a="http://schemas.openxmlformats.org/drawingml/2006/main">
+                  <a:graphicData uri="http://schemas.microsoft.com/office/word/2010/wordprocessingShape">
+                    <wps:wsp>
+                      <wps:cNvSpPr txBox="1"/>
+                      <wps:spPr>
+                        <a:xfrm>
+                          <a:off x="0" y="0"/>
+                          <a:ext cx="5759450" cy="635"/>
+                        </a:xfrm>
+                        <a:prstGeom prst="rect">
+                          <a:avLst/>
+                        </a:prstGeom>
+                        <a:solidFill>
+                          <a:prstClr val="white"/>
+                        </a:solidFill>
+                        <a:ln>
+                          <a:noFill/>
+                        </a:ln>
+                      </wps:spPr>
+                      <wps:txbx>
+                        <w:txbxContent>
+                          <w:p>
+                            <w:pPr>
+                              <w:pStyle w:val="Caption"/>
+                              <w:rPr>
+                                <w:noProof/>
+                              </w:rPr>
+                            </w:pPr>
+                            <w:r>
+                              <w:t xml:space="preserve">Slika </w:t>
+                            </w:r>
+                            <w:r>
+                              <w:fldChar w:fldCharType="begin"/>
+                            </w:r>
+                            <w:r>
+                              <w:instrText xml:space="preserve"> SEQ Slika \* ARABIC </w:instrText>
+                            </w:r>
+                            <w:r>
+                              <w:fldChar w:fldCharType="separate"/>
+                            </w:r>
+                            <w:r>
+                              <w:rPr>
+                                <w:noProof/>
+                              </w:rPr>
+                              <w:t>5</w:t>
+                            </w:r>
+                            <w:r>
+                              <w:fldChar w:fldCharType="end"/>
+                            </w:r>
+                            <w:r>
+                              <w:t xml:space="preserve">. Interpretacija BIWI </w:t>
+                            </w:r>
+                            <w:proofErr w:type="spellStart"/>
+                            <w:r>
+                              <w:t>Head</w:t>
+                            </w:r>
+                            <w:proofErr w:type="spellEnd"/>
+                            <w:r>
+                              <w:t xml:space="preserve"> </w:t>
+                            </w:r>
+                            <w:proofErr w:type="spellStart"/>
+                            <w:r>
+                              <w:t>Pose</w:t>
+                            </w:r>
+                            <w:proofErr w:type="spellEnd"/>
+                            <w:r>
+                              <w:t xml:space="preserve"> podataka </w:t>
+                            </w:r>
+                            <w:proofErr w:type="spellStart"/>
+                            <w:r>
+                              <w:t>Frame</w:t>
+                            </w:r>
+                            <w:proofErr w:type="spellEnd"/>
+                            <w:r>
+                              <w:t xml:space="preserve"> </w:t>
+                            </w:r>
+                            <w:r>
+                              <w:t>3</w:t>
+                            </w:r>
+                            <w:r>
+                              <w:t>50</w:t>
+                            </w:r>
+                          </w:p>
+                        </w:txbxContent>
+                      </wps:txbx>
+                      <wps:bodyPr rot="0" spcFirstLastPara="0" vertOverflow="overflow" horzOverflow="overflow" vert="horz" wrap="square" lIns="0" tIns="0" rIns="0" bIns="0" numCol="1" spcCol="0" rtlCol="0" fromWordArt="0" anchor="t" anchorCtr="0" forceAA="0" compatLnSpc="1">
+                        <a:prstTxWarp prst="textNoShape">
+                          <a:avLst/>
+                        </a:prstTxWarp>
+                        <a:spAutoFit/>
+                      </wps:bodyPr>
+                    </wps:wsp>
+                  </a:graphicData>
+                </a:graphic>
+              </wp:anchor>
+            </w:drawing>
+          </mc:Choice>
+          <mc:Fallback>
+            <w:pict>
+              <v:shape w14:anchorId="14B4C094" id="_x0000_s1030" type="#_x0000_t202" style="position:absolute;left:0;text-align:left;margin-left:0;margin-top:367.7pt;width:453.5pt;height:.05pt;z-index:251672576;visibility:visible;mso-wrap-style:square;mso-wrap-distance-left:9pt;mso-wrap-distance-top:0;mso-wrap-distance-right:9pt;mso-wrap-distance-bottom:0;mso-position-horizontal:absolute;mso-position-horizontal-relative:text;mso-position-vertical:absolute;mso-position-vertical-relative:text;v-text-anchor:top" o:gfxdata="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" stroked="f">
+                <v:textbox style="mso-fit-shape-to-text:t" inset="0,0,0,0">
+                  <w:txbxContent>
+                    <w:p>
+                      <w:pPr>
+                        <w:pStyle w:val="Caption"/>
+                        <w:rPr>
+                          <w:noProof/>
+                        </w:rPr>
+                      </w:pPr>
+                      <w:r>
+                        <w:t xml:space="preserve">Slika </w:t>
+                      </w:r>
+                      <w:r>
+                        <w:fldChar w:fldCharType="begin"/>
+                      </w:r>
+                      <w:r>
+                        <w:instrText xml:space="preserve"> SEQ Slika \* ARABIC </w:instrText>
+                      </w:r>
+                      <w:r>
+                        <w:fldChar w:fldCharType="separate"/>
+                      </w:r>
+                      <w:r>
+                        <w:rPr>
+                          <w:noProof/>
+                        </w:rPr>
+                        <w:t>5</w:t>
+                      </w:r>
+                      <w:r>
+                        <w:fldChar w:fldCharType="end"/>
+                      </w:r>
+                      <w:r>
+                        <w:t xml:space="preserve">. Interpretacija BIWI </w:t>
+                      </w:r>
+                      <w:proofErr w:type="spellStart"/>
+                      <w:r>
+                        <w:t>Head</w:t>
+                      </w:r>
+                      <w:proofErr w:type="spellEnd"/>
+                      <w:r>
+                        <w:t xml:space="preserve"> </w:t>
+                      </w:r>
+                      <w:proofErr w:type="spellStart"/>
+                      <w:r>
+                        <w:t>Pose</w:t>
+                      </w:r>
+                      <w:proofErr w:type="spellEnd"/>
+                      <w:r>
+                        <w:t xml:space="preserve"> podataka </w:t>
+                      </w:r>
+                      <w:proofErr w:type="spellStart"/>
+                      <w:r>
+                        <w:t>Frame</w:t>
+                      </w:r>
+                      <w:proofErr w:type="spellEnd"/>
+                      <w:r>
+                        <w:t xml:space="preserve"> </w:t>
+                      </w:r>
+                      <w:r>
+                        <w:t>3</w:t>
+                      </w:r>
+                      <w:r>
+                        <w:t>50</w:t>
+                      </w:r>
+                    </w:p>
+                  </w:txbxContent>
+                </v:textbox>
+                <w10:wrap type="topAndBottom"/>
+              </v:shape>
+            </w:pict>
+          </mc:Fallback>
+        </mc:AlternateContent>
+      </w:r>
+      <w:r>
+        <w:rPr>
+          <w:noProof/>
+        </w:rPr>
+        <w:drawing>
+          <wp:anchor distT="0" distB="0" distL="114300" distR="114300" simplePos="0" relativeHeight="251670528" behindDoc="0" locked="0" layoutInCell="1" allowOverlap="1" wp14:anchorId="763AB5D0" wp14:editId="204A8AEB">
+            <wp:simplePos x="0" y="0"/>
+            <wp:positionH relativeFrom="margin">
+              <wp:align>right</wp:align>
+            </wp:positionH>
+            <wp:positionV relativeFrom="paragraph">
+              <wp:posOffset>295539</wp:posOffset>
+            </wp:positionV>
+            <wp:extent cx="5759450" cy="4317365"/>
+            <wp:effectExtent l="0" t="0" r="0" b="6985"/>
+            <wp:wrapTopAndBottom/>
+            <wp:docPr id="228143687" name="Picture 2"/>
+            <wp:cNvGraphicFramePr>
+              <a:graphicFrameLocks xmlns:a="http://schemas.openxmlformats.org/drawingml/2006/main" noChangeAspect="1"/>
+            </wp:cNvGraphicFramePr>
+            <a:graphic xmlns:a="http://schemas.openxmlformats.org/drawingml/2006/main">
+              <a:graphicData uri="http://schemas.openxmlformats.org/drawingml/2006/picture">
+                <pic:pic xmlns:pic="http://schemas.openxmlformats.org/drawingml/2006/picture">
+                  <pic:nvPicPr>
+                    <pic:cNvPr id="0" name="Picture 18"/>
+                    <pic:cNvPicPr>
+                      <a:picLocks noChangeAspect="1" noChangeArrowheads="1"/>
+                    </pic:cNvPicPr>
+                  </pic:nvPicPr>
+                  <pic:blipFill>
+                    <a:blip r:embed="rId14">
+                      <a:extLst>
+                        <a:ext uri="{28A0092B-C50C-407E-A947-70E740481C1C}">
+                          <a14:useLocalDpi xmlns:a14="http://schemas.microsoft.com/office/drawing/2010/main" val="0"/>
+                        </a:ext>
+                      </a:extLst>
+                    </a:blip>
+                    <a:srcRect/>
+                    <a:stretch>
+                      <a:fillRect/>
+                    </a:stretch>
+                  </pic:blipFill>
+                  <pic:spPr bwMode="auto">
+                    <a:xfrm>
+                      <a:off x="0" y="0"/>
+                      <a:ext cx="5759450" cy="4317365"/>
+                    </a:xfrm>
+                    <a:prstGeom prst="rect">
+                      <a:avLst/>
+                    </a:prstGeom>
+                    <a:noFill/>
+                    <a:ln>
+                      <a:noFill/>
+                    </a:ln>
+                  </pic:spPr>
+                </pic:pic>
+              </a:graphicData>
+            </a:graphic>
+          </wp:anchor>
+        </w:drawing>
+      </w:r>
+    </w:p>
+    <w:p>
+      <w:pPr>
+        <w:pStyle w:val="TEKST"/>
+        <w:rPr>
+          <w:lang w:val="en-GB"/>
+        </w:rPr>
+      </w:pPr>
+    </w:p>
+    <w:p>
+      <w:pPr>
+        <w:rPr>
+          <w:lang w:val="en-GB"/>
+        </w:rPr>
+      </w:pPr>
+      <w:r>
+        <w:rPr>
+          <w:lang w:val="en-GB"/>
+        </w:rPr>
+        <w:br w:type="page"/>
+      </w:r>
+    </w:p>
+    <w:p>
+      <w:pPr>
+        <w:pStyle w:val="TEKST"/>
+        <w:rPr>
+          <w:lang w:val="en-GB"/>
+        </w:rPr>
+      </w:pPr>
+      <w:r>
+        <w:rPr>
+          <w:noProof/>
+        </w:rPr>
+        <w:lastRenderedPageBreak/>
+        <mc:AlternateContent>
+          <mc:Choice Requires="wps">
+            <w:drawing>
+              <wp:anchor distT="0" distB="0" distL="114300" distR="114300" simplePos="0" relativeHeight="251675648" behindDoc="0" locked="0" layoutInCell="1" allowOverlap="1" wp14:anchorId="252390B9" wp14:editId="05FF0C6C">
+                <wp:simplePos x="0" y="0"/>
+                <wp:positionH relativeFrom="column">
+                  <wp:posOffset>0</wp:posOffset>
+                </wp:positionH>
+                <wp:positionV relativeFrom="paragraph">
+                  <wp:posOffset>4580890</wp:posOffset>
+                </wp:positionV>
+                <wp:extent cx="5759450" cy="635"/>
+                <wp:effectExtent l="0" t="0" r="0" b="0"/>
+                <wp:wrapTopAndBottom/>
+                <wp:docPr id="1552817356" name="Text Box 1"/>
+                <wp:cNvGraphicFramePr/>
+                <a:graphic xmlns:a="http://schemas.openxmlformats.org/drawingml/2006/main">
+                  <a:graphicData uri="http://schemas.microsoft.com/office/word/2010/wordprocessingShape">
+                    <wps:wsp>
+                      <wps:cNvSpPr txBox="1"/>
+                      <wps:spPr>
+                        <a:xfrm>
+                          <a:off x="0" y="0"/>
+                          <a:ext cx="5759450" cy="635"/>
+                        </a:xfrm>
+                        <a:prstGeom prst="rect">
+                          <a:avLst/>
+                        </a:prstGeom>
+                        <a:solidFill>
+                          <a:prstClr val="white"/>
+                        </a:solidFill>
+                        <a:ln>
+                          <a:noFill/>
+                        </a:ln>
+                      </wps:spPr>
+                      <wps:txbx>
+                        <w:txbxContent>
+                          <w:p>
+                            <w:pPr>
+                              <w:pStyle w:val="Caption"/>
+                              <w:rPr>
+                                <w:noProof/>
+                              </w:rPr>
+                            </w:pPr>
+                            <w:r>
+                              <w:t xml:space="preserve">Slika </w:t>
+                            </w:r>
+                            <w:r>
+                              <w:fldChar w:fldCharType="begin"/>
+                            </w:r>
+                            <w:r>
+                              <w:instrText xml:space="preserve"> SEQ Slika \* ARABIC </w:instrText>
+                            </w:r>
+                            <w:r>
+                              <w:fldChar w:fldCharType="separate"/>
+                            </w:r>
+                            <w:r>
+                              <w:rPr>
+                                <w:noProof/>
+                              </w:rPr>
+                              <w:t>6</w:t>
+                            </w:r>
+                            <w:r>
+                              <w:fldChar w:fldCharType="end"/>
+                            </w:r>
+                            <w:r>
+                              <w:t xml:space="preserve">. Interpretacija BIWI </w:t>
+                            </w:r>
+                            <w:proofErr w:type="spellStart"/>
+                            <w:r>
+                              <w:t>Head</w:t>
+                            </w:r>
+                            <w:proofErr w:type="spellEnd"/>
+                            <w:r>
+                              <w:t xml:space="preserve"> </w:t>
+                            </w:r>
+                            <w:proofErr w:type="spellStart"/>
+                            <w:r>
+                              <w:t>Pose</w:t>
+                            </w:r>
+                            <w:proofErr w:type="spellEnd"/>
+                            <w:r>
+                              <w:t xml:space="preserve"> podataka </w:t>
+                            </w:r>
+                            <w:proofErr w:type="spellStart"/>
+                            <w:r>
+                              <w:t>Frame</w:t>
+                            </w:r>
+                            <w:proofErr w:type="spellEnd"/>
+                            <w:r>
+                              <w:t xml:space="preserve"> 50</w:t>
+                            </w:r>
+                            <w:r>
+                              <w:t>8</w:t>
+                            </w:r>
+                          </w:p>
+                        </w:txbxContent>
+                      </wps:txbx>
+                      <wps:bodyPr rot="0" spcFirstLastPara="0" vertOverflow="overflow" horzOverflow="overflow" vert="horz" wrap="square" lIns="0" tIns="0" rIns="0" bIns="0" numCol="1" spcCol="0" rtlCol="0" fromWordArt="0" anchor="t" anchorCtr="0" forceAA="0" compatLnSpc="1">
+                        <a:prstTxWarp prst="textNoShape">
+                          <a:avLst/>
+                        </a:prstTxWarp>
+                        <a:spAutoFit/>
+                      </wps:bodyPr>
+                    </wps:wsp>
+                  </a:graphicData>
+                </a:graphic>
+              </wp:anchor>
+            </w:drawing>
+          </mc:Choice>
+          <mc:Fallback>
+            <w:pict>
+              <v:shape w14:anchorId="252390B9" id="_x0000_s1031" type="#_x0000_t202" style="position:absolute;left:0;text-align:left;margin-left:0;margin-top:360.7pt;width:453.5pt;height:.05pt;z-index:251675648;visibility:visible;mso-wrap-style:square;mso-wrap-distance-left:9pt;mso-wrap-distance-top:0;mso-wrap-distance-right:9pt;mso-wrap-distance-bottom:0;mso-position-horizontal:absolute;mso-position-horizontal-relative:text;mso-position-vertical:absolute;mso-position-vertical-relative:text;v-text-anchor:top" o:gfxdata="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" stroked="f">
+                <v:textbox style="mso-fit-shape-to-text:t" inset="0,0,0,0">
+                  <w:txbxContent>
+                    <w:p>
+                      <w:pPr>
+                        <w:pStyle w:val="Caption"/>
+                        <w:rPr>
+                          <w:noProof/>
+                        </w:rPr>
+                      </w:pPr>
+                      <w:r>
+                        <w:t xml:space="preserve">Slika </w:t>
+                      </w:r>
+                      <w:r>
+                        <w:fldChar w:fldCharType="begin"/>
+                      </w:r>
+                      <w:r>
+                        <w:instrText xml:space="preserve"> SEQ Slika \* ARABIC </w:instrText>
+                      </w:r>
+                      <w:r>
+                        <w:fldChar w:fldCharType="separate"/>
+                      </w:r>
+                      <w:r>
+                        <w:rPr>
+                          <w:noProof/>
+                        </w:rPr>
+                        <w:t>6</w:t>
+                      </w:r>
+                      <w:r>
+                        <w:fldChar w:fldCharType="end"/>
+                      </w:r>
+                      <w:r>
+                        <w:t xml:space="preserve">. Interpretacija BIWI </w:t>
+                      </w:r>
+                      <w:proofErr w:type="spellStart"/>
+                      <w:r>
+                        <w:t>Head</w:t>
+                      </w:r>
+                      <w:proofErr w:type="spellEnd"/>
+                      <w:r>
+                        <w:t xml:space="preserve"> </w:t>
+                      </w:r>
+                      <w:proofErr w:type="spellStart"/>
+                      <w:r>
+                        <w:t>Pose</w:t>
+                      </w:r>
+                      <w:proofErr w:type="spellEnd"/>
+                      <w:r>
+                        <w:t xml:space="preserve"> podataka </w:t>
+                      </w:r>
+                      <w:proofErr w:type="spellStart"/>
+                      <w:r>
+                        <w:t>Frame</w:t>
+                      </w:r>
+                      <w:proofErr w:type="spellEnd"/>
+                      <w:r>
+                        <w:t xml:space="preserve"> 50</w:t>
+                      </w:r>
+                      <w:r>
+                        <w:t>8</w:t>
+                      </w:r>
+                    </w:p>
+                  </w:txbxContent>
+                </v:textbox>
+                <w10:wrap type="topAndBottom"/>
+              </v:shape>
+            </w:pict>
+          </mc:Fallback>
+        </mc:AlternateContent>
+      </w:r>
+      <w:r>
+        <w:rPr>
+          <w:noProof/>
+        </w:rPr>
+        <w:drawing>
+          <wp:anchor distT="0" distB="0" distL="114300" distR="114300" simplePos="0" relativeHeight="251673600" behindDoc="0" locked="0" layoutInCell="1" allowOverlap="1" wp14:anchorId="6C4303B8" wp14:editId="5D24DC21">
+            <wp:simplePos x="0" y="0"/>
+            <wp:positionH relativeFrom="margin">
+              <wp:align>right</wp:align>
+            </wp:positionH>
+            <wp:positionV relativeFrom="paragraph">
+              <wp:posOffset>206998</wp:posOffset>
+            </wp:positionV>
+            <wp:extent cx="5759450" cy="4317365"/>
+            <wp:effectExtent l="0" t="0" r="0" b="6985"/>
+            <wp:wrapTopAndBottom/>
+            <wp:docPr id="933893372" name="Picture 3"/>
+            <wp:cNvGraphicFramePr>
+              <a:graphicFrameLocks xmlns:a="http://schemas.openxmlformats.org/drawingml/2006/main" noChangeAspect="1"/>
+            </wp:cNvGraphicFramePr>
+            <a:graphic xmlns:a="http://schemas.openxmlformats.org/drawingml/2006/main">
+              <a:graphicData uri="http://schemas.openxmlformats.org/drawingml/2006/picture">
+                <pic:pic xmlns:pic="http://schemas.openxmlformats.org/drawingml/2006/picture">
+                  <pic:nvPicPr>
+                    <pic:cNvPr id="0" name="Picture 20"/>
+                    <pic:cNvPicPr>
+                      <a:picLocks noChangeAspect="1" noChangeArrowheads="1"/>
+                    </pic:cNvPicPr>
+                  </pic:nvPicPr>
+                  <pic:blipFill>
+                    <a:blip r:embed="rId15">
+                      <a:extLst>
+                        <a:ext uri="{28A0092B-C50C-407E-A947-70E740481C1C}">
+                          <a14:useLocalDpi xmlns:a14="http://schemas.microsoft.com/office/drawing/2010/main" val="0"/>
+                        </a:ext>
+                      </a:extLst>
+                    </a:blip>
+                    <a:srcRect/>
+                    <a:stretch>
+                      <a:fillRect/>
+                    </a:stretch>
+                  </pic:blipFill>
+                  <pic:spPr bwMode="auto">
+                    <a:xfrm>
+                      <a:off x="0" y="0"/>
+                      <a:ext cx="5759450" cy="4317365"/>
+                    </a:xfrm>
+                    <a:prstGeom prst="rect">
+                      <a:avLst/>
+                    </a:prstGeom>
+                    <a:noFill/>
+                    <a:ln>
+                      <a:noFill/>
+                    </a:ln>
+                  </pic:spPr>
+                </pic:pic>
+              </a:graphicData>
+            </a:graphic>
+          </wp:anchor>
+        </w:drawing>
+      </w:r>
+    </w:p>
+    <w:p>
+      <w:pPr>
+        <w:pStyle w:val="TEKST"/>
+        <w:rPr>
+          <w:lang w:val="en-GB"/>
+        </w:rPr>
+      </w:pPr>
+    </w:p>
+    <w:p>
+      <w:pPr>
+        <w:pStyle w:val="TEKST"/>
+        <w:rPr>
+          <w:lang w:val="en-GB"/>
+        </w:rPr>
+      </w:pPr>
+    </w:p>
+    <w:p>
+      <w:pPr>
+        <w:pStyle w:val="TEKST"/>
+        <w:rPr>
+          <w:lang w:val="en-GB"/>
+        </w:rPr>
+      </w:pPr>
     </w:p>
     <w:p>
       <w:pPr>
@@ -7643,6 +10159,7 @@
   <w:style w:type="paragraph" w:customStyle="1" w:styleId="TEKSTENG">
     <w:name w:val="TEKST ENG"/>
     <w:basedOn w:val="TEKST"/>
+    <w:link w:val="TEKSTENGChar"/>
     <w:qFormat/>
     <w:rsid w:val="00F87030"/>
     <w:rPr>
@@ -7973,6 +10490,72 @@
         <w:shd w:val="clear" w:color="auto" w:fill="CCCCCC" w:themeFill="text1" w:themeFillTint="33"/>
       </w:tcPr>
     </w:tblStylePr>
+  </w:style>
+  <w:style w:type="table" w:styleId="GridTable1Light-Accent6">
+    <w:name w:val="Grid Table 1 Light Accent 6"/>
+    <w:basedOn w:val="TableNormal"/>
+    <w:uiPriority w:val="46"/>
+    <w:rsid w:val="002D2ACC"/>
+    <w:tblPr>
+      <w:tblStyleRowBandSize w:val="1"/>
+      <w:tblStyleColBandSize w:val="1"/>
+      <w:tblBorders>
+        <w:top w:val="single" w:sz="4" w:space="0" w:color="C5E0B3" w:themeColor="accent6" w:themeTint="66"/>
+        <w:left w:val="single" w:sz="4" w:space="0" w:color="C5E0B3" w:themeColor="accent6" w:themeTint="66"/>
+        <w:bottom w:val="single" w:sz="4" w:space="0" w:color="C5E0B3" w:themeColor="accent6" w:themeTint="66"/>
+        <w:right w:val="single" w:sz="4" w:space="0" w:color="C5E0B3" w:themeColor="accent6" w:themeTint="66"/>
+        <w:insideH w:val="single" w:sz="4" w:space="0" w:color="C5E0B3" w:themeColor="accent6" w:themeTint="66"/>
+        <w:insideV w:val="single" w:sz="4" w:space="0" w:color="C5E0B3" w:themeColor="accent6" w:themeTint="66"/>
+      </w:tblBorders>
+    </w:tblPr>
+    <w:tblStylePr w:type="firstRow">
+      <w:rPr>
+        <w:b/>
+        <w:bCs/>
+      </w:rPr>
+      <w:tblPr/>
+      <w:tcPr>
+        <w:tcBorders>
+          <w:bottom w:val="single" w:sz="12" w:space="0" w:color="A8D08D" w:themeColor="accent6" w:themeTint="99"/>
+        </w:tcBorders>
+      </w:tcPr>
+    </w:tblStylePr>
+    <w:tblStylePr w:type="lastRow">
+      <w:rPr>
+        <w:b/>
+        <w:bCs/>
+      </w:rPr>
+      <w:tblPr/>
+      <w:tcPr>
+        <w:tcBorders>
+          <w:top w:val="double" w:sz="2" w:space="0" w:color="A8D08D" w:themeColor="accent6" w:themeTint="99"/>
+        </w:tcBorders>
+      </w:tcPr>
+    </w:tblStylePr>
+    <w:tblStylePr w:type="firstCol">
+      <w:rPr>
+        <w:b/>
+        <w:bCs/>
+      </w:rPr>
+    </w:tblStylePr>
+    <w:tblStylePr w:type="lastCol">
+      <w:rPr>
+        <w:b/>
+        <w:bCs/>
+      </w:rPr>
+    </w:tblStylePr>
+  </w:style>
+  <w:style w:type="character" w:customStyle="1" w:styleId="TEKSTENGChar">
+    <w:name w:val="TEKST ENG Char"/>
+    <w:basedOn w:val="TEKSTChar"/>
+    <w:link w:val="TEKSTENG"/>
+    <w:rsid w:val="002D2ACC"/>
+    <w:rPr>
+      <w:i/>
+      <w:sz w:val="24"/>
+      <w:szCs w:val="24"/>
+      <w:lang w:val="en-GB"/>
+    </w:rPr>
   </w:style>
 </w:styles>
 </file>

--- a/student_assignment_03/report/Kresimir_Hartl_Z2.docx
+++ b/student_assignment_03/report/Kresimir_Hartl_Z2.docx
@@ -4480,6 +4480,2667 @@
           <w:lang w:val="en-GB"/>
         </w:rPr>
       </w:pPr>
+    </w:p>
+    <w:p>
+      <w:pPr>
+        <w:rPr>
+          <w:lang w:val="en-GB"/>
+        </w:rPr>
+      </w:pPr>
+      <w:r>
+        <w:rPr>
+          <w:lang w:val="en-GB"/>
+        </w:rPr>
+        <w:br w:type="page"/>
+      </w:r>
+    </w:p>
+    <w:p>
+      <w:pPr>
+        <w:pStyle w:val="Podnaslov1"/>
+        <w:rPr>
+          <w:lang w:val="en-GB"/>
+        </w:rPr>
+      </w:pPr>
+      <w:proofErr w:type="spellStart"/>
+      <w:r>
+        <w:rPr>
+          <w:lang w:val="en-GB"/>
+        </w:rPr>
+        <w:lastRenderedPageBreak/>
+        <w:t>Klasifikacija</w:t>
+      </w:r>
+      <w:proofErr w:type="spellEnd"/>
+      <w:r>
+        <w:rPr>
+          <w:lang w:val="en-GB"/>
+        </w:rPr>
+        <w:t xml:space="preserve"> </w:t>
+      </w:r>
+      <w:proofErr w:type="spellStart"/>
+      <w:r>
+        <w:rPr>
+          <w:lang w:val="en-GB"/>
+        </w:rPr>
+        <w:t>smjera</w:t>
+      </w:r>
+      <w:proofErr w:type="spellEnd"/>
+      <w:r>
+        <w:rPr>
+          <w:lang w:val="en-GB"/>
+        </w:rPr>
+        <w:t xml:space="preserve"> </w:t>
+      </w:r>
+      <w:proofErr w:type="spellStart"/>
+      <w:r>
+        <w:rPr>
+          <w:lang w:val="en-GB"/>
+        </w:rPr>
+        <w:t>pogleda</w:t>
+      </w:r>
+      <w:proofErr w:type="spellEnd"/>
+    </w:p>
+    <w:p>
+      <w:pPr>
+        <w:pStyle w:val="TEKST"/>
+        <w:rPr>
+          <w:lang w:val="en-GB"/>
+        </w:rPr>
+      </w:pPr>
+    </w:p>
+    <w:p>
+      <w:pPr>
+        <w:pStyle w:val="Caption"/>
+        <w:keepNext/>
+      </w:pPr>
+      <w:r>
+        <w:t xml:space="preserve">Tablica </w:t>
+      </w:r>
+      <w:r>
+        <w:fldChar w:fldCharType="begin"/>
+      </w:r>
+      <w:r>
+        <w:instrText xml:space="preserve"> SEQ Tablica \* ARABIC </w:instrText>
+      </w:r>
+      <w:r>
+        <w:fldChar w:fldCharType="separate"/>
+      </w:r>
+      <w:r>
+        <w:rPr>
+          <w:noProof/>
+        </w:rPr>
+        <w:t>5</w:t>
+      </w:r>
+      <w:r>
+        <w:fldChar w:fldCharType="end"/>
+      </w:r>
+      <w:r>
+        <w:t xml:space="preserve">. </w:t>
+      </w:r>
+      <w:r>
+        <w:t>Klasifikacija smjera pogleda</w:t>
+      </w:r>
+    </w:p>
+    <w:tbl>
+      <w:tblPr>
+        <w:tblStyle w:val="GridTable6Colorful"/>
+        <w:tblW w:w="5000" w:type="pct"/>
+        <w:tblLook w:val="04A0" w:firstRow="1" w:lastRow="0" w:firstColumn="1" w:lastColumn="0" w:noHBand="0" w:noVBand="1"/>
+      </w:tblPr>
+      <w:tblGrid>
+        <w:gridCol w:w="896"/>
+        <w:gridCol w:w="1228"/>
+        <w:gridCol w:w="1189"/>
+        <w:gridCol w:w="959"/>
+        <w:gridCol w:w="4788"/>
+      </w:tblGrid>
+      <w:tr>
+        <w:trPr>
+          <w:cnfStyle w:val="100000000000" w:firstRow="1" w:lastRow="0" w:firstColumn="0" w:lastColumn="0" w:oddVBand="0" w:evenVBand="0" w:oddHBand="0" w:evenHBand="0" w:firstRowFirstColumn="0" w:firstRowLastColumn="0" w:lastRowFirstColumn="0" w:lastRowLastColumn="0"/>
+          <w:trHeight w:val="300"/>
+        </w:trPr>
+        <w:tc>
+          <w:tcPr>
+            <w:cnfStyle w:val="001000000000" w:firstRow="0" w:lastRow="0" w:firstColumn="1" w:lastColumn="0" w:oddVBand="0" w:evenVBand="0" w:oddHBand="0" w:evenHBand="0" w:firstRowFirstColumn="0" w:firstRowLastColumn="0" w:lastRowFirstColumn="0" w:lastRowLastColumn="0"/>
+            <w:tcW w:w="528" w:type="pct"/>
+            <w:noWrap/>
+            <w:vAlign w:val="center"/>
+            <w:hideMark/>
+          </w:tcPr>
+          <w:p>
+            <w:pPr>
+              <w:pStyle w:val="TEKST"/>
+              <w:jc w:val="center"/>
+            </w:pPr>
+            <w:proofErr w:type="spellStart"/>
+            <w:r>
+              <w:t>Frame</w:t>
+            </w:r>
+            <w:proofErr w:type="spellEnd"/>
+          </w:p>
+        </w:tc>
+        <w:tc>
+          <w:tcPr>
+            <w:tcW w:w="858" w:type="pct"/>
+            <w:noWrap/>
+            <w:vAlign w:val="center"/>
+            <w:hideMark/>
+          </w:tcPr>
+          <w:p>
+            <w:pPr>
+              <w:pStyle w:val="TEKST"/>
+              <w:jc w:val="center"/>
+              <w:cnfStyle w:val="100000000000" w:firstRow="1" w:lastRow="0" w:firstColumn="0" w:lastColumn="0" w:oddVBand="0" w:evenVBand="0" w:oddHBand="0" w:evenHBand="0" w:firstRowFirstColumn="0" w:firstRowLastColumn="0" w:lastRowFirstColumn="0" w:lastRowLastColumn="0"/>
+            </w:pPr>
+            <w:proofErr w:type="spellStart"/>
+            <w:r>
+              <w:t>Pitch</w:t>
+            </w:r>
+            <w:proofErr w:type="spellEnd"/>
+            <w:r>
+              <w:t xml:space="preserve"> (°)</w:t>
+            </w:r>
+          </w:p>
+        </w:tc>
+        <w:tc>
+          <w:tcPr>
+            <w:tcW w:w="764" w:type="pct"/>
+            <w:noWrap/>
+            <w:vAlign w:val="center"/>
+            <w:hideMark/>
+          </w:tcPr>
+          <w:p>
+            <w:pPr>
+              <w:pStyle w:val="TEKST"/>
+              <w:jc w:val="center"/>
+              <w:cnfStyle w:val="100000000000" w:firstRow="1" w:lastRow="0" w:firstColumn="0" w:lastColumn="0" w:oddVBand="0" w:evenVBand="0" w:oddHBand="0" w:evenHBand="0" w:firstRowFirstColumn="0" w:firstRowLastColumn="0" w:lastRowFirstColumn="0" w:lastRowLastColumn="0"/>
+            </w:pPr>
+            <w:proofErr w:type="spellStart"/>
+            <w:r>
+              <w:t>Yaw</w:t>
+            </w:r>
+            <w:proofErr w:type="spellEnd"/>
+            <w:r>
+              <w:t xml:space="preserve"> (°)</w:t>
+            </w:r>
+          </w:p>
+        </w:tc>
+        <w:tc>
+          <w:tcPr>
+            <w:tcW w:w="631" w:type="pct"/>
+            <w:noWrap/>
+            <w:vAlign w:val="center"/>
+            <w:hideMark/>
+          </w:tcPr>
+          <w:p>
+            <w:pPr>
+              <w:pStyle w:val="TEKST"/>
+              <w:jc w:val="center"/>
+              <w:cnfStyle w:val="100000000000" w:firstRow="1" w:lastRow="0" w:firstColumn="0" w:lastColumn="0" w:oddVBand="0" w:evenVBand="0" w:oddHBand="0" w:evenHBand="0" w:firstRowFirstColumn="0" w:firstRowLastColumn="0" w:lastRowFirstColumn="0" w:lastRowLastColumn="0"/>
+            </w:pPr>
+            <w:r>
+              <w:t>Roll (°)</w:t>
+            </w:r>
+          </w:p>
+        </w:tc>
+        <w:tc>
+          <w:tcPr>
+            <w:tcW w:w="2219" w:type="pct"/>
+            <w:noWrap/>
+            <w:vAlign w:val="center"/>
+            <w:hideMark/>
+          </w:tcPr>
+          <w:p>
+            <w:pPr>
+              <w:pStyle w:val="TEKST"/>
+              <w:jc w:val="left"/>
+              <w:cnfStyle w:val="100000000000" w:firstRow="1" w:lastRow="0" w:firstColumn="0" w:lastColumn="0" w:oddVBand="0" w:evenVBand="0" w:oddHBand="0" w:evenHBand="0" w:firstRowFirstColumn="0" w:firstRowLastColumn="0" w:lastRowFirstColumn="0" w:lastRowLastColumn="0"/>
+            </w:pPr>
+            <w:r>
+              <w:t>Klasifikacija pogleda (sva tri kuta)</w:t>
+            </w:r>
+          </w:p>
+        </w:tc>
+      </w:tr>
+      <w:tr>
+        <w:trPr>
+          <w:cnfStyle w:val="000000100000" w:firstRow="0" w:lastRow="0" w:firstColumn="0" w:lastColumn="0" w:oddVBand="0" w:evenVBand="0" w:oddHBand="1" w:evenHBand="0" w:firstRowFirstColumn="0" w:firstRowLastColumn="0" w:lastRowFirstColumn="0" w:lastRowLastColumn="0"/>
+          <w:trHeight w:val="300"/>
+        </w:trPr>
+        <w:tc>
+          <w:tcPr>
+            <w:cnfStyle w:val="001000000000" w:firstRow="0" w:lastRow="0" w:firstColumn="1" w:lastColumn="0" w:oddVBand="0" w:evenVBand="0" w:oddHBand="0" w:evenHBand="0" w:firstRowFirstColumn="0" w:firstRowLastColumn="0" w:lastRowFirstColumn="0" w:lastRowLastColumn="0"/>
+            <w:tcW w:w="528" w:type="pct"/>
+            <w:noWrap/>
+            <w:vAlign w:val="center"/>
+            <w:hideMark/>
+          </w:tcPr>
+          <w:p>
+            <w:pPr>
+              <w:pStyle w:val="TEKST"/>
+              <w:jc w:val="center"/>
+            </w:pPr>
+            <w:r>
+              <w:t>50</w:t>
+            </w:r>
+          </w:p>
+        </w:tc>
+        <w:tc>
+          <w:tcPr>
+            <w:tcW w:w="858" w:type="pct"/>
+            <w:noWrap/>
+            <w:vAlign w:val="center"/>
+            <w:hideMark/>
+          </w:tcPr>
+          <w:p>
+            <w:pPr>
+              <w:pStyle w:val="TEKST"/>
+              <w:jc w:val="center"/>
+              <w:cnfStyle w:val="000000100000" w:firstRow="0" w:lastRow="0" w:firstColumn="0" w:lastColumn="0" w:oddVBand="0" w:evenVBand="0" w:oddHBand="1" w:evenHBand="0" w:firstRowFirstColumn="0" w:firstRowLastColumn="0" w:lastRowFirstColumn="0" w:lastRowLastColumn="0"/>
+            </w:pPr>
+            <w:r>
+              <w:t>-20.58</w:t>
+            </w:r>
+          </w:p>
+        </w:tc>
+        <w:tc>
+          <w:tcPr>
+            <w:tcW w:w="764" w:type="pct"/>
+            <w:noWrap/>
+            <w:vAlign w:val="center"/>
+            <w:hideMark/>
+          </w:tcPr>
+          <w:p>
+            <w:pPr>
+              <w:pStyle w:val="TEKST"/>
+              <w:jc w:val="center"/>
+              <w:cnfStyle w:val="000000100000" w:firstRow="0" w:lastRow="0" w:firstColumn="0" w:lastColumn="0" w:oddVBand="0" w:evenVBand="0" w:oddHBand="1" w:evenHBand="0" w:firstRowFirstColumn="0" w:firstRowLastColumn="0" w:lastRowFirstColumn="0" w:lastRowLastColumn="0"/>
+            </w:pPr>
+            <w:r>
+              <w:t>9.65</w:t>
+            </w:r>
+          </w:p>
+        </w:tc>
+        <w:tc>
+          <w:tcPr>
+            <w:tcW w:w="631" w:type="pct"/>
+            <w:noWrap/>
+            <w:vAlign w:val="center"/>
+            <w:hideMark/>
+          </w:tcPr>
+          <w:p>
+            <w:pPr>
+              <w:pStyle w:val="TEKST"/>
+              <w:jc w:val="center"/>
+              <w:cnfStyle w:val="000000100000" w:firstRow="0" w:lastRow="0" w:firstColumn="0" w:lastColumn="0" w:oddVBand="0" w:evenVBand="0" w:oddHBand="1" w:evenHBand="0" w:firstRowFirstColumn="0" w:firstRowLastColumn="0" w:lastRowFirstColumn="0" w:lastRowLastColumn="0"/>
+            </w:pPr>
+            <w:r>
+              <w:t>-3.69</w:t>
+            </w:r>
+          </w:p>
+        </w:tc>
+        <w:tc>
+          <w:tcPr>
+            <w:tcW w:w="2219" w:type="pct"/>
+            <w:noWrap/>
+            <w:vAlign w:val="center"/>
+            <w:hideMark/>
+          </w:tcPr>
+          <w:p>
+            <w:pPr>
+              <w:pStyle w:val="TEKST"/>
+              <w:jc w:val="left"/>
+              <w:cnfStyle w:val="000000100000" w:firstRow="0" w:lastRow="0" w:firstColumn="0" w:lastColumn="0" w:oddVBand="0" w:evenVBand="0" w:oddHBand="1" w:evenHBand="0" w:firstRowFirstColumn="0" w:firstRowLastColumn="0" w:lastRowFirstColumn="0" w:lastRowLastColumn="0"/>
+            </w:pPr>
+            <w:r>
+              <w:t>Gleda gore, Nema nagiba glave, Gleda naprijed</w:t>
+            </w:r>
+          </w:p>
+        </w:tc>
+      </w:tr>
+      <w:tr>
+        <w:trPr>
+          <w:trHeight w:val="300"/>
+        </w:trPr>
+        <w:tc>
+          <w:tcPr>
+            <w:cnfStyle w:val="001000000000" w:firstRow="0" w:lastRow="0" w:firstColumn="1" w:lastColumn="0" w:oddVBand="0" w:evenVBand="0" w:oddHBand="0" w:evenHBand="0" w:firstRowFirstColumn="0" w:firstRowLastColumn="0" w:lastRowFirstColumn="0" w:lastRowLastColumn="0"/>
+            <w:tcW w:w="528" w:type="pct"/>
+            <w:noWrap/>
+            <w:vAlign w:val="center"/>
+            <w:hideMark/>
+          </w:tcPr>
+          <w:p>
+            <w:pPr>
+              <w:pStyle w:val="TEKST"/>
+              <w:jc w:val="center"/>
+            </w:pPr>
+            <w:r>
+              <w:t>350</w:t>
+            </w:r>
+          </w:p>
+        </w:tc>
+        <w:tc>
+          <w:tcPr>
+            <w:tcW w:w="858" w:type="pct"/>
+            <w:noWrap/>
+            <w:vAlign w:val="center"/>
+            <w:hideMark/>
+          </w:tcPr>
+          <w:p>
+            <w:pPr>
+              <w:pStyle w:val="TEKST"/>
+              <w:jc w:val="center"/>
+              <w:cnfStyle w:val="000000000000" w:firstRow="0" w:lastRow="0" w:firstColumn="0" w:lastColumn="0" w:oddVBand="0" w:evenVBand="0" w:oddHBand="0" w:evenHBand="0" w:firstRowFirstColumn="0" w:firstRowLastColumn="0" w:lastRowFirstColumn="0" w:lastRowLastColumn="0"/>
+            </w:pPr>
+            <w:r>
+              <w:t>-25.83</w:t>
+            </w:r>
+          </w:p>
+        </w:tc>
+        <w:tc>
+          <w:tcPr>
+            <w:tcW w:w="764" w:type="pct"/>
+            <w:noWrap/>
+            <w:vAlign w:val="center"/>
+            <w:hideMark/>
+          </w:tcPr>
+          <w:p>
+            <w:pPr>
+              <w:pStyle w:val="TEKST"/>
+              <w:jc w:val="center"/>
+              <w:cnfStyle w:val="000000000000" w:firstRow="0" w:lastRow="0" w:firstColumn="0" w:lastColumn="0" w:oddVBand="0" w:evenVBand="0" w:oddHBand="0" w:evenHBand="0" w:firstRowFirstColumn="0" w:firstRowLastColumn="0" w:lastRowFirstColumn="0" w:lastRowLastColumn="0"/>
+            </w:pPr>
+            <w:r>
+              <w:t>-24.87</w:t>
+            </w:r>
+          </w:p>
+        </w:tc>
+        <w:tc>
+          <w:tcPr>
+            <w:tcW w:w="631" w:type="pct"/>
+            <w:noWrap/>
+            <w:vAlign w:val="center"/>
+            <w:hideMark/>
+          </w:tcPr>
+          <w:p>
+            <w:pPr>
+              <w:pStyle w:val="TEKST"/>
+              <w:jc w:val="center"/>
+              <w:cnfStyle w:val="000000000000" w:firstRow="0" w:lastRow="0" w:firstColumn="0" w:lastColumn="0" w:oddVBand="0" w:evenVBand="0" w:oddHBand="0" w:evenHBand="0" w:firstRowFirstColumn="0" w:firstRowLastColumn="0" w:lastRowFirstColumn="0" w:lastRowLastColumn="0"/>
+            </w:pPr>
+            <w:r>
+              <w:t>6.43</w:t>
+            </w:r>
+          </w:p>
+        </w:tc>
+        <w:tc>
+          <w:tcPr>
+            <w:tcW w:w="2219" w:type="pct"/>
+            <w:noWrap/>
+            <w:vAlign w:val="center"/>
+            <w:hideMark/>
+          </w:tcPr>
+          <w:p>
+            <w:pPr>
+              <w:pStyle w:val="TEKST"/>
+              <w:jc w:val="left"/>
+              <w:cnfStyle w:val="000000000000" w:firstRow="0" w:lastRow="0" w:firstColumn="0" w:lastColumn="0" w:oddVBand="0" w:evenVBand="0" w:oddHBand="0" w:evenHBand="0" w:firstRowFirstColumn="0" w:firstRowLastColumn="0" w:lastRowFirstColumn="0" w:lastRowLastColumn="0"/>
+            </w:pPr>
+            <w:r>
+              <w:t>Gleda gore, Nema nagiba glave, Gleda ulijevo</w:t>
+            </w:r>
+          </w:p>
+        </w:tc>
+      </w:tr>
+      <w:tr>
+        <w:trPr>
+          <w:cnfStyle w:val="000000100000" w:firstRow="0" w:lastRow="0" w:firstColumn="0" w:lastColumn="0" w:oddVBand="0" w:evenVBand="0" w:oddHBand="1" w:evenHBand="0" w:firstRowFirstColumn="0" w:firstRowLastColumn="0" w:lastRowFirstColumn="0" w:lastRowLastColumn="0"/>
+          <w:trHeight w:val="300"/>
+        </w:trPr>
+        <w:tc>
+          <w:tcPr>
+            <w:cnfStyle w:val="001000000000" w:firstRow="0" w:lastRow="0" w:firstColumn="1" w:lastColumn="0" w:oddVBand="0" w:evenVBand="0" w:oddHBand="0" w:evenHBand="0" w:firstRowFirstColumn="0" w:firstRowLastColumn="0" w:lastRowFirstColumn="0" w:lastRowLastColumn="0"/>
+            <w:tcW w:w="528" w:type="pct"/>
+            <w:noWrap/>
+            <w:vAlign w:val="center"/>
+            <w:hideMark/>
+          </w:tcPr>
+          <w:p>
+            <w:pPr>
+              <w:pStyle w:val="TEKST"/>
+              <w:jc w:val="center"/>
+            </w:pPr>
+            <w:r>
+              <w:t>508</w:t>
+            </w:r>
+          </w:p>
+        </w:tc>
+        <w:tc>
+          <w:tcPr>
+            <w:tcW w:w="858" w:type="pct"/>
+            <w:noWrap/>
+            <w:vAlign w:val="center"/>
+            <w:hideMark/>
+          </w:tcPr>
+          <w:p>
+            <w:pPr>
+              <w:pStyle w:val="TEKST"/>
+              <w:jc w:val="center"/>
+              <w:cnfStyle w:val="000000100000" w:firstRow="0" w:lastRow="0" w:firstColumn="0" w:lastColumn="0" w:oddVBand="0" w:evenVBand="0" w:oddHBand="1" w:evenHBand="0" w:firstRowFirstColumn="0" w:firstRowLastColumn="0" w:lastRowFirstColumn="0" w:lastRowLastColumn="0"/>
+            </w:pPr>
+            <w:r>
+              <w:t>-19.44</w:t>
+            </w:r>
+          </w:p>
+        </w:tc>
+        <w:tc>
+          <w:tcPr>
+            <w:tcW w:w="764" w:type="pct"/>
+            <w:noWrap/>
+            <w:vAlign w:val="center"/>
+            <w:hideMark/>
+          </w:tcPr>
+          <w:p>
+            <w:pPr>
+              <w:pStyle w:val="TEKST"/>
+              <w:jc w:val="center"/>
+              <w:cnfStyle w:val="000000100000" w:firstRow="0" w:lastRow="0" w:firstColumn="0" w:lastColumn="0" w:oddVBand="0" w:evenVBand="0" w:oddHBand="1" w:evenHBand="0" w:firstRowFirstColumn="0" w:firstRowLastColumn="0" w:lastRowFirstColumn="0" w:lastRowLastColumn="0"/>
+            </w:pPr>
+            <w:r>
+              <w:t>12.91</w:t>
+            </w:r>
+          </w:p>
+        </w:tc>
+        <w:tc>
+          <w:tcPr>
+            <w:tcW w:w="631" w:type="pct"/>
+            <w:noWrap/>
+            <w:vAlign w:val="center"/>
+            <w:hideMark/>
+          </w:tcPr>
+          <w:p>
+            <w:pPr>
+              <w:pStyle w:val="TEKST"/>
+              <w:jc w:val="center"/>
+              <w:cnfStyle w:val="000000100000" w:firstRow="0" w:lastRow="0" w:firstColumn="0" w:lastColumn="0" w:oddVBand="0" w:evenVBand="0" w:oddHBand="1" w:evenHBand="0" w:firstRowFirstColumn="0" w:firstRowLastColumn="0" w:lastRowFirstColumn="0" w:lastRowLastColumn="0"/>
+            </w:pPr>
+            <w:r>
+              <w:t>-13.62</w:t>
+            </w:r>
+          </w:p>
+        </w:tc>
+        <w:tc>
+          <w:tcPr>
+            <w:tcW w:w="2219" w:type="pct"/>
+            <w:noWrap/>
+            <w:vAlign w:val="center"/>
+            <w:hideMark/>
+          </w:tcPr>
+          <w:p>
+            <w:pPr>
+              <w:pStyle w:val="TEKST"/>
+              <w:jc w:val="left"/>
+              <w:cnfStyle w:val="000000100000" w:firstRow="0" w:lastRow="0" w:firstColumn="0" w:lastColumn="0" w:oddVBand="0" w:evenVBand="0" w:oddHBand="1" w:evenHBand="0" w:firstRowFirstColumn="0" w:firstRowLastColumn="0" w:lastRowFirstColumn="0" w:lastRowLastColumn="0"/>
+            </w:pPr>
+            <w:r>
+              <w:t>Gleda gore, Nagib glave desno, Gleda udesno</w:t>
+            </w:r>
+          </w:p>
+        </w:tc>
+      </w:tr>
+    </w:tbl>
+    <w:p>
+      <w:pPr>
+        <w:pStyle w:val="TEKST"/>
+        <w:rPr>
+          <w:lang w:val="en-GB"/>
+        </w:rPr>
+      </w:pPr>
+      <w:r>
+        <w:rPr>
+          <w:noProof/>
+        </w:rPr>
+        <mc:AlternateContent>
+          <mc:Choice Requires="wps">
+            <w:drawing>
+              <wp:anchor distT="0" distB="0" distL="114300" distR="114300" simplePos="0" relativeHeight="251680768" behindDoc="0" locked="0" layoutInCell="1" allowOverlap="1" wp14:anchorId="5D2B804F" wp14:editId="11A4A2DA">
+                <wp:simplePos x="0" y="0"/>
+                <wp:positionH relativeFrom="column">
+                  <wp:posOffset>0</wp:posOffset>
+                </wp:positionH>
+                <wp:positionV relativeFrom="paragraph">
+                  <wp:posOffset>4726305</wp:posOffset>
+                </wp:positionV>
+                <wp:extent cx="5759450" cy="635"/>
+                <wp:effectExtent l="0" t="0" r="0" b="0"/>
+                <wp:wrapTopAndBottom/>
+                <wp:docPr id="423245765" name="Text Box 1"/>
+                <wp:cNvGraphicFramePr/>
+                <a:graphic xmlns:a="http://schemas.openxmlformats.org/drawingml/2006/main">
+                  <a:graphicData uri="http://schemas.microsoft.com/office/word/2010/wordprocessingShape">
+                    <wps:wsp>
+                      <wps:cNvSpPr txBox="1"/>
+                      <wps:spPr>
+                        <a:xfrm>
+                          <a:off x="0" y="0"/>
+                          <a:ext cx="5759450" cy="635"/>
+                        </a:xfrm>
+                        <a:prstGeom prst="rect">
+                          <a:avLst/>
+                        </a:prstGeom>
+                        <a:solidFill>
+                          <a:prstClr val="white"/>
+                        </a:solidFill>
+                        <a:ln>
+                          <a:noFill/>
+                        </a:ln>
+                      </wps:spPr>
+                      <wps:txbx>
+                        <w:txbxContent>
+                          <w:p>
+                            <w:pPr>
+                              <w:pStyle w:val="Caption"/>
+                              <w:rPr>
+                                <w:noProof/>
+                              </w:rPr>
+                            </w:pPr>
+                            <w:r>
+                              <w:t xml:space="preserve">Slika </w:t>
+                            </w:r>
+                            <w:r>
+                              <w:fldChar w:fldCharType="begin"/>
+                            </w:r>
+                            <w:r>
+                              <w:instrText xml:space="preserve"> SEQ Slika \* ARABIC </w:instrText>
+                            </w:r>
+                            <w:r>
+                              <w:fldChar w:fldCharType="separate"/>
+                            </w:r>
+                            <w:r>
+                              <w:rPr>
+                                <w:noProof/>
+                              </w:rPr>
+                              <w:t>7</w:t>
+                            </w:r>
+                            <w:r>
+                              <w:fldChar w:fldCharType="end"/>
+                            </w:r>
+                            <w:r>
+                              <w:t xml:space="preserve">. </w:t>
+                            </w:r>
+                            <w:r>
+                              <w:t>Klasifikacija smjera pogleda</w:t>
+                            </w:r>
+                            <w:r>
+                              <w:t xml:space="preserve"> </w:t>
+                            </w:r>
+                            <w:proofErr w:type="spellStart"/>
+                            <w:r>
+                              <w:t>Frame</w:t>
+                            </w:r>
+                            <w:proofErr w:type="spellEnd"/>
+                            <w:r>
+                              <w:t xml:space="preserve"> 50</w:t>
+                            </w:r>
+                          </w:p>
+                        </w:txbxContent>
+                      </wps:txbx>
+                      <wps:bodyPr rot="0" spcFirstLastPara="0" vertOverflow="overflow" horzOverflow="overflow" vert="horz" wrap="square" lIns="0" tIns="0" rIns="0" bIns="0" numCol="1" spcCol="0" rtlCol="0" fromWordArt="0" anchor="t" anchorCtr="0" forceAA="0" compatLnSpc="1">
+                        <a:prstTxWarp prst="textNoShape">
+                          <a:avLst/>
+                        </a:prstTxWarp>
+                        <a:spAutoFit/>
+                      </wps:bodyPr>
+                    </wps:wsp>
+                  </a:graphicData>
+                </a:graphic>
+              </wp:anchor>
+            </w:drawing>
+          </mc:Choice>
+          <mc:Fallback>
+            <w:pict>
+              <v:shape w14:anchorId="5D2B804F" id="_x0000_s1032" type="#_x0000_t202" style="position:absolute;left:0;text-align:left;margin-left:0;margin-top:372.15pt;width:453.5pt;height:.05pt;z-index:251680768;visibility:visible;mso-wrap-style:square;mso-wrap-distance-left:9pt;mso-wrap-distance-top:0;mso-wrap-distance-right:9pt;mso-wrap-distance-bottom:0;mso-position-horizontal:absolute;mso-position-horizontal-relative:text;mso-position-vertical:absolute;mso-position-vertical-relative:text;v-text-anchor:top" o:gfxdata="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" stroked="f">
+                <v:textbox style="mso-fit-shape-to-text:t" inset="0,0,0,0">
+                  <w:txbxContent>
+                    <w:p>
+                      <w:pPr>
+                        <w:pStyle w:val="Caption"/>
+                        <w:rPr>
+                          <w:noProof/>
+                        </w:rPr>
+                      </w:pPr>
+                      <w:r>
+                        <w:t xml:space="preserve">Slika </w:t>
+                      </w:r>
+                      <w:r>
+                        <w:fldChar w:fldCharType="begin"/>
+                      </w:r>
+                      <w:r>
+                        <w:instrText xml:space="preserve"> SEQ Slika \* ARABIC </w:instrText>
+                      </w:r>
+                      <w:r>
+                        <w:fldChar w:fldCharType="separate"/>
+                      </w:r>
+                      <w:r>
+                        <w:rPr>
+                          <w:noProof/>
+                        </w:rPr>
+                        <w:t>7</w:t>
+                      </w:r>
+                      <w:r>
+                        <w:fldChar w:fldCharType="end"/>
+                      </w:r>
+                      <w:r>
+                        <w:t xml:space="preserve">. </w:t>
+                      </w:r>
+                      <w:r>
+                        <w:t>Klasifikacija smjera pogleda</w:t>
+                      </w:r>
+                      <w:r>
+                        <w:t xml:space="preserve"> </w:t>
+                      </w:r>
+                      <w:proofErr w:type="spellStart"/>
+                      <w:r>
+                        <w:t>Frame</w:t>
+                      </w:r>
+                      <w:proofErr w:type="spellEnd"/>
+                      <w:r>
+                        <w:t xml:space="preserve"> 50</w:t>
+                      </w:r>
+                    </w:p>
+                  </w:txbxContent>
+                </v:textbox>
+                <w10:wrap type="topAndBottom"/>
+              </v:shape>
+            </w:pict>
+          </mc:Fallback>
+        </mc:AlternateContent>
+      </w:r>
+      <w:r>
+        <w:rPr>
+          <w:noProof/>
+        </w:rPr>
+        <w:drawing>
+          <wp:anchor distT="0" distB="0" distL="114300" distR="114300" simplePos="0" relativeHeight="251676672" behindDoc="0" locked="0" layoutInCell="1" allowOverlap="1" wp14:anchorId="45EC4F81" wp14:editId="15619200">
+            <wp:simplePos x="0" y="0"/>
+            <wp:positionH relativeFrom="margin">
+              <wp:align>right</wp:align>
+            </wp:positionH>
+            <wp:positionV relativeFrom="paragraph">
+              <wp:posOffset>351898</wp:posOffset>
+            </wp:positionV>
+            <wp:extent cx="5759450" cy="4317365"/>
+            <wp:effectExtent l="0" t="0" r="0" b="6985"/>
+            <wp:wrapTopAndBottom/>
+            <wp:docPr id="1847933643" name="Picture 4"/>
+            <wp:cNvGraphicFramePr>
+              <a:graphicFrameLocks xmlns:a="http://schemas.openxmlformats.org/drawingml/2006/main" noChangeAspect="1"/>
+            </wp:cNvGraphicFramePr>
+            <a:graphic xmlns:a="http://schemas.openxmlformats.org/drawingml/2006/main">
+              <a:graphicData uri="http://schemas.openxmlformats.org/drawingml/2006/picture">
+                <pic:pic xmlns:pic="http://schemas.openxmlformats.org/drawingml/2006/picture">
+                  <pic:nvPicPr>
+                    <pic:cNvPr id="0" name="Picture 22"/>
+                    <pic:cNvPicPr>
+                      <a:picLocks noChangeAspect="1" noChangeArrowheads="1"/>
+                    </pic:cNvPicPr>
+                  </pic:nvPicPr>
+                  <pic:blipFill>
+                    <a:blip r:embed="rId16">
+                      <a:extLst>
+                        <a:ext uri="{28A0092B-C50C-407E-A947-70E740481C1C}">
+                          <a14:useLocalDpi xmlns:a14="http://schemas.microsoft.com/office/drawing/2010/main" val="0"/>
+                        </a:ext>
+                      </a:extLst>
+                    </a:blip>
+                    <a:srcRect/>
+                    <a:stretch>
+                      <a:fillRect/>
+                    </a:stretch>
+                  </pic:blipFill>
+                  <pic:spPr bwMode="auto">
+                    <a:xfrm>
+                      <a:off x="0" y="0"/>
+                      <a:ext cx="5759450" cy="4317365"/>
+                    </a:xfrm>
+                    <a:prstGeom prst="rect">
+                      <a:avLst/>
+                    </a:prstGeom>
+                    <a:noFill/>
+                    <a:ln>
+                      <a:noFill/>
+                    </a:ln>
+                  </pic:spPr>
+                </pic:pic>
+              </a:graphicData>
+            </a:graphic>
+          </wp:anchor>
+        </w:drawing>
+      </w:r>
+    </w:p>
+    <w:p>
+      <w:pPr>
+        <w:pStyle w:val="TEKST"/>
+        <w:rPr>
+          <w:lang w:val="en-GB"/>
+        </w:rPr>
+      </w:pPr>
+    </w:p>
+    <w:p>
+      <w:pPr>
+        <w:pStyle w:val="TEKST"/>
+        <w:rPr>
+          <w:lang w:val="en-GB"/>
+        </w:rPr>
+      </w:pPr>
+    </w:p>
+    <w:p>
+      <w:pPr>
+        <w:rPr>
+          <w:lang w:val="en-GB"/>
+        </w:rPr>
+      </w:pPr>
+      <w:r>
+        <w:rPr>
+          <w:lang w:val="en-GB"/>
+        </w:rPr>
+        <w:br w:type="page"/>
+      </w:r>
+    </w:p>
+    <w:p>
+      <w:pPr>
+        <w:pStyle w:val="TEKST"/>
+        <w:rPr>
+          <w:lang w:val="en-GB"/>
+        </w:rPr>
+      </w:pPr>
+      <w:r>
+        <w:rPr>
+          <w:noProof/>
+        </w:rPr>
+        <w:lastRenderedPageBreak/>
+        <mc:AlternateContent>
+          <mc:Choice Requires="wps">
+            <w:drawing>
+              <wp:anchor distT="0" distB="0" distL="114300" distR="114300" simplePos="0" relativeHeight="251682816" behindDoc="0" locked="0" layoutInCell="1" allowOverlap="1" wp14:anchorId="6D068290" wp14:editId="4D7E5654">
+                <wp:simplePos x="0" y="0"/>
+                <wp:positionH relativeFrom="column">
+                  <wp:posOffset>0</wp:posOffset>
+                </wp:positionH>
+                <wp:positionV relativeFrom="paragraph">
+                  <wp:posOffset>4566285</wp:posOffset>
+                </wp:positionV>
+                <wp:extent cx="5759450" cy="635"/>
+                <wp:effectExtent l="0" t="0" r="0" b="0"/>
+                <wp:wrapTopAndBottom/>
+                <wp:docPr id="1021903380" name="Text Box 1"/>
+                <wp:cNvGraphicFramePr/>
+                <a:graphic xmlns:a="http://schemas.openxmlformats.org/drawingml/2006/main">
+                  <a:graphicData uri="http://schemas.microsoft.com/office/word/2010/wordprocessingShape">
+                    <wps:wsp>
+                      <wps:cNvSpPr txBox="1"/>
+                      <wps:spPr>
+                        <a:xfrm>
+                          <a:off x="0" y="0"/>
+                          <a:ext cx="5759450" cy="635"/>
+                        </a:xfrm>
+                        <a:prstGeom prst="rect">
+                          <a:avLst/>
+                        </a:prstGeom>
+                        <a:solidFill>
+                          <a:prstClr val="white"/>
+                        </a:solidFill>
+                        <a:ln>
+                          <a:noFill/>
+                        </a:ln>
+                      </wps:spPr>
+                      <wps:txbx>
+                        <w:txbxContent>
+                          <w:p>
+                            <w:pPr>
+                              <w:pStyle w:val="Caption"/>
+                              <w:rPr>
+                                <w:noProof/>
+                              </w:rPr>
+                            </w:pPr>
+                            <w:r>
+                              <w:t xml:space="preserve">Slika </w:t>
+                            </w:r>
+                            <w:r>
+                              <w:fldChar w:fldCharType="begin"/>
+                            </w:r>
+                            <w:r>
+                              <w:instrText xml:space="preserve"> SEQ Slika \* ARABIC </w:instrText>
+                            </w:r>
+                            <w:r>
+                              <w:fldChar w:fldCharType="separate"/>
+                            </w:r>
+                            <w:r>
+                              <w:rPr>
+                                <w:noProof/>
+                              </w:rPr>
+                              <w:t>8</w:t>
+                            </w:r>
+                            <w:r>
+                              <w:fldChar w:fldCharType="end"/>
+                            </w:r>
+                            <w:r>
+                              <w:t xml:space="preserve">. Klasifikacija smjera pogleda </w:t>
+                            </w:r>
+                            <w:proofErr w:type="spellStart"/>
+                            <w:r>
+                              <w:t>Frame</w:t>
+                            </w:r>
+                            <w:proofErr w:type="spellEnd"/>
+                            <w:r>
+                              <w:t xml:space="preserve"> </w:t>
+                            </w:r>
+                            <w:r>
+                              <w:t>350</w:t>
+                            </w:r>
+                          </w:p>
+                        </w:txbxContent>
+                      </wps:txbx>
+                      <wps:bodyPr rot="0" spcFirstLastPara="0" vertOverflow="overflow" horzOverflow="overflow" vert="horz" wrap="square" lIns="0" tIns="0" rIns="0" bIns="0" numCol="1" spcCol="0" rtlCol="0" fromWordArt="0" anchor="t" anchorCtr="0" forceAA="0" compatLnSpc="1">
+                        <a:prstTxWarp prst="textNoShape">
+                          <a:avLst/>
+                        </a:prstTxWarp>
+                        <a:spAutoFit/>
+                      </wps:bodyPr>
+                    </wps:wsp>
+                  </a:graphicData>
+                </a:graphic>
+              </wp:anchor>
+            </w:drawing>
+          </mc:Choice>
+          <mc:Fallback>
+            <w:pict>
+              <v:shape w14:anchorId="6D068290" id="_x0000_s1033" type="#_x0000_t202" style="position:absolute;left:0;text-align:left;margin-left:0;margin-top:359.55pt;width:453.5pt;height:.05pt;z-index:251682816;visibility:visible;mso-wrap-style:square;mso-wrap-distance-left:9pt;mso-wrap-distance-top:0;mso-wrap-distance-right:9pt;mso-wrap-distance-bottom:0;mso-position-horizontal:absolute;mso-position-horizontal-relative:text;mso-position-vertical:absolute;mso-position-vertical-relative:text;v-text-anchor:top" o:gfxdata="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" stroked="f">
+                <v:textbox style="mso-fit-shape-to-text:t" inset="0,0,0,0">
+                  <w:txbxContent>
+                    <w:p>
+                      <w:pPr>
+                        <w:pStyle w:val="Caption"/>
+                        <w:rPr>
+                          <w:noProof/>
+                        </w:rPr>
+                      </w:pPr>
+                      <w:r>
+                        <w:t xml:space="preserve">Slika </w:t>
+                      </w:r>
+                      <w:r>
+                        <w:fldChar w:fldCharType="begin"/>
+                      </w:r>
+                      <w:r>
+                        <w:instrText xml:space="preserve"> SEQ Slika \* ARABIC </w:instrText>
+                      </w:r>
+                      <w:r>
+                        <w:fldChar w:fldCharType="separate"/>
+                      </w:r>
+                      <w:r>
+                        <w:rPr>
+                          <w:noProof/>
+                        </w:rPr>
+                        <w:t>8</w:t>
+                      </w:r>
+                      <w:r>
+                        <w:fldChar w:fldCharType="end"/>
+                      </w:r>
+                      <w:r>
+                        <w:t xml:space="preserve">. Klasifikacija smjera pogleda </w:t>
+                      </w:r>
+                      <w:proofErr w:type="spellStart"/>
+                      <w:r>
+                        <w:t>Frame</w:t>
+                      </w:r>
+                      <w:proofErr w:type="spellEnd"/>
+                      <w:r>
+                        <w:t xml:space="preserve"> </w:t>
+                      </w:r>
+                      <w:r>
+                        <w:t>350</w:t>
+                      </w:r>
+                    </w:p>
+                  </w:txbxContent>
+                </v:textbox>
+                <w10:wrap type="topAndBottom"/>
+              </v:shape>
+            </w:pict>
+          </mc:Fallback>
+        </mc:AlternateContent>
+      </w:r>
+      <w:r>
+        <w:rPr>
+          <w:noProof/>
+        </w:rPr>
+        <w:drawing>
+          <wp:anchor distT="0" distB="0" distL="114300" distR="114300" simplePos="0" relativeHeight="251677696" behindDoc="0" locked="0" layoutInCell="1" allowOverlap="1" wp14:anchorId="5FAA7C17" wp14:editId="4FFFB2C7">
+            <wp:simplePos x="0" y="0"/>
+            <wp:positionH relativeFrom="margin">
+              <wp:align>right</wp:align>
+            </wp:positionH>
+            <wp:positionV relativeFrom="paragraph">
+              <wp:posOffset>192321</wp:posOffset>
+            </wp:positionV>
+            <wp:extent cx="5759450" cy="4317365"/>
+            <wp:effectExtent l="0" t="0" r="0" b="6985"/>
+            <wp:wrapTopAndBottom/>
+            <wp:docPr id="596754344" name="Picture 5"/>
+            <wp:cNvGraphicFramePr>
+              <a:graphicFrameLocks xmlns:a="http://schemas.openxmlformats.org/drawingml/2006/main" noChangeAspect="1"/>
+            </wp:cNvGraphicFramePr>
+            <a:graphic xmlns:a="http://schemas.openxmlformats.org/drawingml/2006/main">
+              <a:graphicData uri="http://schemas.openxmlformats.org/drawingml/2006/picture">
+                <pic:pic xmlns:pic="http://schemas.openxmlformats.org/drawingml/2006/picture">
+                  <pic:nvPicPr>
+                    <pic:cNvPr id="0" name="Picture 24"/>
+                    <pic:cNvPicPr>
+                      <a:picLocks noChangeAspect="1" noChangeArrowheads="1"/>
+                    </pic:cNvPicPr>
+                  </pic:nvPicPr>
+                  <pic:blipFill>
+                    <a:blip r:embed="rId17">
+                      <a:extLst>
+                        <a:ext uri="{28A0092B-C50C-407E-A947-70E740481C1C}">
+                          <a14:useLocalDpi xmlns:a14="http://schemas.microsoft.com/office/drawing/2010/main" val="0"/>
+                        </a:ext>
+                      </a:extLst>
+                    </a:blip>
+                    <a:srcRect/>
+                    <a:stretch>
+                      <a:fillRect/>
+                    </a:stretch>
+                  </pic:blipFill>
+                  <pic:spPr bwMode="auto">
+                    <a:xfrm>
+                      <a:off x="0" y="0"/>
+                      <a:ext cx="5759450" cy="4317365"/>
+                    </a:xfrm>
+                    <a:prstGeom prst="rect">
+                      <a:avLst/>
+                    </a:prstGeom>
+                    <a:noFill/>
+                    <a:ln>
+                      <a:noFill/>
+                    </a:ln>
+                  </pic:spPr>
+                </pic:pic>
+              </a:graphicData>
+            </a:graphic>
+          </wp:anchor>
+        </w:drawing>
+      </w:r>
+    </w:p>
+    <w:p>
+      <w:pPr>
+        <w:pStyle w:val="TEKST"/>
+        <w:rPr>
+          <w:lang w:val="en-GB"/>
+        </w:rPr>
+      </w:pPr>
+    </w:p>
+    <w:p>
+      <w:pPr>
+        <w:pStyle w:val="TEKST"/>
+        <w:rPr>
+          <w:lang w:val="en-GB"/>
+        </w:rPr>
+      </w:pPr>
+    </w:p>
+    <w:p>
+      <w:pPr>
+        <w:rPr>
+          <w:lang w:val="en-GB"/>
+        </w:rPr>
+      </w:pPr>
+      <w:r>
+        <w:rPr>
+          <w:lang w:val="en-GB"/>
+        </w:rPr>
+        <w:br w:type="page"/>
+      </w:r>
+    </w:p>
+    <w:p>
+      <w:pPr>
+        <w:pStyle w:val="TEKST"/>
+        <w:rPr>
+          <w:lang w:val="en-GB"/>
+        </w:rPr>
+      </w:pPr>
+      <w:r>
+        <w:rPr>
+          <w:noProof/>
+        </w:rPr>
+        <w:lastRenderedPageBreak/>
+        <mc:AlternateContent>
+          <mc:Choice Requires="wps">
+            <w:drawing>
+              <wp:anchor distT="0" distB="0" distL="114300" distR="114300" simplePos="0" relativeHeight="251684864" behindDoc="0" locked="0" layoutInCell="1" allowOverlap="1" wp14:anchorId="59104E16" wp14:editId="4D5D67F1">
+                <wp:simplePos x="0" y="0"/>
+                <wp:positionH relativeFrom="column">
+                  <wp:posOffset>0</wp:posOffset>
+                </wp:positionH>
+                <wp:positionV relativeFrom="paragraph">
+                  <wp:posOffset>4652645</wp:posOffset>
+                </wp:positionV>
+                <wp:extent cx="5759450" cy="635"/>
+                <wp:effectExtent l="0" t="0" r="0" b="0"/>
+                <wp:wrapTopAndBottom/>
+                <wp:docPr id="755215570" name="Text Box 1"/>
+                <wp:cNvGraphicFramePr/>
+                <a:graphic xmlns:a="http://schemas.openxmlformats.org/drawingml/2006/main">
+                  <a:graphicData uri="http://schemas.microsoft.com/office/word/2010/wordprocessingShape">
+                    <wps:wsp>
+                      <wps:cNvSpPr txBox="1"/>
+                      <wps:spPr>
+                        <a:xfrm>
+                          <a:off x="0" y="0"/>
+                          <a:ext cx="5759450" cy="635"/>
+                        </a:xfrm>
+                        <a:prstGeom prst="rect">
+                          <a:avLst/>
+                        </a:prstGeom>
+                        <a:solidFill>
+                          <a:prstClr val="white"/>
+                        </a:solidFill>
+                        <a:ln>
+                          <a:noFill/>
+                        </a:ln>
+                      </wps:spPr>
+                      <wps:txbx>
+                        <w:txbxContent>
+                          <w:p>
+                            <w:pPr>
+                              <w:pStyle w:val="Caption"/>
+                              <w:rPr>
+                                <w:noProof/>
+                              </w:rPr>
+                            </w:pPr>
+                            <w:r>
+                              <w:t xml:space="preserve">Slika </w:t>
+                            </w:r>
+                            <w:r>
+                              <w:fldChar w:fldCharType="begin"/>
+                            </w:r>
+                            <w:r>
+                              <w:instrText xml:space="preserve"> SEQ Slika \* ARABIC </w:instrText>
+                            </w:r>
+                            <w:r>
+                              <w:fldChar w:fldCharType="separate"/>
+                            </w:r>
+                            <w:r>
+                              <w:rPr>
+                                <w:noProof/>
+                              </w:rPr>
+                              <w:t>9</w:t>
+                            </w:r>
+                            <w:r>
+                              <w:fldChar w:fldCharType="end"/>
+                            </w:r>
+                            <w:r>
+                              <w:t xml:space="preserve">. Klasifikacija smjera pogleda </w:t>
+                            </w:r>
+                            <w:proofErr w:type="spellStart"/>
+                            <w:r>
+                              <w:t>Frame</w:t>
+                            </w:r>
+                            <w:proofErr w:type="spellEnd"/>
+                            <w:r>
+                              <w:t xml:space="preserve"> 50</w:t>
+                            </w:r>
+                            <w:r>
+                              <w:t>8</w:t>
+                            </w:r>
+                          </w:p>
+                        </w:txbxContent>
+                      </wps:txbx>
+                      <wps:bodyPr rot="0" spcFirstLastPara="0" vertOverflow="overflow" horzOverflow="overflow" vert="horz" wrap="square" lIns="0" tIns="0" rIns="0" bIns="0" numCol="1" spcCol="0" rtlCol="0" fromWordArt="0" anchor="t" anchorCtr="0" forceAA="0" compatLnSpc="1">
+                        <a:prstTxWarp prst="textNoShape">
+                          <a:avLst/>
+                        </a:prstTxWarp>
+                        <a:spAutoFit/>
+                      </wps:bodyPr>
+                    </wps:wsp>
+                  </a:graphicData>
+                </a:graphic>
+              </wp:anchor>
+            </w:drawing>
+          </mc:Choice>
+          <mc:Fallback>
+            <w:pict>
+              <v:shape w14:anchorId="59104E16" id="_x0000_s1034" type="#_x0000_t202" style="position:absolute;left:0;text-align:left;margin-left:0;margin-top:366.35pt;width:453.5pt;height:.05pt;z-index:251684864;visibility:visible;mso-wrap-style:square;mso-wrap-distance-left:9pt;mso-wrap-distance-top:0;mso-wrap-distance-right:9pt;mso-wrap-distance-bottom:0;mso-position-horizontal:absolute;mso-position-horizontal-relative:text;mso-position-vertical:absolute;mso-position-vertical-relative:text;v-text-anchor:top" o:gfxdata="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" stroked="f">
+                <v:textbox style="mso-fit-shape-to-text:t" inset="0,0,0,0">
+                  <w:txbxContent>
+                    <w:p>
+                      <w:pPr>
+                        <w:pStyle w:val="Caption"/>
+                        <w:rPr>
+                          <w:noProof/>
+                        </w:rPr>
+                      </w:pPr>
+                      <w:r>
+                        <w:t xml:space="preserve">Slika </w:t>
+                      </w:r>
+                      <w:r>
+                        <w:fldChar w:fldCharType="begin"/>
+                      </w:r>
+                      <w:r>
+                        <w:instrText xml:space="preserve"> SEQ Slika \* ARABIC </w:instrText>
+                      </w:r>
+                      <w:r>
+                        <w:fldChar w:fldCharType="separate"/>
+                      </w:r>
+                      <w:r>
+                        <w:rPr>
+                          <w:noProof/>
+                        </w:rPr>
+                        <w:t>9</w:t>
+                      </w:r>
+                      <w:r>
+                        <w:fldChar w:fldCharType="end"/>
+                      </w:r>
+                      <w:r>
+                        <w:t xml:space="preserve">. Klasifikacija smjera pogleda </w:t>
+                      </w:r>
+                      <w:proofErr w:type="spellStart"/>
+                      <w:r>
+                        <w:t>Frame</w:t>
+                      </w:r>
+                      <w:proofErr w:type="spellEnd"/>
+                      <w:r>
+                        <w:t xml:space="preserve"> 50</w:t>
+                      </w:r>
+                      <w:r>
+                        <w:t>8</w:t>
+                      </w:r>
+                    </w:p>
+                  </w:txbxContent>
+                </v:textbox>
+                <w10:wrap type="topAndBottom"/>
+              </v:shape>
+            </w:pict>
+          </mc:Fallback>
+        </mc:AlternateContent>
+      </w:r>
+      <w:r>
+        <w:rPr>
+          <w:noProof/>
+        </w:rPr>
+        <w:drawing>
+          <wp:anchor distT="0" distB="0" distL="114300" distR="114300" simplePos="0" relativeHeight="251678720" behindDoc="0" locked="0" layoutInCell="1" allowOverlap="1" wp14:anchorId="7F2F0745" wp14:editId="6B6D2C51">
+            <wp:simplePos x="0" y="0"/>
+            <wp:positionH relativeFrom="margin">
+              <wp:align>right</wp:align>
+            </wp:positionH>
+            <wp:positionV relativeFrom="paragraph">
+              <wp:posOffset>278130</wp:posOffset>
+            </wp:positionV>
+            <wp:extent cx="5759450" cy="4317365"/>
+            <wp:effectExtent l="0" t="0" r="0" b="6985"/>
+            <wp:wrapTopAndBottom/>
+            <wp:docPr id="1878630960" name="Picture 6"/>
+            <wp:cNvGraphicFramePr>
+              <a:graphicFrameLocks xmlns:a="http://schemas.openxmlformats.org/drawingml/2006/main" noChangeAspect="1"/>
+            </wp:cNvGraphicFramePr>
+            <a:graphic xmlns:a="http://schemas.openxmlformats.org/drawingml/2006/main">
+              <a:graphicData uri="http://schemas.openxmlformats.org/drawingml/2006/picture">
+                <pic:pic xmlns:pic="http://schemas.openxmlformats.org/drawingml/2006/picture">
+                  <pic:nvPicPr>
+                    <pic:cNvPr id="0" name="Picture 26"/>
+                    <pic:cNvPicPr>
+                      <a:picLocks noChangeAspect="1" noChangeArrowheads="1"/>
+                    </pic:cNvPicPr>
+                  </pic:nvPicPr>
+                  <pic:blipFill>
+                    <a:blip r:embed="rId18">
+                      <a:extLst>
+                        <a:ext uri="{28A0092B-C50C-407E-A947-70E740481C1C}">
+                          <a14:useLocalDpi xmlns:a14="http://schemas.microsoft.com/office/drawing/2010/main" val="0"/>
+                        </a:ext>
+                      </a:extLst>
+                    </a:blip>
+                    <a:srcRect/>
+                    <a:stretch>
+                      <a:fillRect/>
+                    </a:stretch>
+                  </pic:blipFill>
+                  <pic:spPr bwMode="auto">
+                    <a:xfrm>
+                      <a:off x="0" y="0"/>
+                      <a:ext cx="5759450" cy="4317365"/>
+                    </a:xfrm>
+                    <a:prstGeom prst="rect">
+                      <a:avLst/>
+                    </a:prstGeom>
+                    <a:noFill/>
+                    <a:ln>
+                      <a:noFill/>
+                    </a:ln>
+                  </pic:spPr>
+                </pic:pic>
+              </a:graphicData>
+            </a:graphic>
+          </wp:anchor>
+        </w:drawing>
+      </w:r>
+    </w:p>
+    <w:p>
+      <w:pPr>
+        <w:pStyle w:val="TEKST"/>
+        <w:rPr>
+          <w:lang w:val="en-GB"/>
+        </w:rPr>
+      </w:pPr>
+    </w:p>
+    <w:p>
+      <w:pPr>
+        <w:rPr>
+          <w:lang w:val="en-GB"/>
+        </w:rPr>
+      </w:pPr>
+      <w:r>
+        <w:rPr>
+          <w:lang w:val="en-GB"/>
+        </w:rPr>
+        <w:br w:type="page"/>
+      </w:r>
+    </w:p>
+    <w:p>
+      <w:pPr>
+        <w:pStyle w:val="Podnaslov1"/>
+        <w:rPr>
+          <w:lang w:val="en-GB"/>
+        </w:rPr>
+      </w:pPr>
+      <w:proofErr w:type="spellStart"/>
+      <w:r>
+        <w:rPr>
+          <w:lang w:val="en-GB"/>
+        </w:rPr>
+        <w:lastRenderedPageBreak/>
+        <w:t>MediaPipe</w:t>
+      </w:r>
+      <w:proofErr w:type="spellEnd"/>
+      <w:r>
+        <w:rPr>
+          <w:lang w:val="en-GB"/>
+        </w:rPr>
+        <w:t xml:space="preserve"> vs. BIWI: </w:t>
+      </w:r>
+      <w:proofErr w:type="spellStart"/>
+      <w:r>
+        <w:rPr>
+          <w:lang w:val="en-GB"/>
+        </w:rPr>
+        <w:t>Usporedba</w:t>
+      </w:r>
+      <w:proofErr w:type="spellEnd"/>
+      <w:r>
+        <w:rPr>
+          <w:lang w:val="en-GB"/>
+        </w:rPr>
+        <w:t xml:space="preserve"> </w:t>
+      </w:r>
+      <w:proofErr w:type="spellStart"/>
+      <w:r>
+        <w:rPr>
+          <w:lang w:val="en-GB"/>
+        </w:rPr>
+        <w:t>orijentacije</w:t>
+      </w:r>
+      <w:proofErr w:type="spellEnd"/>
+      <w:r>
+        <w:rPr>
+          <w:lang w:val="en-GB"/>
+        </w:rPr>
+        <w:t xml:space="preserve"> </w:t>
+      </w:r>
+      <w:proofErr w:type="spellStart"/>
+      <w:r>
+        <w:rPr>
+          <w:lang w:val="en-GB"/>
+        </w:rPr>
+        <w:t>glave</w:t>
+      </w:r>
+      <w:proofErr w:type="spellEnd"/>
+    </w:p>
+    <w:p>
+      <w:pPr>
+        <w:pStyle w:val="TEKST"/>
+        <w:rPr>
+          <w:lang w:val="en-GB"/>
+        </w:rPr>
+      </w:pPr>
+    </w:p>
+    <w:p>
+      <w:pPr>
+        <w:pStyle w:val="Caption"/>
+        <w:keepNext/>
+      </w:pPr>
+      <w:r>
+        <w:t xml:space="preserve">Tablica </w:t>
+      </w:r>
+      <w:r>
+        <w:fldChar w:fldCharType="begin"/>
+      </w:r>
+      <w:r>
+        <w:instrText xml:space="preserve"> SEQ Tablica \* ARABIC </w:instrText>
+      </w:r>
+      <w:r>
+        <w:fldChar w:fldCharType="separate"/>
+      </w:r>
+      <w:r>
+        <w:rPr>
+          <w:noProof/>
+        </w:rPr>
+        <w:t>6</w:t>
+      </w:r>
+      <w:r>
+        <w:fldChar w:fldCharType="end"/>
+      </w:r>
+      <w:r>
+        <w:t xml:space="preserve">. </w:t>
+      </w:r>
+      <w:proofErr w:type="spellStart"/>
+      <w:r>
+        <w:t>MediaPipe</w:t>
+      </w:r>
+      <w:proofErr w:type="spellEnd"/>
+      <w:r>
+        <w:t xml:space="preserve"> vs. BIWI: Usporedba orijentacije glave</w:t>
+      </w:r>
+    </w:p>
+    <w:tbl>
+      <w:tblPr>
+        <w:tblStyle w:val="GridTable6Colorful"/>
+        <w:tblW w:w="5000" w:type="pct"/>
+        <w:tblLook w:val="04A0" w:firstRow="1" w:lastRow="0" w:firstColumn="1" w:lastColumn="0" w:noHBand="0" w:noVBand="1"/>
+      </w:tblPr>
+      <w:tblGrid>
+        <w:gridCol w:w="1293"/>
+        <w:gridCol w:w="1293"/>
+        <w:gridCol w:w="1294"/>
+        <w:gridCol w:w="1296"/>
+        <w:gridCol w:w="1294"/>
+        <w:gridCol w:w="1294"/>
+        <w:gridCol w:w="1296"/>
+      </w:tblGrid>
+      <w:tr>
+        <w:trPr>
+          <w:cnfStyle w:val="100000000000" w:firstRow="1" w:lastRow="0" w:firstColumn="0" w:lastColumn="0" w:oddVBand="0" w:evenVBand="0" w:oddHBand="0" w:evenHBand="0" w:firstRowFirstColumn="0" w:firstRowLastColumn="0" w:lastRowFirstColumn="0" w:lastRowLastColumn="0"/>
+          <w:trHeight w:val="300"/>
+        </w:trPr>
+        <w:tc>
+          <w:tcPr>
+            <w:cnfStyle w:val="001000000000" w:firstRow="0" w:lastRow="0" w:firstColumn="1" w:lastColumn="0" w:oddVBand="0" w:evenVBand="0" w:oddHBand="0" w:evenHBand="0" w:firstRowFirstColumn="0" w:firstRowLastColumn="0" w:lastRowFirstColumn="0" w:lastRowLastColumn="0"/>
+            <w:tcW w:w="714" w:type="pct"/>
+            <w:noWrap/>
+            <w:hideMark/>
+          </w:tcPr>
+          <w:p>
+            <w:pPr>
+              <w:pStyle w:val="TEKST"/>
+              <w:jc w:val="center"/>
+            </w:pPr>
+            <w:proofErr w:type="spellStart"/>
+            <w:r>
+              <w:t>Frame</w:t>
+            </w:r>
+            <w:proofErr w:type="spellEnd"/>
+          </w:p>
+        </w:tc>
+        <w:tc>
+          <w:tcPr>
+            <w:tcW w:w="714" w:type="pct"/>
+            <w:noWrap/>
+            <w:hideMark/>
+          </w:tcPr>
+          <w:p>
+            <w:pPr>
+              <w:pStyle w:val="TEKST"/>
+              <w:jc w:val="center"/>
+              <w:cnfStyle w:val="100000000000" w:firstRow="1" w:lastRow="0" w:firstColumn="0" w:lastColumn="0" w:oddVBand="0" w:evenVBand="0" w:oddHBand="0" w:evenHBand="0" w:firstRowFirstColumn="0" w:firstRowLastColumn="0" w:lastRowFirstColumn="0" w:lastRowLastColumn="0"/>
+            </w:pPr>
+            <w:r>
+              <w:t>MP</w:t>
+            </w:r>
+            <w:r>
+              <w:br/>
+            </w:r>
+            <w:proofErr w:type="spellStart"/>
+            <w:r>
+              <w:t>Pitch</w:t>
+            </w:r>
+            <w:proofErr w:type="spellEnd"/>
+            <w:r>
+              <w:t xml:space="preserve"> (°)</w:t>
+            </w:r>
+          </w:p>
+        </w:tc>
+        <w:tc>
+          <w:tcPr>
+            <w:tcW w:w="714" w:type="pct"/>
+            <w:noWrap/>
+            <w:hideMark/>
+          </w:tcPr>
+          <w:p>
+            <w:pPr>
+              <w:pStyle w:val="TEKST"/>
+              <w:jc w:val="center"/>
+              <w:cnfStyle w:val="100000000000" w:firstRow="1" w:lastRow="0" w:firstColumn="0" w:lastColumn="0" w:oddVBand="0" w:evenVBand="0" w:oddHBand="0" w:evenHBand="0" w:firstRowFirstColumn="0" w:firstRowLastColumn="0" w:lastRowFirstColumn="0" w:lastRowLastColumn="0"/>
+            </w:pPr>
+            <w:r>
+              <w:t>BIWI</w:t>
+            </w:r>
+            <w:r>
+              <w:br/>
+            </w:r>
+            <w:proofErr w:type="spellStart"/>
+            <w:r>
+              <w:t>Pitch</w:t>
+            </w:r>
+            <w:proofErr w:type="spellEnd"/>
+            <w:r>
+              <w:t xml:space="preserve"> (°)</w:t>
+            </w:r>
+          </w:p>
+        </w:tc>
+        <w:tc>
+          <w:tcPr>
+            <w:tcW w:w="715" w:type="pct"/>
+            <w:noWrap/>
+            <w:hideMark/>
+          </w:tcPr>
+          <w:p>
+            <w:pPr>
+              <w:pStyle w:val="TEKST"/>
+              <w:jc w:val="center"/>
+              <w:cnfStyle w:val="100000000000" w:firstRow="1" w:lastRow="0" w:firstColumn="0" w:lastColumn="0" w:oddVBand="0" w:evenVBand="0" w:oddHBand="0" w:evenHBand="0" w:firstRowFirstColumn="0" w:firstRowLastColumn="0" w:lastRowFirstColumn="0" w:lastRowLastColumn="0"/>
+            </w:pPr>
+            <w:r>
+              <w:t>MP</w:t>
+            </w:r>
+            <w:r>
+              <w:br/>
+            </w:r>
+            <w:proofErr w:type="spellStart"/>
+            <w:r>
+              <w:t>Yaw</w:t>
+            </w:r>
+            <w:proofErr w:type="spellEnd"/>
+            <w:r>
+              <w:t xml:space="preserve"> (°)</w:t>
+            </w:r>
+          </w:p>
+        </w:tc>
+        <w:tc>
+          <w:tcPr>
+            <w:tcW w:w="714" w:type="pct"/>
+            <w:noWrap/>
+            <w:hideMark/>
+          </w:tcPr>
+          <w:p>
+            <w:pPr>
+              <w:pStyle w:val="TEKST"/>
+              <w:jc w:val="center"/>
+              <w:cnfStyle w:val="100000000000" w:firstRow="1" w:lastRow="0" w:firstColumn="0" w:lastColumn="0" w:oddVBand="0" w:evenVBand="0" w:oddHBand="0" w:evenHBand="0" w:firstRowFirstColumn="0" w:firstRowLastColumn="0" w:lastRowFirstColumn="0" w:lastRowLastColumn="0"/>
+            </w:pPr>
+            <w:r>
+              <w:t>BIWI</w:t>
+            </w:r>
+            <w:r>
+              <w:br/>
+            </w:r>
+            <w:proofErr w:type="spellStart"/>
+            <w:r>
+              <w:t>Yaw</w:t>
+            </w:r>
+            <w:proofErr w:type="spellEnd"/>
+            <w:r>
+              <w:t xml:space="preserve"> (°)</w:t>
+            </w:r>
+          </w:p>
+        </w:tc>
+        <w:tc>
+          <w:tcPr>
+            <w:tcW w:w="714" w:type="pct"/>
+            <w:noWrap/>
+            <w:hideMark/>
+          </w:tcPr>
+          <w:p>
+            <w:pPr>
+              <w:pStyle w:val="TEKST"/>
+              <w:jc w:val="center"/>
+              <w:cnfStyle w:val="100000000000" w:firstRow="1" w:lastRow="0" w:firstColumn="0" w:lastColumn="0" w:oddVBand="0" w:evenVBand="0" w:oddHBand="0" w:evenHBand="0" w:firstRowFirstColumn="0" w:firstRowLastColumn="0" w:lastRowFirstColumn="0" w:lastRowLastColumn="0"/>
+            </w:pPr>
+            <w:r>
+              <w:t>MP</w:t>
+            </w:r>
+            <w:r>
+              <w:br/>
+            </w:r>
+            <w:r>
+              <w:t>Roll (°)</w:t>
+            </w:r>
+          </w:p>
+        </w:tc>
+        <w:tc>
+          <w:tcPr>
+            <w:tcW w:w="715" w:type="pct"/>
+            <w:noWrap/>
+            <w:hideMark/>
+          </w:tcPr>
+          <w:p>
+            <w:pPr>
+              <w:pStyle w:val="TEKST"/>
+              <w:jc w:val="center"/>
+              <w:cnfStyle w:val="100000000000" w:firstRow="1" w:lastRow="0" w:firstColumn="0" w:lastColumn="0" w:oddVBand="0" w:evenVBand="0" w:oddHBand="0" w:evenHBand="0" w:firstRowFirstColumn="0" w:firstRowLastColumn="0" w:lastRowFirstColumn="0" w:lastRowLastColumn="0"/>
+            </w:pPr>
+            <w:r>
+              <w:t>BIWI</w:t>
+            </w:r>
+            <w:r>
+              <w:br/>
+            </w:r>
+            <w:r>
+              <w:t>Roll (°)</w:t>
+            </w:r>
+          </w:p>
+        </w:tc>
+      </w:tr>
+      <w:tr>
+        <w:trPr>
+          <w:cnfStyle w:val="000000100000" w:firstRow="0" w:lastRow="0" w:firstColumn="0" w:lastColumn="0" w:oddVBand="0" w:evenVBand="0" w:oddHBand="1" w:evenHBand="0" w:firstRowFirstColumn="0" w:firstRowLastColumn="0" w:lastRowFirstColumn="0" w:lastRowLastColumn="0"/>
+          <w:trHeight w:val="300"/>
+        </w:trPr>
+        <w:tc>
+          <w:tcPr>
+            <w:cnfStyle w:val="001000000000" w:firstRow="0" w:lastRow="0" w:firstColumn="1" w:lastColumn="0" w:oddVBand="0" w:evenVBand="0" w:oddHBand="0" w:evenHBand="0" w:firstRowFirstColumn="0" w:firstRowLastColumn="0" w:lastRowFirstColumn="0" w:lastRowLastColumn="0"/>
+            <w:tcW w:w="714" w:type="pct"/>
+            <w:noWrap/>
+            <w:hideMark/>
+          </w:tcPr>
+          <w:p>
+            <w:pPr>
+              <w:pStyle w:val="TEKST"/>
+              <w:jc w:val="center"/>
+            </w:pPr>
+            <w:r>
+              <w:t>50</w:t>
+            </w:r>
+          </w:p>
+        </w:tc>
+        <w:tc>
+          <w:tcPr>
+            <w:tcW w:w="714" w:type="pct"/>
+            <w:noWrap/>
+            <w:hideMark/>
+          </w:tcPr>
+          <w:p>
+            <w:pPr>
+              <w:pStyle w:val="TEKST"/>
+              <w:jc w:val="center"/>
+              <w:cnfStyle w:val="000000100000" w:firstRow="0" w:lastRow="0" w:firstColumn="0" w:lastColumn="0" w:oddVBand="0" w:evenVBand="0" w:oddHBand="1" w:evenHBand="0" w:firstRowFirstColumn="0" w:firstRowLastColumn="0" w:lastRowFirstColumn="0" w:lastRowLastColumn="0"/>
+            </w:pPr>
+            <w:r>
+              <w:t>-5.35</w:t>
+            </w:r>
+          </w:p>
+        </w:tc>
+        <w:tc>
+          <w:tcPr>
+            <w:tcW w:w="714" w:type="pct"/>
+            <w:noWrap/>
+            <w:hideMark/>
+          </w:tcPr>
+          <w:p>
+            <w:pPr>
+              <w:pStyle w:val="TEKST"/>
+              <w:jc w:val="center"/>
+              <w:cnfStyle w:val="000000100000" w:firstRow="0" w:lastRow="0" w:firstColumn="0" w:lastColumn="0" w:oddVBand="0" w:evenVBand="0" w:oddHBand="1" w:evenHBand="0" w:firstRowFirstColumn="0" w:firstRowLastColumn="0" w:lastRowFirstColumn="0" w:lastRowLastColumn="0"/>
+            </w:pPr>
+            <w:r>
+              <w:t>-20.58</w:t>
+            </w:r>
+          </w:p>
+        </w:tc>
+        <w:tc>
+          <w:tcPr>
+            <w:tcW w:w="715" w:type="pct"/>
+            <w:noWrap/>
+            <w:hideMark/>
+          </w:tcPr>
+          <w:p>
+            <w:pPr>
+              <w:pStyle w:val="TEKST"/>
+              <w:jc w:val="center"/>
+              <w:cnfStyle w:val="000000100000" w:firstRow="0" w:lastRow="0" w:firstColumn="0" w:lastColumn="0" w:oddVBand="0" w:evenVBand="0" w:oddHBand="1" w:evenHBand="0" w:firstRowFirstColumn="0" w:firstRowLastColumn="0" w:lastRowFirstColumn="0" w:lastRowLastColumn="0"/>
+            </w:pPr>
+            <w:r>
+              <w:t>15.23</w:t>
+            </w:r>
+          </w:p>
+        </w:tc>
+        <w:tc>
+          <w:tcPr>
+            <w:tcW w:w="714" w:type="pct"/>
+            <w:noWrap/>
+            <w:hideMark/>
+          </w:tcPr>
+          <w:p>
+            <w:pPr>
+              <w:pStyle w:val="TEKST"/>
+              <w:jc w:val="center"/>
+              <w:cnfStyle w:val="000000100000" w:firstRow="0" w:lastRow="0" w:firstColumn="0" w:lastColumn="0" w:oddVBand="0" w:evenVBand="0" w:oddHBand="1" w:evenHBand="0" w:firstRowFirstColumn="0" w:firstRowLastColumn="0" w:lastRowFirstColumn="0" w:lastRowLastColumn="0"/>
+            </w:pPr>
+            <w:r>
+              <w:t>14.09</w:t>
+            </w:r>
+          </w:p>
+        </w:tc>
+        <w:tc>
+          <w:tcPr>
+            <w:tcW w:w="714" w:type="pct"/>
+            <w:noWrap/>
+            <w:hideMark/>
+          </w:tcPr>
+          <w:p>
+            <w:pPr>
+              <w:pStyle w:val="TEKST"/>
+              <w:jc w:val="center"/>
+              <w:cnfStyle w:val="000000100000" w:firstRow="0" w:lastRow="0" w:firstColumn="0" w:lastColumn="0" w:oddVBand="0" w:evenVBand="0" w:oddHBand="1" w:evenHBand="0" w:firstRowFirstColumn="0" w:firstRowLastColumn="0" w:lastRowFirstColumn="0" w:lastRowLastColumn="0"/>
+            </w:pPr>
+            <w:r>
+              <w:t>9.65</w:t>
+            </w:r>
+          </w:p>
+        </w:tc>
+        <w:tc>
+          <w:tcPr>
+            <w:tcW w:w="715" w:type="pct"/>
+            <w:noWrap/>
+            <w:hideMark/>
+          </w:tcPr>
+          <w:p>
+            <w:pPr>
+              <w:pStyle w:val="TEKST"/>
+              <w:jc w:val="center"/>
+              <w:cnfStyle w:val="000000100000" w:firstRow="0" w:lastRow="0" w:firstColumn="0" w:lastColumn="0" w:oddVBand="0" w:evenVBand="0" w:oddHBand="1" w:evenHBand="0" w:firstRowFirstColumn="0" w:firstRowLastColumn="0" w:lastRowFirstColumn="0" w:lastRowLastColumn="0"/>
+            </w:pPr>
+            <w:r>
+              <w:t>4.45</w:t>
+            </w:r>
+          </w:p>
+        </w:tc>
+      </w:tr>
+      <w:tr>
+        <w:trPr>
+          <w:trHeight w:val="300"/>
+        </w:trPr>
+        <w:tc>
+          <w:tcPr>
+            <w:cnfStyle w:val="001000000000" w:firstRow="0" w:lastRow="0" w:firstColumn="1" w:lastColumn="0" w:oddVBand="0" w:evenVBand="0" w:oddHBand="0" w:evenHBand="0" w:firstRowFirstColumn="0" w:firstRowLastColumn="0" w:lastRowFirstColumn="0" w:lastRowLastColumn="0"/>
+            <w:tcW w:w="714" w:type="pct"/>
+            <w:noWrap/>
+            <w:hideMark/>
+          </w:tcPr>
+          <w:p>
+            <w:pPr>
+              <w:pStyle w:val="TEKST"/>
+              <w:jc w:val="center"/>
+            </w:pPr>
+            <w:r>
+              <w:t>350</w:t>
+            </w:r>
+          </w:p>
+        </w:tc>
+        <w:tc>
+          <w:tcPr>
+            <w:tcW w:w="714" w:type="pct"/>
+            <w:noWrap/>
+            <w:hideMark/>
+          </w:tcPr>
+          <w:p>
+            <w:pPr>
+              <w:pStyle w:val="TEKST"/>
+              <w:jc w:val="center"/>
+              <w:cnfStyle w:val="000000000000" w:firstRow="0" w:lastRow="0" w:firstColumn="0" w:lastColumn="0" w:oddVBand="0" w:evenVBand="0" w:oddHBand="0" w:evenHBand="0" w:firstRowFirstColumn="0" w:firstRowLastColumn="0" w:lastRowFirstColumn="0" w:lastRowLastColumn="0"/>
+            </w:pPr>
+            <w:r>
+              <w:t>-8.58</w:t>
+            </w:r>
+          </w:p>
+        </w:tc>
+        <w:tc>
+          <w:tcPr>
+            <w:tcW w:w="714" w:type="pct"/>
+            <w:noWrap/>
+            <w:hideMark/>
+          </w:tcPr>
+          <w:p>
+            <w:pPr>
+              <w:pStyle w:val="TEKST"/>
+              <w:jc w:val="center"/>
+              <w:cnfStyle w:val="000000000000" w:firstRow="0" w:lastRow="0" w:firstColumn="0" w:lastColumn="0" w:oddVBand="0" w:evenVBand="0" w:oddHBand="0" w:evenHBand="0" w:firstRowFirstColumn="0" w:firstRowLastColumn="0" w:lastRowFirstColumn="0" w:lastRowLastColumn="0"/>
+            </w:pPr>
+            <w:r>
+              <w:t>-25.83</w:t>
+            </w:r>
+          </w:p>
+        </w:tc>
+        <w:tc>
+          <w:tcPr>
+            <w:tcW w:w="715" w:type="pct"/>
+            <w:noWrap/>
+            <w:hideMark/>
+          </w:tcPr>
+          <w:p>
+            <w:pPr>
+              <w:pStyle w:val="TEKST"/>
+              <w:jc w:val="center"/>
+              <w:cnfStyle w:val="000000000000" w:firstRow="0" w:lastRow="0" w:firstColumn="0" w:lastColumn="0" w:oddVBand="0" w:evenVBand="0" w:oddHBand="0" w:evenHBand="0" w:firstRowFirstColumn="0" w:firstRowLastColumn="0" w:lastRowFirstColumn="0" w:lastRowLastColumn="0"/>
+            </w:pPr>
+            <w:r>
+              <w:t>17.25</w:t>
+            </w:r>
+          </w:p>
+        </w:tc>
+        <w:tc>
+          <w:tcPr>
+            <w:tcW w:w="714" w:type="pct"/>
+            <w:noWrap/>
+            <w:hideMark/>
+          </w:tcPr>
+          <w:p>
+            <w:pPr>
+              <w:pStyle w:val="TEKST"/>
+              <w:jc w:val="center"/>
+              <w:cnfStyle w:val="000000000000" w:firstRow="0" w:lastRow="0" w:firstColumn="0" w:lastColumn="0" w:oddVBand="0" w:evenVBand="0" w:oddHBand="0" w:evenHBand="0" w:firstRowFirstColumn="0" w:firstRowLastColumn="0" w:lastRowFirstColumn="0" w:lastRowLastColumn="0"/>
+            </w:pPr>
+            <w:r>
+              <w:t>-52.19</w:t>
+            </w:r>
+          </w:p>
+        </w:tc>
+        <w:tc>
+          <w:tcPr>
+            <w:tcW w:w="714" w:type="pct"/>
+            <w:noWrap/>
+            <w:hideMark/>
+          </w:tcPr>
+          <w:p>
+            <w:pPr>
+              <w:pStyle w:val="TEKST"/>
+              <w:jc w:val="center"/>
+              <w:cnfStyle w:val="000000000000" w:firstRow="0" w:lastRow="0" w:firstColumn="0" w:lastColumn="0" w:oddVBand="0" w:evenVBand="0" w:oddHBand="0" w:evenHBand="0" w:firstRowFirstColumn="0" w:firstRowLastColumn="0" w:lastRowFirstColumn="0" w:lastRowLastColumn="0"/>
+            </w:pPr>
+            <w:r>
+              <w:t>-24.87</w:t>
+            </w:r>
+          </w:p>
+        </w:tc>
+        <w:tc>
+          <w:tcPr>
+            <w:tcW w:w="715" w:type="pct"/>
+            <w:noWrap/>
+            <w:hideMark/>
+          </w:tcPr>
+          <w:p>
+            <w:pPr>
+              <w:pStyle w:val="TEKST"/>
+              <w:jc w:val="center"/>
+              <w:cnfStyle w:val="000000000000" w:firstRow="0" w:lastRow="0" w:firstColumn="0" w:lastColumn="0" w:oddVBand="0" w:evenVBand="0" w:oddHBand="0" w:evenHBand="0" w:firstRowFirstColumn="0" w:firstRowLastColumn="0" w:lastRowFirstColumn="0" w:lastRowLastColumn="0"/>
+            </w:pPr>
+            <w:r>
+              <w:t>27.33</w:t>
+            </w:r>
+          </w:p>
+        </w:tc>
+      </w:tr>
+      <w:tr>
+        <w:trPr>
+          <w:cnfStyle w:val="000000100000" w:firstRow="0" w:lastRow="0" w:firstColumn="0" w:lastColumn="0" w:oddVBand="0" w:evenVBand="0" w:oddHBand="1" w:evenHBand="0" w:firstRowFirstColumn="0" w:firstRowLastColumn="0" w:lastRowFirstColumn="0" w:lastRowLastColumn="0"/>
+          <w:trHeight w:val="300"/>
+        </w:trPr>
+        <w:tc>
+          <w:tcPr>
+            <w:cnfStyle w:val="001000000000" w:firstRow="0" w:lastRow="0" w:firstColumn="1" w:lastColumn="0" w:oddVBand="0" w:evenVBand="0" w:oddHBand="0" w:evenHBand="0" w:firstRowFirstColumn="0" w:firstRowLastColumn="0" w:lastRowFirstColumn="0" w:lastRowLastColumn="0"/>
+            <w:tcW w:w="714" w:type="pct"/>
+            <w:noWrap/>
+            <w:hideMark/>
+          </w:tcPr>
+          <w:p>
+            <w:pPr>
+              <w:pStyle w:val="TEKST"/>
+              <w:jc w:val="center"/>
+            </w:pPr>
+            <w:r>
+              <w:t>508</w:t>
+            </w:r>
+          </w:p>
+        </w:tc>
+        <w:tc>
+          <w:tcPr>
+            <w:tcW w:w="714" w:type="pct"/>
+            <w:noWrap/>
+            <w:hideMark/>
+          </w:tcPr>
+          <w:p>
+            <w:pPr>
+              <w:pStyle w:val="TEKST"/>
+              <w:jc w:val="center"/>
+              <w:cnfStyle w:val="000000100000" w:firstRow="0" w:lastRow="0" w:firstColumn="0" w:lastColumn="0" w:oddVBand="0" w:evenVBand="0" w:oddHBand="1" w:evenHBand="0" w:firstRowFirstColumn="0" w:firstRowLastColumn="0" w:lastRowFirstColumn="0" w:lastRowLastColumn="0"/>
+            </w:pPr>
+            <w:r>
+              <w:t>-2.66</w:t>
+            </w:r>
+          </w:p>
+        </w:tc>
+        <w:tc>
+          <w:tcPr>
+            <w:tcW w:w="714" w:type="pct"/>
+            <w:noWrap/>
+            <w:hideMark/>
+          </w:tcPr>
+          <w:p>
+            <w:pPr>
+              <w:pStyle w:val="TEKST"/>
+              <w:jc w:val="center"/>
+              <w:cnfStyle w:val="000000100000" w:firstRow="0" w:lastRow="0" w:firstColumn="0" w:lastColumn="0" w:oddVBand="0" w:evenVBand="0" w:oddHBand="1" w:evenHBand="0" w:firstRowFirstColumn="0" w:firstRowLastColumn="0" w:lastRowFirstColumn="0" w:lastRowLastColumn="0"/>
+            </w:pPr>
+            <w:r>
+              <w:t>-19.44</w:t>
+            </w:r>
+          </w:p>
+        </w:tc>
+        <w:tc>
+          <w:tcPr>
+            <w:tcW w:w="715" w:type="pct"/>
+            <w:noWrap/>
+            <w:hideMark/>
+          </w:tcPr>
+          <w:p>
+            <w:pPr>
+              <w:pStyle w:val="TEKST"/>
+              <w:jc w:val="center"/>
+              <w:cnfStyle w:val="000000100000" w:firstRow="0" w:lastRow="0" w:firstColumn="0" w:lastColumn="0" w:oddVBand="0" w:evenVBand="0" w:oddHBand="1" w:evenHBand="0" w:firstRowFirstColumn="0" w:firstRowLastColumn="0" w:lastRowFirstColumn="0" w:lastRowLastColumn="0"/>
+            </w:pPr>
+            <w:r>
+              <w:t>16.78</w:t>
+            </w:r>
+          </w:p>
+        </w:tc>
+        <w:tc>
+          <w:tcPr>
+            <w:tcW w:w="714" w:type="pct"/>
+            <w:noWrap/>
+            <w:hideMark/>
+          </w:tcPr>
+          <w:p>
+            <w:pPr>
+              <w:pStyle w:val="TEKST"/>
+              <w:jc w:val="center"/>
+              <w:cnfStyle w:val="000000100000" w:firstRow="0" w:lastRow="0" w:firstColumn="0" w:lastColumn="0" w:oddVBand="0" w:evenVBand="0" w:oddHBand="1" w:evenHBand="0" w:firstRowFirstColumn="0" w:firstRowLastColumn="0" w:lastRowFirstColumn="0" w:lastRowLastColumn="0"/>
+            </w:pPr>
+            <w:r>
+              <w:t>18.87</w:t>
+            </w:r>
+          </w:p>
+        </w:tc>
+        <w:tc>
+          <w:tcPr>
+            <w:tcW w:w="714" w:type="pct"/>
+            <w:noWrap/>
+            <w:hideMark/>
+          </w:tcPr>
+          <w:p>
+            <w:pPr>
+              <w:pStyle w:val="TEKST"/>
+              <w:jc w:val="center"/>
+              <w:cnfStyle w:val="000000100000" w:firstRow="0" w:lastRow="0" w:firstColumn="0" w:lastColumn="0" w:oddVBand="0" w:evenVBand="0" w:oddHBand="1" w:evenHBand="0" w:firstRowFirstColumn="0" w:firstRowLastColumn="0" w:lastRowFirstColumn="0" w:lastRowLastColumn="0"/>
+            </w:pPr>
+            <w:r>
+              <w:t>12.91</w:t>
+            </w:r>
+          </w:p>
+        </w:tc>
+        <w:tc>
+          <w:tcPr>
+            <w:tcW w:w="715" w:type="pct"/>
+            <w:noWrap/>
+            <w:hideMark/>
+          </w:tcPr>
+          <w:p>
+            <w:pPr>
+              <w:pStyle w:val="TEKST"/>
+              <w:jc w:val="center"/>
+              <w:cnfStyle w:val="000000100000" w:firstRow="0" w:lastRow="0" w:firstColumn="0" w:lastColumn="0" w:oddVBand="0" w:evenVBand="0" w:oddHBand="1" w:evenHBand="0" w:firstRowFirstColumn="0" w:firstRowLastColumn="0" w:lastRowFirstColumn="0" w:lastRowLastColumn="0"/>
+            </w:pPr>
+            <w:r>
+              <w:t>5.96</w:t>
+            </w:r>
+          </w:p>
+        </w:tc>
+      </w:tr>
+    </w:tbl>
+    <w:p>
+      <w:pPr>
+        <w:pStyle w:val="TEKST"/>
+        <w:rPr>
+          <w:lang w:val="en-GB"/>
+        </w:rPr>
+      </w:pPr>
+      <w:r>
+        <w:rPr>
+          <w:noProof/>
+        </w:rPr>
+        <mc:AlternateContent>
+          <mc:Choice Requires="wps">
+            <w:drawing>
+              <wp:anchor distT="0" distB="0" distL="114300" distR="114300" simplePos="0" relativeHeight="251689984" behindDoc="0" locked="0" layoutInCell="1" allowOverlap="1" wp14:anchorId="202AD36D" wp14:editId="052C26DF">
+                <wp:simplePos x="0" y="0"/>
+                <wp:positionH relativeFrom="column">
+                  <wp:posOffset>0</wp:posOffset>
+                </wp:positionH>
+                <wp:positionV relativeFrom="paragraph">
+                  <wp:posOffset>4661535</wp:posOffset>
+                </wp:positionV>
+                <wp:extent cx="5759450" cy="635"/>
+                <wp:effectExtent l="0" t="0" r="0" b="0"/>
+                <wp:wrapTopAndBottom/>
+                <wp:docPr id="1941723853" name="Text Box 1"/>
+                <wp:cNvGraphicFramePr/>
+                <a:graphic xmlns:a="http://schemas.openxmlformats.org/drawingml/2006/main">
+                  <a:graphicData uri="http://schemas.microsoft.com/office/word/2010/wordprocessingShape">
+                    <wps:wsp>
+                      <wps:cNvSpPr txBox="1"/>
+                      <wps:spPr>
+                        <a:xfrm>
+                          <a:off x="0" y="0"/>
+                          <a:ext cx="5759450" cy="635"/>
+                        </a:xfrm>
+                        <a:prstGeom prst="rect">
+                          <a:avLst/>
+                        </a:prstGeom>
+                        <a:solidFill>
+                          <a:prstClr val="white"/>
+                        </a:solidFill>
+                        <a:ln>
+                          <a:noFill/>
+                        </a:ln>
+                      </wps:spPr>
+                      <wps:txbx>
+                        <w:txbxContent>
+                          <w:p>
+                            <w:pPr>
+                              <w:pStyle w:val="Caption"/>
+                              <w:rPr>
+                                <w:noProof/>
+                              </w:rPr>
+                            </w:pPr>
+                            <w:r>
+                              <w:t xml:space="preserve">Slika </w:t>
+                            </w:r>
+                            <w:r>
+                              <w:fldChar w:fldCharType="begin"/>
+                            </w:r>
+                            <w:r>
+                              <w:instrText xml:space="preserve"> SEQ Slika \* ARABIC </w:instrText>
+                            </w:r>
+                            <w:r>
+                              <w:fldChar w:fldCharType="separate"/>
+                            </w:r>
+                            <w:r>
+                              <w:rPr>
+                                <w:noProof/>
+                              </w:rPr>
+                              <w:t>10</w:t>
+                            </w:r>
+                            <w:r>
+                              <w:fldChar w:fldCharType="end"/>
+                            </w:r>
+                            <w:r>
+                              <w:t xml:space="preserve">. </w:t>
+                            </w:r>
+                            <w:r>
+                              <w:t>Usporedba orijentacije glave</w:t>
+                            </w:r>
+                            <w:r>
+                              <w:t xml:space="preserve"> </w:t>
+                            </w:r>
+                            <w:proofErr w:type="spellStart"/>
+                            <w:r>
+                              <w:t>Frame</w:t>
+                            </w:r>
+                            <w:proofErr w:type="spellEnd"/>
+                            <w:r>
+                              <w:t xml:space="preserve"> 50</w:t>
+                            </w:r>
+                          </w:p>
+                        </w:txbxContent>
+                      </wps:txbx>
+                      <wps:bodyPr rot="0" spcFirstLastPara="0" vertOverflow="overflow" horzOverflow="overflow" vert="horz" wrap="square" lIns="0" tIns="0" rIns="0" bIns="0" numCol="1" spcCol="0" rtlCol="0" fromWordArt="0" anchor="t" anchorCtr="0" forceAA="0" compatLnSpc="1">
+                        <a:prstTxWarp prst="textNoShape">
+                          <a:avLst/>
+                        </a:prstTxWarp>
+                        <a:spAutoFit/>
+                      </wps:bodyPr>
+                    </wps:wsp>
+                  </a:graphicData>
+                </a:graphic>
+              </wp:anchor>
+            </w:drawing>
+          </mc:Choice>
+          <mc:Fallback>
+            <w:pict>
+              <v:shape w14:anchorId="202AD36D" id="_x0000_s1035" type="#_x0000_t202" style="position:absolute;left:0;text-align:left;margin-left:0;margin-top:367.05pt;width:453.5pt;height:.05pt;z-index:251689984;visibility:visible;mso-wrap-style:square;mso-wrap-distance-left:9pt;mso-wrap-distance-top:0;mso-wrap-distance-right:9pt;mso-wrap-distance-bottom:0;mso-position-horizontal:absolute;mso-position-horizontal-relative:text;mso-position-vertical:absolute;mso-position-vertical-relative:text;v-text-anchor:top" o:gfxdata="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" stroked="f">
+                <v:textbox style="mso-fit-shape-to-text:t" inset="0,0,0,0">
+                  <w:txbxContent>
+                    <w:p>
+                      <w:pPr>
+                        <w:pStyle w:val="Caption"/>
+                        <w:rPr>
+                          <w:noProof/>
+                        </w:rPr>
+                      </w:pPr>
+                      <w:r>
+                        <w:t xml:space="preserve">Slika </w:t>
+                      </w:r>
+                      <w:r>
+                        <w:fldChar w:fldCharType="begin"/>
+                      </w:r>
+                      <w:r>
+                        <w:instrText xml:space="preserve"> SEQ Slika \* ARABIC </w:instrText>
+                      </w:r>
+                      <w:r>
+                        <w:fldChar w:fldCharType="separate"/>
+                      </w:r>
+                      <w:r>
+                        <w:rPr>
+                          <w:noProof/>
+                        </w:rPr>
+                        <w:t>10</w:t>
+                      </w:r>
+                      <w:r>
+                        <w:fldChar w:fldCharType="end"/>
+                      </w:r>
+                      <w:r>
+                        <w:t xml:space="preserve">. </w:t>
+                      </w:r>
+                      <w:r>
+                        <w:t>Usporedba orijentacije glave</w:t>
+                      </w:r>
+                      <w:r>
+                        <w:t xml:space="preserve"> </w:t>
+                      </w:r>
+                      <w:proofErr w:type="spellStart"/>
+                      <w:r>
+                        <w:t>Frame</w:t>
+                      </w:r>
+                      <w:proofErr w:type="spellEnd"/>
+                      <w:r>
+                        <w:t xml:space="preserve"> 50</w:t>
+                      </w:r>
+                    </w:p>
+                  </w:txbxContent>
+                </v:textbox>
+                <w10:wrap type="topAndBottom"/>
+              </v:shape>
+            </w:pict>
+          </mc:Fallback>
+        </mc:AlternateContent>
+      </w:r>
+      <w:r>
+        <w:rPr>
+          <w:noProof/>
+        </w:rPr>
+        <w:drawing>
+          <wp:anchor distT="0" distB="0" distL="114300" distR="114300" simplePos="0" relativeHeight="251685888" behindDoc="0" locked="0" layoutInCell="1" allowOverlap="1" wp14:anchorId="7987F515" wp14:editId="51014175">
+            <wp:simplePos x="0" y="0"/>
+            <wp:positionH relativeFrom="margin">
+              <wp:align>right</wp:align>
+            </wp:positionH>
+            <wp:positionV relativeFrom="paragraph">
+              <wp:posOffset>287332</wp:posOffset>
+            </wp:positionV>
+            <wp:extent cx="5759450" cy="4317365"/>
+            <wp:effectExtent l="0" t="0" r="0" b="6985"/>
+            <wp:wrapTopAndBottom/>
+            <wp:docPr id="1981173633" name="Picture 7"/>
+            <wp:cNvGraphicFramePr>
+              <a:graphicFrameLocks xmlns:a="http://schemas.openxmlformats.org/drawingml/2006/main" noChangeAspect="1"/>
+            </wp:cNvGraphicFramePr>
+            <a:graphic xmlns:a="http://schemas.openxmlformats.org/drawingml/2006/main">
+              <a:graphicData uri="http://schemas.openxmlformats.org/drawingml/2006/picture">
+                <pic:pic xmlns:pic="http://schemas.openxmlformats.org/drawingml/2006/picture">
+                  <pic:nvPicPr>
+                    <pic:cNvPr id="0" name="Picture 28"/>
+                    <pic:cNvPicPr>
+                      <a:picLocks noChangeAspect="1" noChangeArrowheads="1"/>
+                    </pic:cNvPicPr>
+                  </pic:nvPicPr>
+                  <pic:blipFill>
+                    <a:blip r:embed="rId19">
+                      <a:extLst>
+                        <a:ext uri="{28A0092B-C50C-407E-A947-70E740481C1C}">
+                          <a14:useLocalDpi xmlns:a14="http://schemas.microsoft.com/office/drawing/2010/main" val="0"/>
+                        </a:ext>
+                      </a:extLst>
+                    </a:blip>
+                    <a:srcRect/>
+                    <a:stretch>
+                      <a:fillRect/>
+                    </a:stretch>
+                  </pic:blipFill>
+                  <pic:spPr bwMode="auto">
+                    <a:xfrm>
+                      <a:off x="0" y="0"/>
+                      <a:ext cx="5759450" cy="4317365"/>
+                    </a:xfrm>
+                    <a:prstGeom prst="rect">
+                      <a:avLst/>
+                    </a:prstGeom>
+                    <a:noFill/>
+                    <a:ln>
+                      <a:noFill/>
+                    </a:ln>
+                  </pic:spPr>
+                </pic:pic>
+              </a:graphicData>
+            </a:graphic>
+          </wp:anchor>
+        </w:drawing>
+      </w:r>
+    </w:p>
+    <w:p>
+      <w:pPr>
+        <w:pStyle w:val="TEKST"/>
+        <w:rPr>
+          <w:lang w:val="en-GB"/>
+        </w:rPr>
+      </w:pPr>
+    </w:p>
+    <w:p>
+      <w:pPr>
+        <w:rPr>
+          <w:lang w:val="en-GB"/>
+        </w:rPr>
+      </w:pPr>
+      <w:r>
+        <w:rPr>
+          <w:lang w:val="en-GB"/>
+        </w:rPr>
+        <w:br w:type="page"/>
+      </w:r>
+    </w:p>
+    <w:p>
+      <w:pPr>
+        <w:pStyle w:val="TEKST"/>
+        <w:rPr>
+          <w:lang w:val="en-GB"/>
+        </w:rPr>
+      </w:pPr>
+      <w:r>
+        <w:rPr>
+          <w:noProof/>
+        </w:rPr>
+        <w:lastRenderedPageBreak/>
+        <mc:AlternateContent>
+          <mc:Choice Requires="wps">
+            <w:drawing>
+              <wp:anchor distT="0" distB="0" distL="114300" distR="114300" simplePos="0" relativeHeight="251692032" behindDoc="0" locked="0" layoutInCell="1" allowOverlap="1" wp14:anchorId="266A2317" wp14:editId="379BDC85">
+                <wp:simplePos x="0" y="0"/>
+                <wp:positionH relativeFrom="column">
+                  <wp:posOffset>0</wp:posOffset>
+                </wp:positionH>
+                <wp:positionV relativeFrom="paragraph">
+                  <wp:posOffset>4704080</wp:posOffset>
+                </wp:positionV>
+                <wp:extent cx="5759450" cy="635"/>
+                <wp:effectExtent l="0" t="0" r="0" b="0"/>
+                <wp:wrapTopAndBottom/>
+                <wp:docPr id="610520812" name="Text Box 1"/>
+                <wp:cNvGraphicFramePr/>
+                <a:graphic xmlns:a="http://schemas.openxmlformats.org/drawingml/2006/main">
+                  <a:graphicData uri="http://schemas.microsoft.com/office/word/2010/wordprocessingShape">
+                    <wps:wsp>
+                      <wps:cNvSpPr txBox="1"/>
+                      <wps:spPr>
+                        <a:xfrm>
+                          <a:off x="0" y="0"/>
+                          <a:ext cx="5759450" cy="635"/>
+                        </a:xfrm>
+                        <a:prstGeom prst="rect">
+                          <a:avLst/>
+                        </a:prstGeom>
+                        <a:solidFill>
+                          <a:prstClr val="white"/>
+                        </a:solidFill>
+                        <a:ln>
+                          <a:noFill/>
+                        </a:ln>
+                      </wps:spPr>
+                      <wps:txbx>
+                        <w:txbxContent>
+                          <w:p>
+                            <w:pPr>
+                              <w:pStyle w:val="Caption"/>
+                              <w:rPr>
+                                <w:noProof/>
+                              </w:rPr>
+                            </w:pPr>
+                            <w:r>
+                              <w:t xml:space="preserve">Slika </w:t>
+                            </w:r>
+                            <w:r>
+                              <w:fldChar w:fldCharType="begin"/>
+                            </w:r>
+                            <w:r>
+                              <w:instrText xml:space="preserve"> SEQ Slika \* ARABIC </w:instrText>
+                            </w:r>
+                            <w:r>
+                              <w:fldChar w:fldCharType="separate"/>
+                            </w:r>
+                            <w:r>
+                              <w:rPr>
+                                <w:noProof/>
+                              </w:rPr>
+                              <w:t>11</w:t>
+                            </w:r>
+                            <w:r>
+                              <w:fldChar w:fldCharType="end"/>
+                            </w:r>
+                            <w:r>
+                              <w:t xml:space="preserve">. Usporedba orijentacije glave </w:t>
+                            </w:r>
+                            <w:proofErr w:type="spellStart"/>
+                            <w:r>
+                              <w:t>Frame</w:t>
+                            </w:r>
+                            <w:proofErr w:type="spellEnd"/>
+                            <w:r>
+                              <w:t xml:space="preserve"> </w:t>
+                            </w:r>
+                            <w:r>
+                              <w:t>350</w:t>
+                            </w:r>
+                          </w:p>
+                        </w:txbxContent>
+                      </wps:txbx>
+                      <wps:bodyPr rot="0" spcFirstLastPara="0" vertOverflow="overflow" horzOverflow="overflow" vert="horz" wrap="square" lIns="0" tIns="0" rIns="0" bIns="0" numCol="1" spcCol="0" rtlCol="0" fromWordArt="0" anchor="t" anchorCtr="0" forceAA="0" compatLnSpc="1">
+                        <a:prstTxWarp prst="textNoShape">
+                          <a:avLst/>
+                        </a:prstTxWarp>
+                        <a:spAutoFit/>
+                      </wps:bodyPr>
+                    </wps:wsp>
+                  </a:graphicData>
+                </a:graphic>
+              </wp:anchor>
+            </w:drawing>
+          </mc:Choice>
+          <mc:Fallback>
+            <w:pict>
+              <v:shape w14:anchorId="266A2317" id="_x0000_s1036" type="#_x0000_t202" style="position:absolute;left:0;text-align:left;margin-left:0;margin-top:370.4pt;width:453.5pt;height:.05pt;z-index:251692032;visibility:visible;mso-wrap-style:square;mso-wrap-distance-left:9pt;mso-wrap-distance-top:0;mso-wrap-distance-right:9pt;mso-wrap-distance-bottom:0;mso-position-horizontal:absolute;mso-position-horizontal-relative:text;mso-position-vertical:absolute;mso-position-vertical-relative:text;v-text-anchor:top" o:gfxdata="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" stroked="f">
+                <v:textbox style="mso-fit-shape-to-text:t" inset="0,0,0,0">
+                  <w:txbxContent>
+                    <w:p>
+                      <w:pPr>
+                        <w:pStyle w:val="Caption"/>
+                        <w:rPr>
+                          <w:noProof/>
+                        </w:rPr>
+                      </w:pPr>
+                      <w:r>
+                        <w:t xml:space="preserve">Slika </w:t>
+                      </w:r>
+                      <w:r>
+                        <w:fldChar w:fldCharType="begin"/>
+                      </w:r>
+                      <w:r>
+                        <w:instrText xml:space="preserve"> SEQ Slika \* ARABIC </w:instrText>
+                      </w:r>
+                      <w:r>
+                        <w:fldChar w:fldCharType="separate"/>
+                      </w:r>
+                      <w:r>
+                        <w:rPr>
+                          <w:noProof/>
+                        </w:rPr>
+                        <w:t>11</w:t>
+                      </w:r>
+                      <w:r>
+                        <w:fldChar w:fldCharType="end"/>
+                      </w:r>
+                      <w:r>
+                        <w:t xml:space="preserve">. Usporedba orijentacije glave </w:t>
+                      </w:r>
+                      <w:proofErr w:type="spellStart"/>
+                      <w:r>
+                        <w:t>Frame</w:t>
+                      </w:r>
+                      <w:proofErr w:type="spellEnd"/>
+                      <w:r>
+                        <w:t xml:space="preserve"> </w:t>
+                      </w:r>
+                      <w:r>
+                        <w:t>350</w:t>
+                      </w:r>
+                    </w:p>
+                  </w:txbxContent>
+                </v:textbox>
+                <w10:wrap type="topAndBottom"/>
+              </v:shape>
+            </w:pict>
+          </mc:Fallback>
+        </mc:AlternateContent>
+      </w:r>
+      <w:r>
+        <w:rPr>
+          <w:noProof/>
+        </w:rPr>
+        <w:drawing>
+          <wp:anchor distT="0" distB="0" distL="114300" distR="114300" simplePos="0" relativeHeight="251686912" behindDoc="0" locked="0" layoutInCell="1" allowOverlap="1" wp14:anchorId="789E19BB" wp14:editId="6E7D8BE6">
+            <wp:simplePos x="0" y="0"/>
+            <wp:positionH relativeFrom="margin">
+              <wp:align>right</wp:align>
+            </wp:positionH>
+            <wp:positionV relativeFrom="paragraph">
+              <wp:posOffset>330045</wp:posOffset>
+            </wp:positionV>
+            <wp:extent cx="5759450" cy="4317365"/>
+            <wp:effectExtent l="0" t="0" r="0" b="6985"/>
+            <wp:wrapTopAndBottom/>
+            <wp:docPr id="885378992" name="Picture 8"/>
+            <wp:cNvGraphicFramePr>
+              <a:graphicFrameLocks xmlns:a="http://schemas.openxmlformats.org/drawingml/2006/main" noChangeAspect="1"/>
+            </wp:cNvGraphicFramePr>
+            <a:graphic xmlns:a="http://schemas.openxmlformats.org/drawingml/2006/main">
+              <a:graphicData uri="http://schemas.openxmlformats.org/drawingml/2006/picture">
+                <pic:pic xmlns:pic="http://schemas.openxmlformats.org/drawingml/2006/picture">
+                  <pic:nvPicPr>
+                    <pic:cNvPr id="0" name="Picture 30"/>
+                    <pic:cNvPicPr>
+                      <a:picLocks noChangeAspect="1" noChangeArrowheads="1"/>
+                    </pic:cNvPicPr>
+                  </pic:nvPicPr>
+                  <pic:blipFill>
+                    <a:blip r:embed="rId20">
+                      <a:extLst>
+                        <a:ext uri="{28A0092B-C50C-407E-A947-70E740481C1C}">
+                          <a14:useLocalDpi xmlns:a14="http://schemas.microsoft.com/office/drawing/2010/main" val="0"/>
+                        </a:ext>
+                      </a:extLst>
+                    </a:blip>
+                    <a:srcRect/>
+                    <a:stretch>
+                      <a:fillRect/>
+                    </a:stretch>
+                  </pic:blipFill>
+                  <pic:spPr bwMode="auto">
+                    <a:xfrm>
+                      <a:off x="0" y="0"/>
+                      <a:ext cx="5759450" cy="4317365"/>
+                    </a:xfrm>
+                    <a:prstGeom prst="rect">
+                      <a:avLst/>
+                    </a:prstGeom>
+                    <a:noFill/>
+                    <a:ln>
+                      <a:noFill/>
+                    </a:ln>
+                  </pic:spPr>
+                </pic:pic>
+              </a:graphicData>
+            </a:graphic>
+          </wp:anchor>
+        </w:drawing>
+      </w:r>
+    </w:p>
+    <w:p>
+      <w:pPr>
+        <w:pStyle w:val="TEKST"/>
+        <w:rPr>
+          <w:lang w:val="en-GB"/>
+        </w:rPr>
+      </w:pPr>
+    </w:p>
+    <w:p>
+      <w:pPr>
+        <w:rPr>
+          <w:lang w:val="en-GB"/>
+        </w:rPr>
+      </w:pPr>
+      <w:r>
+        <w:rPr>
+          <w:lang w:val="en-GB"/>
+        </w:rPr>
+        <w:br w:type="page"/>
+      </w:r>
+    </w:p>
+    <w:p>
+      <w:pPr>
+        <w:pStyle w:val="TEKST"/>
+        <w:rPr>
+          <w:lang w:val="en-GB"/>
+        </w:rPr>
+      </w:pPr>
+      <w:r>
+        <w:rPr>
+          <w:noProof/>
+        </w:rPr>
+        <w:lastRenderedPageBreak/>
+        <mc:AlternateContent>
+          <mc:Choice Requires="wps">
+            <w:drawing>
+              <wp:anchor distT="0" distB="0" distL="114300" distR="114300" simplePos="0" relativeHeight="251694080" behindDoc="0" locked="0" layoutInCell="1" allowOverlap="1" wp14:anchorId="715B1434" wp14:editId="01A78A4C">
+                <wp:simplePos x="0" y="0"/>
+                <wp:positionH relativeFrom="column">
+                  <wp:posOffset>0</wp:posOffset>
+                </wp:positionH>
+                <wp:positionV relativeFrom="paragraph">
+                  <wp:posOffset>4635500</wp:posOffset>
+                </wp:positionV>
+                <wp:extent cx="5759450" cy="635"/>
+                <wp:effectExtent l="0" t="0" r="0" b="0"/>
+                <wp:wrapTopAndBottom/>
+                <wp:docPr id="500250416" name="Text Box 1"/>
+                <wp:cNvGraphicFramePr/>
+                <a:graphic xmlns:a="http://schemas.openxmlformats.org/drawingml/2006/main">
+                  <a:graphicData uri="http://schemas.microsoft.com/office/word/2010/wordprocessingShape">
+                    <wps:wsp>
+                      <wps:cNvSpPr txBox="1"/>
+                      <wps:spPr>
+                        <a:xfrm>
+                          <a:off x="0" y="0"/>
+                          <a:ext cx="5759450" cy="635"/>
+                        </a:xfrm>
+                        <a:prstGeom prst="rect">
+                          <a:avLst/>
+                        </a:prstGeom>
+                        <a:solidFill>
+                          <a:prstClr val="white"/>
+                        </a:solidFill>
+                        <a:ln>
+                          <a:noFill/>
+                        </a:ln>
+                      </wps:spPr>
+                      <wps:txbx>
+                        <w:txbxContent>
+                          <w:p>
+                            <w:pPr>
+                              <w:pStyle w:val="Caption"/>
+                              <w:rPr>
+                                <w:noProof/>
+                              </w:rPr>
+                            </w:pPr>
+                            <w:r>
+                              <w:t xml:space="preserve">Slika </w:t>
+                            </w:r>
+                            <w:r>
+                              <w:fldChar w:fldCharType="begin"/>
+                            </w:r>
+                            <w:r>
+                              <w:instrText xml:space="preserve"> SEQ Slika \* ARABIC </w:instrText>
+                            </w:r>
+                            <w:r>
+                              <w:fldChar w:fldCharType="separate"/>
+                            </w:r>
+                            <w:r>
+                              <w:rPr>
+                                <w:noProof/>
+                              </w:rPr>
+                              <w:t>12</w:t>
+                            </w:r>
+                            <w:r>
+                              <w:fldChar w:fldCharType="end"/>
+                            </w:r>
+                            <w:r>
+                              <w:t xml:space="preserve">. Usporedba orijentacije glave </w:t>
+                            </w:r>
+                            <w:proofErr w:type="spellStart"/>
+                            <w:r>
+                              <w:t>Frame</w:t>
+                            </w:r>
+                            <w:proofErr w:type="spellEnd"/>
+                            <w:r>
+                              <w:t xml:space="preserve"> 50</w:t>
+                            </w:r>
+                            <w:r>
+                              <w:t>8</w:t>
+                            </w:r>
+                          </w:p>
+                        </w:txbxContent>
+                      </wps:txbx>
+                      <wps:bodyPr rot="0" spcFirstLastPara="0" vertOverflow="overflow" horzOverflow="overflow" vert="horz" wrap="square" lIns="0" tIns="0" rIns="0" bIns="0" numCol="1" spcCol="0" rtlCol="0" fromWordArt="0" anchor="t" anchorCtr="0" forceAA="0" compatLnSpc="1">
+                        <a:prstTxWarp prst="textNoShape">
+                          <a:avLst/>
+                        </a:prstTxWarp>
+                        <a:spAutoFit/>
+                      </wps:bodyPr>
+                    </wps:wsp>
+                  </a:graphicData>
+                </a:graphic>
+              </wp:anchor>
+            </w:drawing>
+          </mc:Choice>
+          <mc:Fallback>
+            <w:pict>
+              <v:shape w14:anchorId="715B1434" id="_x0000_s1037" type="#_x0000_t202" style="position:absolute;left:0;text-align:left;margin-left:0;margin-top:365pt;width:453.5pt;height:.05pt;z-index:251694080;visibility:visible;mso-wrap-style:square;mso-wrap-distance-left:9pt;mso-wrap-distance-top:0;mso-wrap-distance-right:9pt;mso-wrap-distance-bottom:0;mso-position-horizontal:absolute;mso-position-horizontal-relative:text;mso-position-vertical:absolute;mso-position-vertical-relative:text;v-text-anchor:top" o:gfxdata="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" stroked="f">
+                <v:textbox style="mso-fit-shape-to-text:t" inset="0,0,0,0">
+                  <w:txbxContent>
+                    <w:p>
+                      <w:pPr>
+                        <w:pStyle w:val="Caption"/>
+                        <w:rPr>
+                          <w:noProof/>
+                        </w:rPr>
+                      </w:pPr>
+                      <w:r>
+                        <w:t xml:space="preserve">Slika </w:t>
+                      </w:r>
+                      <w:r>
+                        <w:fldChar w:fldCharType="begin"/>
+                      </w:r>
+                      <w:r>
+                        <w:instrText xml:space="preserve"> SEQ Slika \* ARABIC </w:instrText>
+                      </w:r>
+                      <w:r>
+                        <w:fldChar w:fldCharType="separate"/>
+                      </w:r>
+                      <w:r>
+                        <w:rPr>
+                          <w:noProof/>
+                        </w:rPr>
+                        <w:t>12</w:t>
+                      </w:r>
+                      <w:r>
+                        <w:fldChar w:fldCharType="end"/>
+                      </w:r>
+                      <w:r>
+                        <w:t xml:space="preserve">. Usporedba orijentacije glave </w:t>
+                      </w:r>
+                      <w:proofErr w:type="spellStart"/>
+                      <w:r>
+                        <w:t>Frame</w:t>
+                      </w:r>
+                      <w:proofErr w:type="spellEnd"/>
+                      <w:r>
+                        <w:t xml:space="preserve"> 50</w:t>
+                      </w:r>
+                      <w:r>
+                        <w:t>8</w:t>
+                      </w:r>
+                    </w:p>
+                  </w:txbxContent>
+                </v:textbox>
+                <w10:wrap type="topAndBottom"/>
+              </v:shape>
+            </w:pict>
+          </mc:Fallback>
+        </mc:AlternateContent>
+      </w:r>
+      <w:r>
+        <w:rPr>
+          <w:noProof/>
+        </w:rPr>
+        <w:drawing>
+          <wp:anchor distT="0" distB="0" distL="114300" distR="114300" simplePos="0" relativeHeight="251687936" behindDoc="0" locked="0" layoutInCell="1" allowOverlap="1" wp14:anchorId="5A8713F1" wp14:editId="1114DC9E">
+            <wp:simplePos x="0" y="0"/>
+            <wp:positionH relativeFrom="margin">
+              <wp:align>right</wp:align>
+            </wp:positionH>
+            <wp:positionV relativeFrom="paragraph">
+              <wp:posOffset>261033</wp:posOffset>
+            </wp:positionV>
+            <wp:extent cx="5759450" cy="4317365"/>
+            <wp:effectExtent l="0" t="0" r="0" b="6985"/>
+            <wp:wrapTopAndBottom/>
+            <wp:docPr id="656819541" name="Picture 9"/>
+            <wp:cNvGraphicFramePr>
+              <a:graphicFrameLocks xmlns:a="http://schemas.openxmlformats.org/drawingml/2006/main" noChangeAspect="1"/>
+            </wp:cNvGraphicFramePr>
+            <a:graphic xmlns:a="http://schemas.openxmlformats.org/drawingml/2006/main">
+              <a:graphicData uri="http://schemas.openxmlformats.org/drawingml/2006/picture">
+                <pic:pic xmlns:pic="http://schemas.openxmlformats.org/drawingml/2006/picture">
+                  <pic:nvPicPr>
+                    <pic:cNvPr id="0" name="Picture 32"/>
+                    <pic:cNvPicPr>
+                      <a:picLocks noChangeAspect="1" noChangeArrowheads="1"/>
+                    </pic:cNvPicPr>
+                  </pic:nvPicPr>
+                  <pic:blipFill>
+                    <a:blip r:embed="rId21">
+                      <a:extLst>
+                        <a:ext uri="{28A0092B-C50C-407E-A947-70E740481C1C}">
+                          <a14:useLocalDpi xmlns:a14="http://schemas.microsoft.com/office/drawing/2010/main" val="0"/>
+                        </a:ext>
+                      </a:extLst>
+                    </a:blip>
+                    <a:srcRect/>
+                    <a:stretch>
+                      <a:fillRect/>
+                    </a:stretch>
+                  </pic:blipFill>
+                  <pic:spPr bwMode="auto">
+                    <a:xfrm>
+                      <a:off x="0" y="0"/>
+                      <a:ext cx="5759450" cy="4317365"/>
+                    </a:xfrm>
+                    <a:prstGeom prst="rect">
+                      <a:avLst/>
+                    </a:prstGeom>
+                    <a:noFill/>
+                    <a:ln>
+                      <a:noFill/>
+                    </a:ln>
+                  </pic:spPr>
+                </pic:pic>
+              </a:graphicData>
+            </a:graphic>
+          </wp:anchor>
+        </w:drawing>
+      </w:r>
     </w:p>
     <w:p>
       <w:pPr>
